--- a/doc/CS673_STD_team3.docx
+++ b/doc/CS673_STD_team3.docx
@@ -2421,7 +2421,7 @@
     </w:p>
     <w:sdt>
       <w:sdtPr>
-        <w:id w:val="663142436"/>
+        <w:id w:val="-1420760486"/>
         <w:docPartObj>
           <w:docPartGallery w:val="Table of Contents"/>
           <w:docPartUnique w:val="1"/>
@@ -5106,6 +5106,38 @@
         <w:ind w:left="720" w:firstLine="0"/>
         <w:rPr/>
       </w:pPr>
+      <w:r>
+        <w:rPr>
+          <w:rtl w:val="0"/>
+        </w:rPr>
+        <w:t xml:space="preserve">       </w:t>
+      </w:r>
+      <w:r>
+        <w:rPr>
+          <w:b w:val="1"/>
+          <w:bCs w:val="1"/>
+          <w:rtl w:val="0"/>
+        </w:rPr>
+        <w:t xml:space="preserve">     Branch:</w:t>
+      </w:r>
+      <w:r>
+        <w:rPr>
+          <w:rtl w:val="0"/>
+        </w:rPr>
+        <w:t xml:space="preserve"> Development [ We are not merging our test automation code in the production (main) branch for now.]</w:t>
+      </w:r>
+    </w:p>
+    <w:p>
+      <w:pPr>
+        <w:ind w:left="720" w:firstLine="0"/>
+        <w:rPr/>
+      </w:pPr>
+      <w:r>
+        <w:rPr>
+          <w:rtl w:val="0"/>
+        </w:rPr>
+        <w:t xml:space="preserve">Location: </w:t>
+      </w:r>
       <w:hyperlink r:id="rId11">
         <w:r>
           <w:rPr>
@@ -9945,6 +9977,7 @@
               <w:rPr>
                 <w:rtl w:val="0"/>
               </w:rPr>
+              <w:t xml:space="preserve">Team 3</w:t>
             </w:r>
           </w:p>
         </w:tc>

--- a/doc/CS673_STD_team3.docx
+++ b/doc/CS673_STD_team3.docx
@@ -49,12 +49,12 @@
             <wp:extent cx="1133475" cy="847725"/>
             <wp:effectExtent b="0" l="0" r="0" t="0"/>
             <wp:wrapSquare wrapText="bothSides" distB="19050" distT="19050" distL="19050" distR="19050"/>
-            <wp:docPr id="2" name="image1.png"/>
+            <wp:docPr id="2" name="image2.png"/>
             <a:graphic>
               <a:graphicData uri="http://schemas.openxmlformats.org/drawingml/2006/picture">
                 <pic:pic>
                   <pic:nvPicPr>
-                    <pic:cNvPr id="0" name="image1.png"/>
+                    <pic:cNvPr id="0" name="image2.png"/>
                     <pic:cNvPicPr preferRelativeResize="0"/>
                   </pic:nvPicPr>
                   <pic:blipFill>
@@ -1007,18 +1007,7 @@
           </w:tcPr>
           <w:p>
             <w:pPr>
-              <w:keepNext w:val="0"/>
-              <w:keepLines w:val="0"/>
-              <w:pageBreakBefore w:val="0"/>
-              <w:widowControl w:val="0"/>
-              <w:pBdr>
-                <w:top w:space="0" w:sz="0" w:val="nil"/>
-                <w:left w:space="0" w:sz="0" w:val="nil"/>
-                <w:bottom w:space="0" w:sz="0" w:val="nil"/>
-                <w:right w:space="0" w:sz="0" w:val="nil"/>
-                <w:between w:space="0" w:sz="0" w:val="nil"/>
-              </w:pBdr>
-              <w:shd w:fill="auto" w:val="clear"/>
+              <w:widowControl w:val="0"/>
               <w:spacing w:line="240" w:lineRule="auto"/>
               <w:rPr>
                 <w:sz w:val="24"/>
@@ -1027,47 +1016,11 @@
             </w:pPr>
             <w:r>
               <w:rPr>
-                <w:rtl w:val="0"/>
-              </w:rPr>
-            </w:r>
-          </w:p>
-        </w:tc>
-        <w:tc>
-          <w:tcPr>
-            <w:shd w:fill="auto" w:val="clear"/>
-            <w:tcMar>
-              <w:top w:w="100.0" w:type="dxa"/>
-              <w:left w:w="100.0" w:type="dxa"/>
-              <w:bottom w:w="100.0" w:type="dxa"/>
-              <w:right w:w="100.0" w:type="dxa"/>
-            </w:tcMar>
-            <w:vAlign w:val="top"/>
-          </w:tcPr>
-          <w:p>
-            <w:pPr>
-              <w:keepNext w:val="0"/>
-              <w:keepLines w:val="0"/>
-              <w:pageBreakBefore w:val="0"/>
-              <w:widowControl w:val="0"/>
-              <w:pBdr>
-                <w:top w:space="0" w:sz="0" w:val="nil"/>
-                <w:left w:space="0" w:sz="0" w:val="nil"/>
-                <w:bottom w:space="0" w:sz="0" w:val="nil"/>
-                <w:right w:space="0" w:sz="0" w:val="nil"/>
-                <w:between w:space="0" w:sz="0" w:val="nil"/>
-              </w:pBdr>
-              <w:shd w:fill="auto" w:val="clear"/>
-              <w:spacing w:after="0" w:before="0" w:line="240" w:lineRule="auto"/>
-              <w:ind w:left="0" w:firstLine="0"/>
-              <w:rPr>
                 <w:sz w:val="24"/>
                 <w:szCs w:val="24"/>
-              </w:rPr>
-            </w:pPr>
-            <w:r>
-              <w:rPr>
-                <w:rtl w:val="0"/>
-              </w:rPr>
+                <w:rtl w:val="0"/>
+              </w:rPr>
+              <w:t xml:space="preserve">Yuting Shi </w:t>
             </w:r>
           </w:p>
         </w:tc>
@@ -1084,20 +1037,37 @@
           </w:tcPr>
           <w:p>
             <w:pPr>
-              <w:keepNext w:val="0"/>
-              <w:keepLines w:val="0"/>
-              <w:pageBreakBefore w:val="0"/>
-              <w:widowControl w:val="0"/>
-              <w:pBdr>
-                <w:top w:space="0" w:sz="0" w:val="nil"/>
-                <w:left w:space="0" w:sz="0" w:val="nil"/>
-                <w:bottom w:space="0" w:sz="0" w:val="nil"/>
-                <w:right w:space="0" w:sz="0" w:val="nil"/>
-                <w:between w:space="0" w:sz="0" w:val="nil"/>
-              </w:pBdr>
-              <w:shd w:fill="auto" w:val="clear"/>
-              <w:spacing w:after="0" w:before="0" w:line="240" w:lineRule="auto"/>
-              <w:ind w:left="0" w:firstLine="0"/>
+              <w:widowControl w:val="0"/>
+              <w:rPr>
+                <w:sz w:val="24"/>
+                <w:szCs w:val="24"/>
+              </w:rPr>
+            </w:pPr>
+            <w:r>
+              <w:rPr>
+                <w:sz w:val="24"/>
+                <w:szCs w:val="24"/>
+                <w:rtl w:val="0"/>
+              </w:rPr>
+              <w:t xml:space="preserve">Design and implementation lead &amp;  Configuration Lead</w:t>
+            </w:r>
+          </w:p>
+        </w:tc>
+        <w:tc>
+          <w:tcPr>
+            <w:shd w:fill="auto" w:val="clear"/>
+            <w:tcMar>
+              <w:top w:w="100.0" w:type="dxa"/>
+              <w:left w:w="100.0" w:type="dxa"/>
+              <w:bottom w:w="100.0" w:type="dxa"/>
+              <w:right w:w="100.0" w:type="dxa"/>
+            </w:tcMar>
+            <w:vAlign w:val="top"/>
+          </w:tcPr>
+          <w:p>
+            <w:pPr>
+              <w:widowControl w:val="0"/>
+              <w:spacing w:line="240" w:lineRule="auto"/>
               <w:rPr>
                 <w:i w:val="1"/>
                 <w:iCs w:val="1"/>
@@ -1108,48 +1078,46 @@
             </w:pPr>
             <w:r>
               <w:rPr>
-                <w:rtl w:val="0"/>
-              </w:rPr>
-            </w:r>
-          </w:p>
-        </w:tc>
-        <w:tc>
-          <w:tcPr>
-            <w:shd w:fill="auto" w:val="clear"/>
-            <w:tcMar>
-              <w:top w:w="100.0" w:type="dxa"/>
-              <w:left w:w="100.0" w:type="dxa"/>
-              <w:bottom w:w="100.0" w:type="dxa"/>
-              <w:right w:w="100.0" w:type="dxa"/>
-            </w:tcMar>
-            <w:vAlign w:val="top"/>
-          </w:tcPr>
-          <w:p>
-            <w:pPr>
-              <w:keepNext w:val="0"/>
-              <w:keepLines w:val="0"/>
-              <w:pageBreakBefore w:val="0"/>
-              <w:widowControl w:val="0"/>
-              <w:pBdr>
-                <w:top w:space="0" w:sz="0" w:val="nil"/>
-                <w:left w:space="0" w:sz="0" w:val="nil"/>
-                <w:bottom w:space="0" w:sz="0" w:val="nil"/>
-                <w:right w:space="0" w:sz="0" w:val="nil"/>
-                <w:between w:space="0" w:sz="0" w:val="nil"/>
-              </w:pBdr>
-              <w:shd w:fill="auto" w:val="clear"/>
-              <w:spacing w:after="0" w:before="0" w:line="240" w:lineRule="auto"/>
-              <w:ind w:left="0" w:firstLine="0"/>
-              <w:rPr>
+                <w:i w:val="1"/>
+                <w:iCs w:val="1"/>
                 <w:sz w:val="24"/>
                 <w:szCs w:val="24"/>
                 <w:u w:val="single"/>
-              </w:rPr>
-            </w:pPr>
-            <w:r>
-              <w:rPr>
-                <w:rtl w:val="0"/>
-              </w:rPr>
+                <w:rtl w:val="0"/>
+              </w:rPr>
+              <w:t xml:space="preserve">Yuting Shi </w:t>
+            </w:r>
+          </w:p>
+        </w:tc>
+        <w:tc>
+          <w:tcPr>
+            <w:shd w:fill="auto" w:val="clear"/>
+            <w:tcMar>
+              <w:top w:w="100.0" w:type="dxa"/>
+              <w:left w:w="100.0" w:type="dxa"/>
+              <w:bottom w:w="100.0" w:type="dxa"/>
+              <w:right w:w="100.0" w:type="dxa"/>
+            </w:tcMar>
+            <w:vAlign w:val="top"/>
+          </w:tcPr>
+          <w:p>
+            <w:pPr>
+              <w:widowControl w:val="0"/>
+              <w:spacing w:line="240" w:lineRule="auto"/>
+              <w:rPr>
+                <w:sz w:val="24"/>
+                <w:szCs w:val="24"/>
+                <w:u w:val="single"/>
+              </w:rPr>
+            </w:pPr>
+            <w:r>
+              <w:rPr>
+                <w:sz w:val="24"/>
+                <w:szCs w:val="24"/>
+                <w:u w:val="single"/>
+                <w:rtl w:val="0"/>
+              </w:rPr>
+              <w:t xml:space="preserve">5/27/2026</w:t>
             </w:r>
           </w:p>
         </w:tc>
@@ -1391,9 +1359,6 @@
               <w:ind w:left="0" w:right="0" w:firstLine="0"/>
               <w:jc w:val="left"/>
               <w:rPr>
-                <w:rFonts w:ascii="Arial" w:cs="Arial" w:eastAsia="Arial" w:hAnsi="Arial"/>
-                <w:b w:val="0"/>
-                <w:bCs w:val="0"/>
                 <w:i w:val="0"/>
                 <w:iCs w:val="0"/>
                 <w:smallCaps w:val="0"/>
@@ -1441,9 +1406,6 @@
               <w:ind w:left="0" w:right="0" w:firstLine="0"/>
               <w:jc w:val="left"/>
               <w:rPr>
-                <w:rFonts w:ascii="Arial" w:cs="Arial" w:eastAsia="Arial" w:hAnsi="Arial"/>
-                <w:b w:val="0"/>
-                <w:bCs w:val="0"/>
                 <w:i w:val="1"/>
                 <w:iCs w:val="1"/>
                 <w:smallCaps w:val="0"/>
@@ -1492,9 +1454,6 @@
               <w:ind w:left="0" w:right="0" w:firstLine="0"/>
               <w:jc w:val="left"/>
               <w:rPr>
-                <w:rFonts w:ascii="Arial" w:cs="Arial" w:eastAsia="Arial" w:hAnsi="Arial"/>
-                <w:b w:val="0"/>
-                <w:bCs w:val="0"/>
                 <w:i w:val="0"/>
                 <w:iCs w:val="0"/>
                 <w:smallCaps w:val="0"/>
@@ -1587,9 +1546,6 @@
               <w:ind w:left="0" w:right="0" w:firstLine="0"/>
               <w:jc w:val="left"/>
               <w:rPr>
-                <w:rFonts w:ascii="Arial" w:cs="Arial" w:eastAsia="Arial" w:hAnsi="Arial"/>
-                <w:b w:val="0"/>
-                <w:bCs w:val="0"/>
                 <w:i w:val="0"/>
                 <w:iCs w:val="0"/>
                 <w:smallCaps w:val="0"/>
@@ -1637,9 +1593,6 @@
               <w:ind w:left="0" w:right="0" w:firstLine="0"/>
               <w:jc w:val="left"/>
               <w:rPr>
-                <w:rFonts w:ascii="Arial" w:cs="Arial" w:eastAsia="Arial" w:hAnsi="Arial"/>
-                <w:b w:val="0"/>
-                <w:bCs w:val="0"/>
                 <w:i w:val="1"/>
                 <w:iCs w:val="1"/>
                 <w:smallCaps w:val="0"/>
@@ -1688,9 +1641,6 @@
               <w:ind w:left="0" w:right="0" w:firstLine="0"/>
               <w:jc w:val="left"/>
               <w:rPr>
-                <w:rFonts w:ascii="Arial" w:cs="Arial" w:eastAsia="Arial" w:hAnsi="Arial"/>
-                <w:b w:val="0"/>
-                <w:bCs w:val="0"/>
                 <w:i w:val="0"/>
                 <w:iCs w:val="0"/>
                 <w:smallCaps w:val="0"/>
@@ -2370,6 +2320,354 @@
           </w:p>
         </w:tc>
       </w:tr>
+      <w:tr>
+        <w:trPr>
+          <w:cantSplit w:val="0"/>
+          <w:tblHeader w:val="0"/>
+        </w:trPr>
+        <w:tc>
+          <w:tcPr>
+            <w:shd w:fill="auto" w:val="clear"/>
+            <w:tcMar>
+              <w:top w:w="100.0" w:type="dxa"/>
+              <w:left w:w="100.0" w:type="dxa"/>
+              <w:bottom w:w="100.0" w:type="dxa"/>
+              <w:right w:w="100.0" w:type="dxa"/>
+            </w:tcMar>
+            <w:vAlign w:val="top"/>
+          </w:tcPr>
+          <w:p>
+            <w:pPr>
+              <w:widowControl w:val="0"/>
+              <w:spacing w:line="240" w:lineRule="auto"/>
+              <w:rPr>
+                <w:b w:val="1"/>
+                <w:bCs w:val="1"/>
+                <w:sz w:val="24"/>
+                <w:szCs w:val="24"/>
+                <w:u w:val="single"/>
+              </w:rPr>
+            </w:pPr>
+            <w:r>
+              <w:rPr>
+                <w:b w:val="1"/>
+                <w:bCs w:val="1"/>
+                <w:sz w:val="24"/>
+                <w:szCs w:val="24"/>
+                <w:u w:val="single"/>
+                <w:rtl w:val="0"/>
+              </w:rPr>
+              <w:t xml:space="preserve">1.0</w:t>
+            </w:r>
+          </w:p>
+        </w:tc>
+        <w:tc>
+          <w:tcPr>
+            <w:shd w:fill="auto" w:val="clear"/>
+            <w:tcMar>
+              <w:top w:w="100.0" w:type="dxa"/>
+              <w:left w:w="100.0" w:type="dxa"/>
+              <w:bottom w:w="100.0" w:type="dxa"/>
+              <w:right w:w="100.0" w:type="dxa"/>
+            </w:tcMar>
+            <w:vAlign w:val="top"/>
+          </w:tcPr>
+          <w:p>
+            <w:pPr>
+              <w:keepNext w:val="0"/>
+              <w:keepLines w:val="0"/>
+              <w:pageBreakBefore w:val="0"/>
+              <w:widowControl w:val="0"/>
+              <w:pBdr>
+                <w:top w:space="0" w:sz="0" w:val="nil"/>
+                <w:left w:space="0" w:sz="0" w:val="nil"/>
+                <w:bottom w:space="0" w:sz="0" w:val="nil"/>
+                <w:right w:space="0" w:sz="0" w:val="nil"/>
+                <w:between w:space="0" w:sz="0" w:val="nil"/>
+              </w:pBdr>
+              <w:shd w:fill="auto" w:val="clear"/>
+              <w:spacing w:after="0" w:before="0" w:line="240" w:lineRule="auto"/>
+              <w:ind w:left="0" w:firstLine="0"/>
+              <w:rPr>
+                <w:b w:val="1"/>
+                <w:bCs w:val="1"/>
+                <w:sz w:val="24"/>
+                <w:szCs w:val="24"/>
+                <w:u w:val="single"/>
+              </w:rPr>
+            </w:pPr>
+            <w:r>
+              <w:rPr>
+                <w:b w:val="1"/>
+                <w:bCs w:val="1"/>
+                <w:sz w:val="24"/>
+                <w:szCs w:val="24"/>
+                <w:u w:val="single"/>
+                <w:rtl w:val="0"/>
+              </w:rPr>
+              <w:t xml:space="preserve">Vy Trinh</w:t>
+            </w:r>
+          </w:p>
+        </w:tc>
+        <w:tc>
+          <w:tcPr>
+            <w:shd w:fill="auto" w:val="clear"/>
+            <w:tcMar>
+              <w:top w:w="100.0" w:type="dxa"/>
+              <w:left w:w="100.0" w:type="dxa"/>
+              <w:bottom w:w="100.0" w:type="dxa"/>
+              <w:right w:w="100.0" w:type="dxa"/>
+            </w:tcMar>
+            <w:vAlign w:val="top"/>
+          </w:tcPr>
+          <w:p>
+            <w:pPr>
+              <w:widowControl w:val="0"/>
+              <w:spacing w:line="240" w:lineRule="auto"/>
+              <w:rPr>
+                <w:b w:val="1"/>
+                <w:bCs w:val="1"/>
+                <w:sz w:val="24"/>
+                <w:szCs w:val="24"/>
+                <w:u w:val="single"/>
+              </w:rPr>
+            </w:pPr>
+            <w:r>
+              <w:rPr>
+                <w:b w:val="1"/>
+                <w:bCs w:val="1"/>
+                <w:sz w:val="24"/>
+                <w:szCs w:val="24"/>
+                <w:u w:val="single"/>
+                <w:rtl w:val="0"/>
+              </w:rPr>
+              <w:t xml:space="preserve">06/07/2026</w:t>
+            </w:r>
+          </w:p>
+        </w:tc>
+        <w:tc>
+          <w:tcPr>
+            <w:shd w:fill="auto" w:val="clear"/>
+            <w:tcMar>
+              <w:top w:w="100.0" w:type="dxa"/>
+              <w:left w:w="100.0" w:type="dxa"/>
+              <w:bottom w:w="100.0" w:type="dxa"/>
+              <w:right w:w="100.0" w:type="dxa"/>
+            </w:tcMar>
+            <w:vAlign w:val="top"/>
+          </w:tcPr>
+          <w:p>
+            <w:pPr>
+              <w:keepNext w:val="0"/>
+              <w:keepLines w:val="0"/>
+              <w:pageBreakBefore w:val="0"/>
+              <w:widowControl w:val="0"/>
+              <w:pBdr>
+                <w:top w:space="0" w:sz="0" w:val="nil"/>
+                <w:left w:space="0" w:sz="0" w:val="nil"/>
+                <w:bottom w:space="0" w:sz="0" w:val="nil"/>
+                <w:right w:space="0" w:sz="0" w:val="nil"/>
+                <w:between w:space="0" w:sz="0" w:val="nil"/>
+              </w:pBdr>
+              <w:shd w:fill="auto" w:val="clear"/>
+              <w:spacing w:after="0" w:before="0" w:line="240" w:lineRule="auto"/>
+              <w:ind w:left="0" w:firstLine="0"/>
+              <w:rPr>
+                <w:b w:val="1"/>
+                <w:bCs w:val="1"/>
+                <w:sz w:val="24"/>
+                <w:szCs w:val="24"/>
+                <w:u w:val="single"/>
+              </w:rPr>
+            </w:pPr>
+            <w:r>
+              <w:rPr>
+                <w:b w:val="1"/>
+                <w:bCs w:val="1"/>
+                <w:sz w:val="24"/>
+                <w:szCs w:val="24"/>
+                <w:u w:val="single"/>
+                <w:rtl w:val="0"/>
+              </w:rPr>
+              <w:t xml:space="preserve">Added User Story Input testing, MongoDB persistence testing, AI Test Case Generation testing, Vector Database integration testing, API validation testing, and updated testing metrics for Iteration 2</w:t>
+            </w:r>
+          </w:p>
+        </w:tc>
+      </w:tr>
+      <w:tr>
+        <w:trPr>
+          <w:cantSplit w:val="0"/>
+          <w:tblHeader w:val="0"/>
+        </w:trPr>
+        <w:tc>
+          <w:tcPr>
+            <w:shd w:fill="auto" w:val="clear"/>
+            <w:tcMar>
+              <w:top w:w="100.0" w:type="dxa"/>
+              <w:left w:w="100.0" w:type="dxa"/>
+              <w:bottom w:w="100.0" w:type="dxa"/>
+              <w:right w:w="100.0" w:type="dxa"/>
+            </w:tcMar>
+            <w:vAlign w:val="top"/>
+          </w:tcPr>
+          <w:p>
+            <w:pPr>
+              <w:widowControl w:val="0"/>
+              <w:spacing w:line="240" w:lineRule="auto"/>
+              <w:rPr>
+                <w:b w:val="1"/>
+                <w:bCs w:val="1"/>
+                <w:sz w:val="24"/>
+                <w:szCs w:val="24"/>
+                <w:u w:val="single"/>
+              </w:rPr>
+            </w:pPr>
+            <w:r>
+              <w:rPr>
+                <w:b w:val="1"/>
+                <w:bCs w:val="1"/>
+                <w:sz w:val="24"/>
+                <w:szCs w:val="24"/>
+                <w:u w:val="single"/>
+                <w:rtl w:val="0"/>
+              </w:rPr>
+              <w:t xml:space="preserve">2.1</w:t>
+            </w:r>
+          </w:p>
+        </w:tc>
+        <w:tc>
+          <w:tcPr>
+            <w:shd w:fill="auto" w:val="clear"/>
+            <w:tcMar>
+              <w:top w:w="100.0" w:type="dxa"/>
+              <w:left w:w="100.0" w:type="dxa"/>
+              <w:bottom w:w="100.0" w:type="dxa"/>
+              <w:right w:w="100.0" w:type="dxa"/>
+            </w:tcMar>
+            <w:vAlign w:val="top"/>
+          </w:tcPr>
+          <w:p>
+            <w:pPr>
+              <w:keepNext w:val="0"/>
+              <w:keepLines w:val="0"/>
+              <w:pageBreakBefore w:val="0"/>
+              <w:widowControl w:val="0"/>
+              <w:pBdr>
+                <w:top w:space="0" w:sz="0" w:val="nil"/>
+                <w:left w:space="0" w:sz="0" w:val="nil"/>
+                <w:bottom w:space="0" w:sz="0" w:val="nil"/>
+                <w:right w:space="0" w:sz="0" w:val="nil"/>
+                <w:between w:space="0" w:sz="0" w:val="nil"/>
+              </w:pBdr>
+              <w:shd w:fill="auto" w:val="clear"/>
+              <w:spacing w:after="0" w:before="0" w:line="240" w:lineRule="auto"/>
+              <w:ind w:left="0" w:firstLine="0"/>
+              <w:rPr>
+                <w:b w:val="1"/>
+                <w:bCs w:val="1"/>
+                <w:sz w:val="24"/>
+                <w:szCs w:val="24"/>
+                <w:u w:val="single"/>
+              </w:rPr>
+            </w:pPr>
+            <w:r>
+              <w:rPr>
+                <w:b w:val="1"/>
+                <w:bCs w:val="1"/>
+                <w:sz w:val="24"/>
+                <w:szCs w:val="24"/>
+                <w:u w:val="single"/>
+                <w:rtl w:val="0"/>
+              </w:rPr>
+              <w:t xml:space="preserve">Jannatul Tuba</w:t>
+            </w:r>
+          </w:p>
+        </w:tc>
+        <w:tc>
+          <w:tcPr>
+            <w:shd w:fill="auto" w:val="clear"/>
+            <w:tcMar>
+              <w:top w:w="100.0" w:type="dxa"/>
+              <w:left w:w="100.0" w:type="dxa"/>
+              <w:bottom w:w="100.0" w:type="dxa"/>
+              <w:right w:w="100.0" w:type="dxa"/>
+            </w:tcMar>
+            <w:vAlign w:val="top"/>
+          </w:tcPr>
+          <w:p>
+            <w:pPr>
+              <w:widowControl w:val="0"/>
+              <w:spacing w:line="240" w:lineRule="auto"/>
+              <w:rPr>
+                <w:b w:val="1"/>
+                <w:bCs w:val="1"/>
+                <w:sz w:val="24"/>
+                <w:szCs w:val="24"/>
+                <w:u w:val="single"/>
+              </w:rPr>
+            </w:pPr>
+            <w:r>
+              <w:rPr>
+                <w:b w:val="1"/>
+                <w:bCs w:val="1"/>
+                <w:sz w:val="24"/>
+                <w:szCs w:val="24"/>
+                <w:u w:val="single"/>
+                <w:rtl w:val="0"/>
+              </w:rPr>
+              <w:t xml:space="preserve">06/09/2026</w:t>
+            </w:r>
+          </w:p>
+        </w:tc>
+        <w:tc>
+          <w:tcPr>
+            <w:shd w:fill="auto" w:val="clear"/>
+            <w:tcMar>
+              <w:top w:w="100.0" w:type="dxa"/>
+              <w:left w:w="100.0" w:type="dxa"/>
+              <w:bottom w:w="100.0" w:type="dxa"/>
+              <w:right w:w="100.0" w:type="dxa"/>
+            </w:tcMar>
+            <w:vAlign w:val="top"/>
+          </w:tcPr>
+          <w:p>
+            <w:pPr>
+              <w:keepNext w:val="0"/>
+              <w:keepLines w:val="0"/>
+              <w:pageBreakBefore w:val="0"/>
+              <w:widowControl w:val="0"/>
+              <w:pBdr>
+                <w:top w:space="0" w:sz="0" w:val="nil"/>
+                <w:left w:space="0" w:sz="0" w:val="nil"/>
+                <w:bottom w:space="0" w:sz="0" w:val="nil"/>
+                <w:right w:space="0" w:sz="0" w:val="nil"/>
+                <w:between w:space="0" w:sz="0" w:val="nil"/>
+              </w:pBdr>
+              <w:shd w:fill="auto" w:val="clear"/>
+              <w:spacing w:after="0" w:before="0" w:line="240" w:lineRule="auto"/>
+              <w:ind w:left="0" w:firstLine="0"/>
+              <w:rPr>
+                <w:b w:val="1"/>
+                <w:bCs w:val="1"/>
+                <w:sz w:val="24"/>
+                <w:szCs w:val="24"/>
+                <w:u w:val="single"/>
+              </w:rPr>
+            </w:pPr>
+            <w:r>
+              <w:rPr>
+                <w:b w:val="1"/>
+                <w:bCs w:val="1"/>
+                <w:sz w:val="24"/>
+                <w:szCs w:val="24"/>
+                <w:u w:val="single"/>
+                <w:rtl w:val="0"/>
+              </w:rPr>
+              <w:t xml:space="preserve">Setup github action, db connection for testing, performed manual testing and for project, test generation, test casemanagement, fixed test automan broken test cases</w:t>
+            </w:r>
+          </w:p>
+        </w:tc>
+      </w:tr>
     </w:tbl>
     <w:p>
       <w:pPr>
@@ -2421,7 +2719,7 @@
     </w:p>
     <w:sdt>
       <w:sdtPr>
-        <w:id w:val="-1420760486"/>
+        <w:id w:val="1415538943"/>
         <w:docPartObj>
           <w:docPartGallery w:val="Table of Contents"/>
           <w:docPartUnique w:val="1"/>
@@ -2433,9 +2731,6 @@
             <w:spacing w:before="80" w:line="240" w:lineRule="auto"/>
             <w:ind w:left="0" w:firstLine="0"/>
             <w:rPr>
-              <w:rFonts w:ascii="Arial" w:cs="Arial" w:eastAsia="Arial" w:hAnsi="Arial"/>
-              <w:b w:val="0"/>
-              <w:bCs w:val="0"/>
               <w:i w:val="0"/>
               <w:iCs w:val="0"/>
               <w:smallCaps w:val="0"/>
@@ -2456,9 +2751,6 @@
           <w:hyperlink w:anchor="_sm5odwyvuk3j">
             <w:r>
               <w:rPr>
-                <w:rFonts w:ascii="Arial" w:cs="Arial" w:eastAsia="Arial" w:hAnsi="Arial"/>
-                <w:b w:val="0"/>
-                <w:bCs w:val="0"/>
                 <w:i w:val="0"/>
                 <w:iCs w:val="0"/>
                 <w:smallCaps w:val="0"/>
@@ -2485,9 +2777,6 @@
             <w:spacing w:before="200" w:line="240" w:lineRule="auto"/>
             <w:ind w:left="0" w:firstLine="0"/>
             <w:rPr>
-              <w:rFonts w:ascii="Arial" w:cs="Arial" w:eastAsia="Arial" w:hAnsi="Arial"/>
-              <w:b w:val="0"/>
-              <w:bCs w:val="0"/>
               <w:i w:val="0"/>
               <w:iCs w:val="0"/>
               <w:smallCaps w:val="0"/>
@@ -2503,9 +2792,6 @@
           <w:hyperlink w:anchor="_pqso2mbjyzx4">
             <w:r>
               <w:rPr>
-                <w:rFonts w:ascii="Arial" w:cs="Arial" w:eastAsia="Arial" w:hAnsi="Arial"/>
-                <w:b w:val="0"/>
-                <w:bCs w:val="0"/>
                 <w:i w:val="0"/>
                 <w:iCs w:val="0"/>
                 <w:smallCaps w:val="0"/>
@@ -2532,9 +2818,6 @@
             <w:spacing w:before="200" w:line="240" w:lineRule="auto"/>
             <w:ind w:left="0" w:firstLine="0"/>
             <w:rPr>
-              <w:rFonts w:ascii="Arial" w:cs="Arial" w:eastAsia="Arial" w:hAnsi="Arial"/>
-              <w:b w:val="0"/>
-              <w:bCs w:val="0"/>
               <w:i w:val="0"/>
               <w:iCs w:val="0"/>
               <w:smallCaps w:val="0"/>
@@ -2550,9 +2833,6 @@
           <w:hyperlink w:anchor="_mtfbusfb0eq3">
             <w:r>
               <w:rPr>
-                <w:rFonts w:ascii="Arial" w:cs="Arial" w:eastAsia="Arial" w:hAnsi="Arial"/>
-                <w:b w:val="0"/>
-                <w:bCs w:val="0"/>
                 <w:i w:val="0"/>
                 <w:iCs w:val="0"/>
                 <w:smallCaps w:val="0"/>
@@ -2604,9 +2884,6 @@
             <w:spacing w:before="200" w:line="240" w:lineRule="auto"/>
             <w:ind w:left="0" w:firstLine="0"/>
             <w:rPr>
-              <w:rFonts w:ascii="Arial" w:cs="Arial" w:eastAsia="Arial" w:hAnsi="Arial"/>
-              <w:b w:val="0"/>
-              <w:bCs w:val="0"/>
               <w:i w:val="0"/>
               <w:iCs w:val="0"/>
               <w:smallCaps w:val="0"/>
@@ -2622,9 +2899,6 @@
           <w:hyperlink w:anchor="_15tmymhipvdv">
             <w:r>
               <w:rPr>
-                <w:rFonts w:ascii="Arial" w:cs="Arial" w:eastAsia="Arial" w:hAnsi="Arial"/>
-                <w:b w:val="0"/>
-                <w:bCs w:val="0"/>
                 <w:i w:val="0"/>
                 <w:iCs w:val="0"/>
                 <w:smallCaps w:val="0"/>
@@ -2651,9 +2925,6 @@
             <w:spacing w:after="80" w:before="200" w:line="240" w:lineRule="auto"/>
             <w:ind w:left="0" w:firstLine="0"/>
             <w:rPr>
-              <w:rFonts w:ascii="Arial" w:cs="Arial" w:eastAsia="Arial" w:hAnsi="Arial"/>
-              <w:b w:val="0"/>
-              <w:bCs w:val="0"/>
               <w:i w:val="0"/>
               <w:iCs w:val="0"/>
               <w:smallCaps w:val="0"/>
@@ -2669,9 +2940,6 @@
           <w:hyperlink w:anchor="_8n34lvocupub">
             <w:r>
               <w:rPr>
-                <w:rFonts w:ascii="Arial" w:cs="Arial" w:eastAsia="Arial" w:hAnsi="Arial"/>
-                <w:b w:val="0"/>
-                <w:bCs w:val="0"/>
                 <w:i w:val="0"/>
                 <w:iCs w:val="0"/>
                 <w:smallCaps w:val="0"/>
@@ -2741,19 +3009,21 @@
         <w:shd w:fill="auto" w:val="clear"/>
         <w:ind w:left="720" w:hanging="360"/>
         <w:rPr>
-          <w:u w:val="none"/>
+          <w:rFonts w:ascii="Arial" w:cs="Arial" w:eastAsia="Arial" w:hAnsi="Arial"/>
         </w:rPr>
       </w:pPr>
       <w:bookmarkStart w:colFirst="0" w:colLast="0" w:name="_sm5odwyvuk3j" w:id="0"/>
       <w:bookmarkEnd w:id="0"/>
       <w:r>
         <w:rPr>
+          <w:rFonts w:ascii="Arial" w:cs="Arial" w:eastAsia="Arial" w:hAnsi="Arial"/>
           <w:rtl w:val="0"/>
         </w:rPr>
         <w:t xml:space="preserve">Testing</w:t>
       </w:r>
       <w:r>
         <w:rPr>
+          <w:rFonts w:ascii="Arial" w:cs="Arial" w:eastAsia="Arial" w:hAnsi="Arial"/>
           <w:rtl w:val="0"/>
         </w:rPr>
         <w:t xml:space="preserve"> Summary </w:t>
@@ -2903,6 +3173,7 @@
         </w:numPr>
         <w:spacing w:after="0" w:afterAutospacing="0" w:before="240" w:lineRule="auto"/>
         <w:ind w:left="1710" w:firstLine="0"/>
+        <w:rPr/>
       </w:pPr>
       <w:r>
         <w:rPr>
@@ -2919,6 +3190,7 @@
         </w:numPr>
         <w:spacing w:after="0" w:afterAutospacing="0" w:before="0" w:beforeAutospacing="0" w:lineRule="auto"/>
         <w:ind w:left="1710" w:firstLine="0"/>
+        <w:rPr/>
       </w:pPr>
       <w:r>
         <w:rPr>
@@ -2935,6 +3207,7 @@
         </w:numPr>
         <w:spacing w:after="0" w:afterAutospacing="0" w:before="0" w:beforeAutospacing="0" w:lineRule="auto"/>
         <w:ind w:left="1710" w:firstLine="0"/>
+        <w:rPr/>
       </w:pPr>
       <w:r>
         <w:rPr>
@@ -2951,6 +3224,7 @@
         </w:numPr>
         <w:spacing w:after="0" w:afterAutospacing="0" w:before="0" w:beforeAutospacing="0" w:lineRule="auto"/>
         <w:ind w:left="1710" w:firstLine="0"/>
+        <w:rPr/>
       </w:pPr>
       <w:r>
         <w:rPr>
@@ -2967,6 +3241,7 @@
         </w:numPr>
         <w:spacing w:after="0" w:afterAutospacing="0" w:before="0" w:beforeAutospacing="0" w:lineRule="auto"/>
         <w:ind w:left="1710" w:firstLine="0"/>
+        <w:rPr/>
       </w:pPr>
       <w:r>
         <w:rPr>
@@ -2983,140 +3258,13 @@
         </w:numPr>
         <w:spacing w:after="0" w:afterAutospacing="0" w:before="0" w:beforeAutospacing="0" w:lineRule="auto"/>
         <w:ind w:left="1710" w:firstLine="0"/>
+        <w:rPr/>
       </w:pPr>
       <w:r>
         <w:rPr>
           <w:rtl w:val="0"/>
         </w:rPr>
         <w:t xml:space="preserve">Export file formatting</w:t>
-      </w:r>
-    </w:p>
-    <w:p>
-      <w:pPr>
-        <w:pageBreakBefore w:val="0"/>
-        <w:numPr>
-          <w:ilvl w:val="1"/>
-          <w:numId w:val="1"/>
-        </w:numPr>
-        <w:pBdr>
-          <w:top w:space="0" w:sz="0" w:val="nil"/>
-          <w:left w:space="0" w:sz="0" w:val="nil"/>
-          <w:bottom w:space="0" w:sz="0" w:val="nil"/>
-          <w:right w:space="0" w:sz="0" w:val="nil"/>
-          <w:between w:space="0" w:sz="0" w:val="nil"/>
-        </w:pBdr>
-        <w:shd w:fill="auto" w:val="clear"/>
-        <w:ind w:left="1440" w:hanging="360"/>
-        <w:rPr>
-          <w:u w:val="none"/>
-        </w:rPr>
-      </w:pPr>
-      <w:r>
-        <w:rPr>
-          <w:rtl w:val="0"/>
-        </w:rPr>
-        <w:t xml:space="preserve">Integration testing:</w:t>
-      </w:r>
-    </w:p>
-    <w:p>
-      <w:pPr>
-        <w:spacing w:after="240" w:before="240" w:lineRule="auto"/>
-        <w:ind w:left="1620" w:firstLine="0"/>
-        <w:rPr/>
-      </w:pPr>
-      <w:r>
-        <w:rPr>
-          <w:rtl w:val="0"/>
-        </w:rPr>
-        <w:t xml:space="preserve">Integration testing ensures communication between system components works correctly:</w:t>
-      </w:r>
-    </w:p>
-    <w:p>
-      <w:pPr>
-        <w:numPr>
-          <w:ilvl w:val="0"/>
-          <w:numId w:val="1"/>
-        </w:numPr>
-        <w:spacing w:after="0" w:afterAutospacing="0" w:before="240" w:lineRule="auto"/>
-        <w:ind w:left="1620" w:firstLine="0"/>
-      </w:pPr>
-      <w:r>
-        <w:rPr>
-          <w:rFonts w:ascii="Arial Unicode MS" w:cs="Arial Unicode MS" w:eastAsia="Arial Unicode MS" w:hAnsi="Arial Unicode MS"/>
-          <w:rtl w:val="0"/>
-        </w:rPr>
-        <w:t xml:space="preserve">Frontend ↔ Backend API communication</w:t>
-      </w:r>
-    </w:p>
-    <w:p>
-      <w:pPr>
-        <w:numPr>
-          <w:ilvl w:val="0"/>
-          <w:numId w:val="1"/>
-        </w:numPr>
-        <w:spacing w:after="0" w:afterAutospacing="0" w:before="0" w:beforeAutospacing="0" w:lineRule="auto"/>
-        <w:ind w:left="1620" w:firstLine="0"/>
-      </w:pPr>
-      <w:r>
-        <w:rPr>
-          <w:rFonts w:ascii="Arial Unicode MS" w:cs="Arial Unicode MS" w:eastAsia="Arial Unicode MS" w:hAnsi="Arial Unicode MS"/>
-          <w:rtl w:val="0"/>
-        </w:rPr>
-        <w:t xml:space="preserve">Backend ↔ MongoDB database integration</w:t>
-      </w:r>
-    </w:p>
-    <w:p>
-      <w:pPr>
-        <w:numPr>
-          <w:ilvl w:val="0"/>
-          <w:numId w:val="1"/>
-        </w:numPr>
-        <w:spacing w:after="0" w:afterAutospacing="0" w:before="0" w:beforeAutospacing="0" w:lineRule="auto"/>
-        <w:ind w:left="1620" w:firstLine="0"/>
-      </w:pPr>
-      <w:r>
-        <w:rPr>
-          <w:rFonts w:ascii="Arial Unicode MS" w:cs="Arial Unicode MS" w:eastAsia="Arial Unicode MS" w:hAnsi="Arial Unicode MS"/>
-          <w:rtl w:val="0"/>
-        </w:rPr>
-        <w:t xml:space="preserve">AI model ↔ vector database workflow</w:t>
-      </w:r>
-    </w:p>
-    <w:p>
-      <w:pPr>
-        <w:numPr>
-          <w:ilvl w:val="0"/>
-          <w:numId w:val="1"/>
-        </w:numPr>
-        <w:spacing w:after="240" w:before="0" w:beforeAutospacing="0" w:lineRule="auto"/>
-        <w:ind w:left="1620" w:firstLine="0"/>
-      </w:pPr>
-      <w:r>
-        <w:rPr>
-          <w:rFonts w:ascii="Arial Unicode MS" w:cs="Arial Unicode MS" w:eastAsia="Arial Unicode MS" w:hAnsi="Arial Unicode MS"/>
-          <w:rtl w:val="0"/>
-        </w:rPr>
-        <w:t xml:space="preserve">File upload ↔ document indexing pipeline</w:t>
-      </w:r>
-    </w:p>
-    <w:p>
-      <w:pPr>
-        <w:pageBreakBefore w:val="0"/>
-        <w:pBdr>
-          <w:top w:space="0" w:sz="0" w:val="nil"/>
-          <w:left w:space="0" w:sz="0" w:val="nil"/>
-          <w:bottom w:space="0" w:sz="0" w:val="nil"/>
-          <w:right w:space="0" w:sz="0" w:val="nil"/>
-          <w:between w:space="0" w:sz="0" w:val="nil"/>
-        </w:pBdr>
-        <w:shd w:fill="auto" w:val="clear"/>
-        <w:ind w:left="1440" w:firstLine="0"/>
-        <w:rPr/>
-      </w:pPr>
-      <w:r>
-        <w:rPr>
-          <w:rtl w:val="0"/>
-        </w:rPr>
       </w:r>
     </w:p>
     <w:p>
@@ -3141,20 +3289,20 @@
         <w:rPr>
           <w:rtl w:val="0"/>
         </w:rPr>
-        <w:t xml:space="preserve">System Testing:</w:t>
+        <w:t xml:space="preserve">Integration testing:</w:t>
       </w:r>
     </w:p>
     <w:p>
       <w:pPr>
         <w:spacing w:after="240" w:before="240" w:lineRule="auto"/>
-        <w:ind w:left="1710" w:firstLine="0"/>
+        <w:ind w:left="1620" w:firstLine="0"/>
         <w:rPr/>
       </w:pPr>
       <w:r>
         <w:rPr>
           <w:rtl w:val="0"/>
         </w:rPr>
-        <w:t xml:space="preserve">System testing validates the complete application workflow:</w:t>
+        <w:t xml:space="preserve">Integration testing ensures communication between system components works correctly:</w:t>
       </w:r>
     </w:p>
     <w:p>
@@ -3164,13 +3312,15 @@
           <w:numId w:val="1"/>
         </w:numPr>
         <w:spacing w:after="0" w:afterAutospacing="0" w:before="240" w:lineRule="auto"/>
-        <w:ind w:left="1710" w:firstLine="0"/>
-      </w:pPr>
-      <w:r>
-        <w:rPr>
-          <w:rtl w:val="0"/>
-        </w:rPr>
-        <w:t xml:space="preserve">User login and session management</w:t>
+        <w:ind w:left="1620" w:firstLine="0"/>
+        <w:rPr/>
+      </w:pPr>
+      <w:r>
+        <w:rPr>
+          <w:rFonts w:ascii="Arial Unicode MS" w:cs="Arial Unicode MS" w:eastAsia="Arial Unicode MS" w:hAnsi="Arial Unicode MS"/>
+          <w:rtl w:val="0"/>
+        </w:rPr>
+        <w:t xml:space="preserve">Frontend ↔ Backend API communication</w:t>
       </w:r>
     </w:p>
     <w:p>
@@ -3180,13 +3330,15 @@
           <w:numId w:val="1"/>
         </w:numPr>
         <w:spacing w:after="0" w:afterAutospacing="0" w:before="0" w:beforeAutospacing="0" w:lineRule="auto"/>
-        <w:ind w:left="1710" w:firstLine="0"/>
-      </w:pPr>
-      <w:r>
-        <w:rPr>
-          <w:rtl w:val="0"/>
-        </w:rPr>
-        <w:t xml:space="preserve">Uploading product documentation</w:t>
+        <w:ind w:left="1620" w:firstLine="0"/>
+        <w:rPr/>
+      </w:pPr>
+      <w:r>
+        <w:rPr>
+          <w:rFonts w:ascii="Arial Unicode MS" w:cs="Arial Unicode MS" w:eastAsia="Arial Unicode MS" w:hAnsi="Arial Unicode MS"/>
+          <w:rtl w:val="0"/>
+        </w:rPr>
+        <w:t xml:space="preserve">Backend ↔ MongoDB database integration</w:t>
       </w:r>
     </w:p>
     <w:p>
@@ -3196,13 +3348,15 @@
           <w:numId w:val="1"/>
         </w:numPr>
         <w:spacing w:after="0" w:afterAutospacing="0" w:before="0" w:beforeAutospacing="0" w:lineRule="auto"/>
-        <w:ind w:left="1710" w:firstLine="0"/>
-      </w:pPr>
-      <w:r>
-        <w:rPr>
-          <w:rtl w:val="0"/>
-        </w:rPr>
-        <w:t xml:space="preserve">AI-generated Gherkin test case generation</w:t>
+        <w:ind w:left="1620" w:firstLine="0"/>
+        <w:rPr/>
+      </w:pPr>
+      <w:r>
+        <w:rPr>
+          <w:rFonts w:ascii="Arial Unicode MS" w:cs="Arial Unicode MS" w:eastAsia="Arial Unicode MS" w:hAnsi="Arial Unicode MS"/>
+          <w:rtl w:val="0"/>
+        </w:rPr>
+        <w:t xml:space="preserve">AI model ↔ vector database workflow</w:t>
       </w:r>
     </w:p>
     <w:p>
@@ -3211,30 +3365,36 @@
           <w:ilvl w:val="0"/>
           <w:numId w:val="1"/>
         </w:numPr>
-        <w:spacing w:after="0" w:afterAutospacing="0" w:before="0" w:beforeAutospacing="0" w:lineRule="auto"/>
-        <w:ind w:left="1710" w:firstLine="0"/>
-      </w:pPr>
-      <w:r>
-        <w:rPr>
-          <w:rtl w:val="0"/>
-        </w:rPr>
-        <w:t xml:space="preserve">Dashboard interaction</w:t>
-      </w:r>
-    </w:p>
-    <w:p>
-      <w:pPr>
-        <w:numPr>
-          <w:ilvl w:val="0"/>
-          <w:numId w:val="1"/>
-        </w:numPr>
-        <w:spacing w:after="0" w:afterAutospacing="0" w:before="0" w:beforeAutospacing="0" w:lineRule="auto"/>
-        <w:ind w:left="1710" w:firstLine="0"/>
-      </w:pPr>
-      <w:r>
-        <w:rPr>
-          <w:rtl w:val="0"/>
-        </w:rPr>
-        <w:t xml:space="preserve">Exporting generated test cases</w:t>
+        <w:spacing w:after="240" w:before="0" w:beforeAutospacing="0" w:lineRule="auto"/>
+        <w:ind w:left="1620" w:firstLine="0"/>
+        <w:rPr/>
+      </w:pPr>
+      <w:r>
+        <w:rPr>
+          <w:rFonts w:ascii="Arial Unicode MS" w:cs="Arial Unicode MS" w:eastAsia="Arial Unicode MS" w:hAnsi="Arial Unicode MS"/>
+          <w:rtl w:val="0"/>
+        </w:rPr>
+        <w:t xml:space="preserve">File upload ↔ document indexing pipeline</w:t>
+      </w:r>
+    </w:p>
+    <w:p>
+      <w:pPr>
+        <w:pageBreakBefore w:val="0"/>
+        <w:pBdr>
+          <w:top w:space="0" w:sz="0" w:val="nil"/>
+          <w:left w:space="0" w:sz="0" w:val="nil"/>
+          <w:bottom w:space="0" w:sz="0" w:val="nil"/>
+          <w:right w:space="0" w:sz="0" w:val="nil"/>
+          <w:between w:space="0" w:sz="0" w:val="nil"/>
+        </w:pBdr>
+        <w:shd w:fill="auto" w:val="clear"/>
+        <w:ind w:left="1440" w:firstLine="0"/>
+        <w:rPr/>
+      </w:pPr>
+      <w:r>
+        <w:rPr>
+          <w:rtl w:val="0"/>
+        </w:rPr>
       </w:r>
     </w:p>
     <w:p>
@@ -3259,20 +3419,20 @@
         <w:rPr>
           <w:rtl w:val="0"/>
         </w:rPr>
-        <w:t xml:space="preserve">Acceptance Testing:</w:t>
+        <w:t xml:space="preserve">System Testing:</w:t>
       </w:r>
     </w:p>
     <w:p>
       <w:pPr>
         <w:spacing w:after="240" w:before="240" w:lineRule="auto"/>
-        <w:ind w:left="1620" w:firstLine="0"/>
+        <w:ind w:left="1710" w:firstLine="0"/>
         <w:rPr/>
       </w:pPr>
       <w:r>
         <w:rPr>
           <w:rtl w:val="0"/>
         </w:rPr>
-        <w:t xml:space="preserve">Acceptance testing verifies that the application satisfies project requirements and user expectations:</w:t>
+        <w:t xml:space="preserve">System testing validates the complete application workflow:</w:t>
       </w:r>
     </w:p>
     <w:p>
@@ -3282,13 +3442,14 @@
           <w:numId w:val="1"/>
         </w:numPr>
         <w:spacing w:after="0" w:afterAutospacing="0" w:before="240" w:lineRule="auto"/>
-        <w:ind w:left="1620" w:firstLine="0"/>
-      </w:pPr>
-      <w:r>
-        <w:rPr>
-          <w:rtl w:val="0"/>
-        </w:rPr>
-        <w:t xml:space="preserve">Correct generation of functional test cases</w:t>
+        <w:ind w:left="1710" w:firstLine="0"/>
+        <w:rPr/>
+      </w:pPr>
+      <w:r>
+        <w:rPr>
+          <w:rtl w:val="0"/>
+        </w:rPr>
+        <w:t xml:space="preserve">User login and session management</w:t>
       </w:r>
     </w:p>
     <w:p>
@@ -3298,13 +3459,14 @@
           <w:numId w:val="1"/>
         </w:numPr>
         <w:spacing w:after="0" w:afterAutospacing="0" w:before="0" w:beforeAutospacing="0" w:lineRule="auto"/>
-        <w:ind w:left="1620" w:firstLine="0"/>
-      </w:pPr>
-      <w:r>
-        <w:rPr>
-          <w:rtl w:val="0"/>
-        </w:rPr>
-        <w:t xml:space="preserve">Correct generation of negative and edge test cases</w:t>
+        <w:ind w:left="1710" w:firstLine="0"/>
+        <w:rPr/>
+      </w:pPr>
+      <w:r>
+        <w:rPr>
+          <w:rtl w:val="0"/>
+        </w:rPr>
+        <w:t xml:space="preserve">Uploading product documentation</w:t>
       </w:r>
     </w:p>
     <w:p>
@@ -3314,13 +3476,14 @@
           <w:numId w:val="1"/>
         </w:numPr>
         <w:spacing w:after="0" w:afterAutospacing="0" w:before="0" w:beforeAutospacing="0" w:lineRule="auto"/>
-        <w:ind w:left="1620" w:firstLine="0"/>
-      </w:pPr>
-      <w:r>
-        <w:rPr>
-          <w:rtl w:val="0"/>
-        </w:rPr>
-        <w:t xml:space="preserve">Easy-to-use dashboard interface</w:t>
+        <w:ind w:left="1710" w:firstLine="0"/>
+        <w:rPr/>
+      </w:pPr>
+      <w:r>
+        <w:rPr>
+          <w:rtl w:val="0"/>
+        </w:rPr>
+        <w:t xml:space="preserve">AI-generated Gherkin test case generation</w:t>
       </w:r>
     </w:p>
     <w:p>
@@ -3330,13 +3493,31 @@
           <w:numId w:val="1"/>
         </w:numPr>
         <w:spacing w:after="0" w:afterAutospacing="0" w:before="0" w:beforeAutospacing="0" w:lineRule="auto"/>
-        <w:ind w:left="1620" w:firstLine="0"/>
-      </w:pPr>
-      <w:r>
-        <w:rPr>
-          <w:rtl w:val="0"/>
-        </w:rPr>
-        <w:t xml:space="preserve">Accurate export functionality</w:t>
+        <w:ind w:left="1710" w:firstLine="0"/>
+        <w:rPr/>
+      </w:pPr>
+      <w:r>
+        <w:rPr>
+          <w:rtl w:val="0"/>
+        </w:rPr>
+        <w:t xml:space="preserve">Dashboard interaction</w:t>
+      </w:r>
+    </w:p>
+    <w:p>
+      <w:pPr>
+        <w:numPr>
+          <w:ilvl w:val="0"/>
+          <w:numId w:val="1"/>
+        </w:numPr>
+        <w:spacing w:after="0" w:afterAutospacing="0" w:before="0" w:beforeAutospacing="0" w:lineRule="auto"/>
+        <w:ind w:left="1710" w:firstLine="0"/>
+        <w:rPr/>
+      </w:pPr>
+      <w:r>
+        <w:rPr>
+          <w:rtl w:val="0"/>
+        </w:rPr>
+        <w:t xml:space="preserve">Exporting generated test cases</w:t>
       </w:r>
     </w:p>
     <w:p>
@@ -3355,9 +3536,113 @@
         </w:pBdr>
         <w:shd w:fill="auto" w:val="clear"/>
         <w:ind w:left="1440" w:hanging="360"/>
-        <w:rPr>
-          <w:u w:val="none"/>
-        </w:rPr>
+        <w:rPr/>
+      </w:pPr>
+      <w:r>
+        <w:rPr>
+          <w:rtl w:val="0"/>
+        </w:rPr>
+        <w:t xml:space="preserve">Acceptance Testing:</w:t>
+      </w:r>
+    </w:p>
+    <w:p>
+      <w:pPr>
+        <w:spacing w:after="240" w:before="240" w:lineRule="auto"/>
+        <w:ind w:left="1620" w:firstLine="0"/>
+        <w:rPr/>
+      </w:pPr>
+      <w:r>
+        <w:rPr>
+          <w:rtl w:val="0"/>
+        </w:rPr>
+        <w:t xml:space="preserve">Acceptance testing verifies that the application satisfies project requirements and user expectations:</w:t>
+      </w:r>
+    </w:p>
+    <w:p>
+      <w:pPr>
+        <w:numPr>
+          <w:ilvl w:val="0"/>
+          <w:numId w:val="1"/>
+        </w:numPr>
+        <w:spacing w:after="0" w:afterAutospacing="0" w:before="240" w:lineRule="auto"/>
+        <w:ind w:left="1620" w:firstLine="0"/>
+        <w:rPr/>
+      </w:pPr>
+      <w:r>
+        <w:rPr>
+          <w:rtl w:val="0"/>
+        </w:rPr>
+        <w:t xml:space="preserve">Correct generation of functional test cases</w:t>
+      </w:r>
+    </w:p>
+    <w:p>
+      <w:pPr>
+        <w:numPr>
+          <w:ilvl w:val="0"/>
+          <w:numId w:val="1"/>
+        </w:numPr>
+        <w:spacing w:after="0" w:afterAutospacing="0" w:before="0" w:beforeAutospacing="0" w:lineRule="auto"/>
+        <w:ind w:left="1620" w:firstLine="0"/>
+        <w:rPr/>
+      </w:pPr>
+      <w:r>
+        <w:rPr>
+          <w:rtl w:val="0"/>
+        </w:rPr>
+        <w:t xml:space="preserve">Correct generation of negative and edge test cases</w:t>
+      </w:r>
+    </w:p>
+    <w:p>
+      <w:pPr>
+        <w:numPr>
+          <w:ilvl w:val="0"/>
+          <w:numId w:val="1"/>
+        </w:numPr>
+        <w:spacing w:after="0" w:afterAutospacing="0" w:before="0" w:beforeAutospacing="0" w:lineRule="auto"/>
+        <w:ind w:left="1620" w:firstLine="0"/>
+        <w:rPr/>
+      </w:pPr>
+      <w:r>
+        <w:rPr>
+          <w:rtl w:val="0"/>
+        </w:rPr>
+        <w:t xml:space="preserve">Easy-to-use dashboard interface</w:t>
+      </w:r>
+    </w:p>
+    <w:p>
+      <w:pPr>
+        <w:numPr>
+          <w:ilvl w:val="0"/>
+          <w:numId w:val="1"/>
+        </w:numPr>
+        <w:spacing w:after="0" w:afterAutospacing="0" w:before="0" w:beforeAutospacing="0" w:lineRule="auto"/>
+        <w:ind w:left="1620" w:firstLine="0"/>
+        <w:rPr/>
+      </w:pPr>
+      <w:r>
+        <w:rPr>
+          <w:rtl w:val="0"/>
+        </w:rPr>
+        <w:t xml:space="preserve">Accurate export functionality</w:t>
+      </w:r>
+    </w:p>
+    <w:p>
+      <w:pPr>
+        <w:pageBreakBefore w:val="0"/>
+        <w:numPr>
+          <w:ilvl w:val="1"/>
+          <w:numId w:val="1"/>
+        </w:numPr>
+        <w:pBdr>
+          <w:top w:space="0" w:sz="0" w:val="nil"/>
+          <w:left w:space="0" w:sz="0" w:val="nil"/>
+          <w:bottom w:space="0" w:sz="0" w:val="nil"/>
+          <w:right w:space="0" w:sz="0" w:val="nil"/>
+          <w:between w:space="0" w:sz="0" w:val="nil"/>
+        </w:pBdr>
+        <w:shd w:fill="auto" w:val="clear"/>
+        <w:ind w:left="1440" w:hanging="360"/>
+        <w:rPr/>
       </w:pPr>
       <w:r>
         <w:rPr>
@@ -3387,6 +3672,7 @@
         </w:numPr>
         <w:spacing w:after="0" w:afterAutospacing="0" w:before="240" w:lineRule="auto"/>
         <w:ind w:left="1620" w:firstLine="0"/>
+        <w:rPr/>
       </w:pPr>
       <w:r>
         <w:rPr>
@@ -3403,6 +3689,7 @@
         </w:numPr>
         <w:spacing w:after="0" w:afterAutospacing="0" w:before="0" w:beforeAutospacing="0" w:lineRule="auto"/>
         <w:ind w:left="1620" w:firstLine="0"/>
+        <w:rPr/>
       </w:pPr>
       <w:r>
         <w:rPr>
@@ -3419,6 +3706,7 @@
         </w:numPr>
         <w:spacing w:after="0" w:afterAutospacing="0" w:before="0" w:beforeAutospacing="0" w:lineRule="auto"/>
         <w:ind w:left="1620" w:firstLine="0"/>
+        <w:rPr/>
       </w:pPr>
       <w:r>
         <w:rPr>
@@ -3435,6 +3723,7 @@
         </w:numPr>
         <w:spacing w:after="240" w:before="0" w:beforeAutospacing="0" w:lineRule="auto"/>
         <w:ind w:left="1620" w:firstLine="0"/>
+        <w:rPr/>
       </w:pPr>
       <w:r>
         <w:rPr>
@@ -3476,7 +3765,7 @@
         <w:shd w:fill="auto" w:val="clear"/>
         <w:ind w:left="720" w:hanging="360"/>
         <w:rPr>
-          <w:u w:val="none"/>
+          <w:rFonts w:ascii="Arial" w:cs="Arial" w:eastAsia="Arial" w:hAnsi="Arial"/>
         </w:rPr>
       </w:pPr>
       <w:bookmarkStart w:colFirst="0" w:colLast="0" w:name="_pqso2mbjyzx4" w:id="1"/>
@@ -3484,6 +3773,7 @@
       <w:commentRangeStart w:id="0"/>
       <w:r>
         <w:rPr>
+          <w:rFonts w:ascii="Arial" w:cs="Arial" w:eastAsia="Arial" w:hAnsi="Arial"/>
           <w:rtl w:val="0"/>
         </w:rPr>
         <w:t xml:space="preserve">Manual Testing Report</w:t>
@@ -3596,7 +3886,6 @@
           <w:sz w:val="19"/>
           <w:szCs w:val="19"/>
           <w:highlight w:val="white"/>
-          <w:u w:val="none"/>
         </w:rPr>
       </w:pPr>
       <w:r>
@@ -3634,7 +3923,6 @@
           <w:sz w:val="19"/>
           <w:szCs w:val="19"/>
           <w:highlight w:val="white"/>
-          <w:u w:val="none"/>
         </w:rPr>
       </w:pPr>
       <w:r>
@@ -3672,7 +3960,6 @@
           <w:sz w:val="19"/>
           <w:szCs w:val="19"/>
           <w:highlight w:val="white"/>
-          <w:u w:val="none"/>
         </w:rPr>
       </w:pPr>
       <w:r>
@@ -3710,7 +3997,6 @@
           <w:sz w:val="19"/>
           <w:szCs w:val="19"/>
           <w:highlight w:val="white"/>
-          <w:u w:val="none"/>
         </w:rPr>
       </w:pPr>
       <w:r>
@@ -3748,7 +4034,6 @@
           <w:sz w:val="19"/>
           <w:szCs w:val="19"/>
           <w:highlight w:val="white"/>
-          <w:u w:val="none"/>
         </w:rPr>
       </w:pPr>
       <w:r>
@@ -3786,7 +4071,6 @@
           <w:sz w:val="19"/>
           <w:szCs w:val="19"/>
           <w:highlight w:val="white"/>
-          <w:u w:val="none"/>
         </w:rPr>
       </w:pPr>
       <w:r>
@@ -3824,7 +4108,6 @@
           <w:sz w:val="19"/>
           <w:szCs w:val="19"/>
           <w:highlight w:val="white"/>
-          <w:u w:val="none"/>
         </w:rPr>
       </w:pPr>
       <w:r>
@@ -3862,7 +4145,6 @@
           <w:sz w:val="19"/>
           <w:szCs w:val="19"/>
           <w:highlight w:val="white"/>
-          <w:u w:val="none"/>
         </w:rPr>
       </w:pPr>
       <w:r>
@@ -3900,7 +4182,6 @@
           <w:sz w:val="19"/>
           <w:szCs w:val="19"/>
           <w:highlight w:val="white"/>
-          <w:u w:val="none"/>
         </w:rPr>
       </w:pPr>
       <w:r>
@@ -3938,7 +4219,6 @@
           <w:sz w:val="19"/>
           <w:szCs w:val="19"/>
           <w:highlight w:val="white"/>
-          <w:u w:val="none"/>
         </w:rPr>
       </w:pPr>
       <w:r>
@@ -3976,7 +4256,6 @@
           <w:sz w:val="19"/>
           <w:szCs w:val="19"/>
           <w:highlight w:val="white"/>
-          <w:u w:val="none"/>
         </w:rPr>
       </w:pPr>
       <w:r>
@@ -4014,7 +4293,6 @@
           <w:sz w:val="19"/>
           <w:szCs w:val="19"/>
           <w:highlight w:val="white"/>
-          <w:u w:val="none"/>
         </w:rPr>
       </w:pPr>
       <w:r>
@@ -4052,7 +4330,6 @@
           <w:sz w:val="19"/>
           <w:szCs w:val="19"/>
           <w:highlight w:val="white"/>
-          <w:u w:val="none"/>
         </w:rPr>
       </w:pPr>
       <w:r>
@@ -4090,7 +4367,6 @@
           <w:sz w:val="19"/>
           <w:szCs w:val="19"/>
           <w:highlight w:val="white"/>
-          <w:u w:val="none"/>
         </w:rPr>
       </w:pPr>
       <w:r>
@@ -4185,12 +4461,15 @@
         <w:pStyle w:val="Heading2"/>
         <w:widowControl w:val="0"/>
         <w:ind w:firstLine="720"/>
-        <w:rPr/>
+        <w:rPr>
+          <w:rFonts w:ascii="Arial" w:cs="Arial" w:eastAsia="Arial" w:hAnsi="Arial"/>
+        </w:rPr>
       </w:pPr>
       <w:bookmarkStart w:colFirst="0" w:colLast="0" w:name="_rbsof63rkyr" w:id="2"/>
       <w:bookmarkEnd w:id="2"/>
       <w:r>
         <w:rPr>
+          <w:rFonts w:ascii="Arial" w:cs="Arial" w:eastAsia="Arial" w:hAnsi="Arial"/>
           <w:rtl w:val="0"/>
         </w:rPr>
         <w:t xml:space="preserve">Manual Test Report For Iteration 1:</w:t>
@@ -4903,7 +5182,6 @@
       </w:r>
       <w:r>
         <w:rPr>
-          <w:rFonts w:ascii="Roboto Mono" w:cs="Roboto Mono" w:eastAsia="Roboto Mono" w:hAnsi="Roboto Mono"/>
           <w:rtl w:val="0"/>
         </w:rPr>
         <w:t xml:space="preserve">Upload failed: Unexpected field</w:t>
@@ -4916,7 +5194,6 @@
       </w:r>
       <w:r>
         <w:rPr>
-          <w:rFonts w:ascii="Roboto Mono" w:cs="Roboto Mono" w:eastAsia="Roboto Mono" w:hAnsi="Roboto Mono"/>
           <w:rtl w:val="0"/>
         </w:rPr>
         <w:t xml:space="preserve">Maximum 10 files allowed per upload</w:t>
@@ -4975,12 +5252,7 @@
       <w:pPr>
         <w:spacing w:after="240" w:before="240" w:lineRule="auto"/>
         <w:ind w:left="720" w:firstLine="0"/>
-        <w:rPr>
-          <w:color w:val="444444"/>
-          <w:sz w:val="19"/>
-          <w:szCs w:val="19"/>
-          <w:highlight w:val="white"/>
-        </w:rPr>
+        <w:rPr/>
       </w:pPr>
       <w:r>
         <w:rPr>
@@ -4988,6 +5260,691 @@
         </w:rPr>
         <w:t xml:space="preserve">Three test cases were not executed this iteration: TC-DOC-014 (delete document), TC-DOC-018 (page load for authenticated user), and TC-DOC-019 (unauthenticated access redirect). These should be prioritized in the next iteration.</w:t>
       </w:r>
+    </w:p>
+    <w:p>
+      <w:pPr>
+        <w:pStyle w:val="Heading2"/>
+        <w:keepNext w:val="0"/>
+        <w:keepLines w:val="0"/>
+        <w:spacing w:after="80" w:before="360" w:lineRule="auto"/>
+        <w:ind w:left="720" w:hanging="700"/>
+        <w:rPr>
+          <w:rFonts w:ascii="Arial" w:cs="Arial" w:eastAsia="Arial" w:hAnsi="Arial"/>
+          <w:sz w:val="34"/>
+          <w:szCs w:val="34"/>
+        </w:rPr>
+      </w:pPr>
+      <w:bookmarkStart w:colFirst="0" w:colLast="0" w:name="_te3r9vj9r4sd" w:id="3"/>
+      <w:bookmarkEnd w:id="3"/>
+      <w:r>
+        <w:rPr>
+          <w:rFonts w:ascii="Arial" w:cs="Arial" w:eastAsia="Arial" w:hAnsi="Arial"/>
+          <w:sz w:val="34"/>
+          <w:szCs w:val="34"/>
+          <w:rtl w:val="0"/>
+        </w:rPr>
+        <w:t xml:space="preserve">Manual Test Report For Iteration 2:</w:t>
+      </w:r>
+    </w:p>
+    <w:p>
+      <w:pPr>
+        <w:spacing w:after="240" w:before="240" w:lineRule="auto"/>
+        <w:ind w:left="720" w:firstLine="0"/>
+        <w:rPr/>
+      </w:pPr>
+      <w:r>
+        <w:rPr>
+          <w:rtl w:val="0"/>
+        </w:rPr>
+        <w:t xml:space="preserve">For this iteration we performed 44 manual tests covering the authentication flow, the Projects Dashboard, and the AI test case generation and manual test case creation features. All 44 tests are new for this iteration. The full test case details are maintained in the project Manual Testing Report spreadsheet under the Iteration 2 (Functional Testing) tab.</w:t>
+      </w:r>
+    </w:p>
+    <w:p>
+      <w:pPr>
+        <w:spacing w:after="240" w:before="240" w:lineRule="auto"/>
+        <w:ind w:left="720" w:firstLine="0"/>
+        <w:rPr>
+          <w:b w:val="1"/>
+          <w:bCs w:val="1"/>
+        </w:rPr>
+      </w:pPr>
+      <w:r>
+        <w:rPr>
+          <w:b w:val="1"/>
+          <w:bCs w:val="1"/>
+          <w:rtl w:val="0"/>
+        </w:rPr>
+        <w:t xml:space="preserve">Test summary</w:t>
+      </w:r>
+    </w:p>
+    <w:tbl>
+      <w:tblPr>
+        <w:tblStyle w:val="Table4"/>
+        <w:tblW w:w="7605.0" w:type="dxa"/>
+        <w:jc w:val="left"/>
+        <w:tblInd w:w="1410.0" w:type="dxa"/>
+        <w:tblBorders>
+          <w:top w:color="000000" w:space="0" w:sz="0" w:val="nil"/>
+          <w:left w:color="000000" w:space="0" w:sz="0" w:val="nil"/>
+          <w:bottom w:color="000000" w:space="0" w:sz="0" w:val="nil"/>
+          <w:right w:color="000000" w:space="0" w:sz="0" w:val="nil"/>
+          <w:insideH w:color="000000" w:space="0" w:sz="0" w:val="nil"/>
+          <w:insideV w:color="000000" w:space="0" w:sz="0" w:val="nil"/>
+        </w:tblBorders>
+        <w:tblLayout w:type="fixed"/>
+        <w:tblLook w:val="0600"/>
+      </w:tblPr>
+      <w:tblGrid>
+        <w:gridCol w:w="3585"/>
+        <w:gridCol w:w="4020"/>
+        <w:tblGridChange w:id="0">
+          <w:tblGrid>
+            <w:gridCol w:w="3585"/>
+            <w:gridCol w:w="4020"/>
+          </w:tblGrid>
+        </w:tblGridChange>
+      </w:tblGrid>
+      <w:tr>
+        <w:trPr>
+          <w:cantSplit w:val="0"/>
+          <w:trHeight w:val="495" w:hRule="atLeast"/>
+          <w:tblHeader w:val="0"/>
+        </w:trPr>
+        <w:tc>
+          <w:tcPr>
+            <w:tcBorders>
+              <w:top w:color="000000" w:space="0" w:sz="6" w:val="single"/>
+              <w:left w:color="000000" w:space="0" w:sz="6" w:val="single"/>
+              <w:bottom w:color="000000" w:space="0" w:sz="6" w:val="single"/>
+              <w:right w:color="000000" w:space="0" w:sz="6" w:val="single"/>
+            </w:tcBorders>
+            <w:tcMar>
+              <w:top w:w="100.0" w:type="dxa"/>
+              <w:left w:w="100.0" w:type="dxa"/>
+              <w:bottom w:w="100.0" w:type="dxa"/>
+              <w:right w:w="100.0" w:type="dxa"/>
+            </w:tcMar>
+            <w:vAlign w:val="top"/>
+          </w:tcPr>
+          <w:p>
+            <w:pPr>
+              <w:ind w:left="1520" w:firstLine="20"/>
+              <w:jc w:val="center"/>
+              <w:rPr>
+                <w:b w:val="1"/>
+                <w:bCs w:val="1"/>
+              </w:rPr>
+            </w:pPr>
+            <w:r>
+              <w:rPr>
+                <w:b w:val="1"/>
+                <w:bCs w:val="1"/>
+                <w:rtl w:val="0"/>
+              </w:rPr>
+              <w:t xml:space="preserve">Metric</w:t>
+            </w:r>
+          </w:p>
+        </w:tc>
+        <w:tc>
+          <w:tcPr>
+            <w:tcBorders>
+              <w:top w:color="000000" w:space="0" w:sz="6" w:val="single"/>
+              <w:left w:color="000000" w:space="0" w:sz="0" w:val="nil"/>
+              <w:bottom w:color="000000" w:space="0" w:sz="6" w:val="single"/>
+              <w:right w:color="000000" w:space="0" w:sz="6" w:val="single"/>
+            </w:tcBorders>
+            <w:tcMar>
+              <w:top w:w="100.0" w:type="dxa"/>
+              <w:left w:w="100.0" w:type="dxa"/>
+              <w:bottom w:w="100.0" w:type="dxa"/>
+              <w:right w:w="100.0" w:type="dxa"/>
+            </w:tcMar>
+            <w:vAlign w:val="top"/>
+          </w:tcPr>
+          <w:p>
+            <w:pPr>
+              <w:ind w:left="1520" w:firstLine="20"/>
+              <w:jc w:val="center"/>
+              <w:rPr>
+                <w:b w:val="1"/>
+                <w:bCs w:val="1"/>
+              </w:rPr>
+            </w:pPr>
+            <w:r>
+              <w:rPr>
+                <w:b w:val="1"/>
+                <w:bCs w:val="1"/>
+                <w:rtl w:val="0"/>
+              </w:rPr>
+              <w:t xml:space="preserve">Count</w:t>
+            </w:r>
+          </w:p>
+        </w:tc>
+      </w:tr>
+      <w:tr>
+        <w:trPr>
+          <w:cantSplit w:val="0"/>
+          <w:trHeight w:val="495" w:hRule="atLeast"/>
+          <w:tblHeader w:val="0"/>
+        </w:trPr>
+        <w:tc>
+          <w:tcPr>
+            <w:tcBorders>
+              <w:top w:color="000000" w:space="0" w:sz="0" w:val="nil"/>
+              <w:left w:color="000000" w:space="0" w:sz="6" w:val="single"/>
+              <w:bottom w:color="000000" w:space="0" w:sz="6" w:val="single"/>
+              <w:right w:color="000000" w:space="0" w:sz="6" w:val="single"/>
+            </w:tcBorders>
+            <w:tcMar>
+              <w:top w:w="100.0" w:type="dxa"/>
+              <w:left w:w="100.0" w:type="dxa"/>
+              <w:bottom w:w="100.0" w:type="dxa"/>
+              <w:right w:w="100.0" w:type="dxa"/>
+            </w:tcMar>
+            <w:vAlign w:val="top"/>
+          </w:tcPr>
+          <w:p>
+            <w:pPr>
+              <w:ind w:left="1520" w:firstLine="20"/>
+              <w:rPr/>
+            </w:pPr>
+            <w:r>
+              <w:rPr>
+                <w:rtl w:val="0"/>
+              </w:rPr>
+              <w:t xml:space="preserve">Total test cases</w:t>
+            </w:r>
+          </w:p>
+        </w:tc>
+        <w:tc>
+          <w:tcPr>
+            <w:tcBorders>
+              <w:top w:color="000000" w:space="0" w:sz="0" w:val="nil"/>
+              <w:left w:color="000000" w:space="0" w:sz="0" w:val="nil"/>
+              <w:bottom w:color="000000" w:space="0" w:sz="6" w:val="single"/>
+              <w:right w:color="000000" w:space="0" w:sz="6" w:val="single"/>
+            </w:tcBorders>
+            <w:tcMar>
+              <w:top w:w="100.0" w:type="dxa"/>
+              <w:left w:w="100.0" w:type="dxa"/>
+              <w:bottom w:w="100.0" w:type="dxa"/>
+              <w:right w:w="100.0" w:type="dxa"/>
+            </w:tcMar>
+            <w:vAlign w:val="top"/>
+          </w:tcPr>
+          <w:p>
+            <w:pPr>
+              <w:ind w:left="1520" w:firstLine="20"/>
+              <w:rPr/>
+            </w:pPr>
+            <w:r>
+              <w:rPr>
+                <w:rtl w:val="0"/>
+              </w:rPr>
+              <w:t xml:space="preserve">44</w:t>
+            </w:r>
+          </w:p>
+        </w:tc>
+      </w:tr>
+      <w:tr>
+        <w:trPr>
+          <w:cantSplit w:val="0"/>
+          <w:trHeight w:val="495" w:hRule="atLeast"/>
+          <w:tblHeader w:val="0"/>
+        </w:trPr>
+        <w:tc>
+          <w:tcPr>
+            <w:tcBorders>
+              <w:top w:color="000000" w:space="0" w:sz="0" w:val="nil"/>
+              <w:left w:color="000000" w:space="0" w:sz="6" w:val="single"/>
+              <w:bottom w:color="000000" w:space="0" w:sz="6" w:val="single"/>
+              <w:right w:color="000000" w:space="0" w:sz="6" w:val="single"/>
+            </w:tcBorders>
+            <w:tcMar>
+              <w:top w:w="100.0" w:type="dxa"/>
+              <w:left w:w="100.0" w:type="dxa"/>
+              <w:bottom w:w="100.0" w:type="dxa"/>
+              <w:right w:w="100.0" w:type="dxa"/>
+            </w:tcMar>
+            <w:vAlign w:val="top"/>
+          </w:tcPr>
+          <w:p>
+            <w:pPr>
+              <w:ind w:left="1520" w:firstLine="20"/>
+              <w:rPr/>
+            </w:pPr>
+            <w:r>
+              <w:rPr>
+                <w:rtl w:val="0"/>
+              </w:rPr>
+              <w:t xml:space="preserve">High priority</w:t>
+            </w:r>
+          </w:p>
+        </w:tc>
+        <w:tc>
+          <w:tcPr>
+            <w:tcBorders>
+              <w:top w:color="000000" w:space="0" w:sz="0" w:val="nil"/>
+              <w:left w:color="000000" w:space="0" w:sz="0" w:val="nil"/>
+              <w:bottom w:color="000000" w:space="0" w:sz="6" w:val="single"/>
+              <w:right w:color="000000" w:space="0" w:sz="6" w:val="single"/>
+            </w:tcBorders>
+            <w:tcMar>
+              <w:top w:w="100.0" w:type="dxa"/>
+              <w:left w:w="100.0" w:type="dxa"/>
+              <w:bottom w:w="100.0" w:type="dxa"/>
+              <w:right w:w="100.0" w:type="dxa"/>
+            </w:tcMar>
+            <w:vAlign w:val="top"/>
+          </w:tcPr>
+          <w:p>
+            <w:pPr>
+              <w:ind w:left="1520" w:firstLine="20"/>
+              <w:rPr/>
+            </w:pPr>
+            <w:r>
+              <w:rPr>
+                <w:rtl w:val="0"/>
+              </w:rPr>
+              <w:t xml:space="preserve">22</w:t>
+            </w:r>
+          </w:p>
+        </w:tc>
+      </w:tr>
+      <w:tr>
+        <w:trPr>
+          <w:cantSplit w:val="0"/>
+          <w:trHeight w:val="495" w:hRule="atLeast"/>
+          <w:tblHeader w:val="0"/>
+        </w:trPr>
+        <w:tc>
+          <w:tcPr>
+            <w:tcBorders>
+              <w:top w:color="000000" w:space="0" w:sz="0" w:val="nil"/>
+              <w:left w:color="000000" w:space="0" w:sz="6" w:val="single"/>
+              <w:bottom w:color="000000" w:space="0" w:sz="6" w:val="single"/>
+              <w:right w:color="000000" w:space="0" w:sz="6" w:val="single"/>
+            </w:tcBorders>
+            <w:tcMar>
+              <w:top w:w="100.0" w:type="dxa"/>
+              <w:left w:w="100.0" w:type="dxa"/>
+              <w:bottom w:w="100.0" w:type="dxa"/>
+              <w:right w:w="100.0" w:type="dxa"/>
+            </w:tcMar>
+            <w:vAlign w:val="top"/>
+          </w:tcPr>
+          <w:p>
+            <w:pPr>
+              <w:ind w:left="1520" w:firstLine="20"/>
+              <w:rPr/>
+            </w:pPr>
+            <w:r>
+              <w:rPr>
+                <w:rtl w:val="0"/>
+              </w:rPr>
+              <w:t xml:space="preserve">Medium priority</w:t>
+            </w:r>
+          </w:p>
+        </w:tc>
+        <w:tc>
+          <w:tcPr>
+            <w:tcBorders>
+              <w:top w:color="000000" w:space="0" w:sz="0" w:val="nil"/>
+              <w:left w:color="000000" w:space="0" w:sz="0" w:val="nil"/>
+              <w:bottom w:color="000000" w:space="0" w:sz="6" w:val="single"/>
+              <w:right w:color="000000" w:space="0" w:sz="6" w:val="single"/>
+            </w:tcBorders>
+            <w:tcMar>
+              <w:top w:w="100.0" w:type="dxa"/>
+              <w:left w:w="100.0" w:type="dxa"/>
+              <w:bottom w:w="100.0" w:type="dxa"/>
+              <w:right w:w="100.0" w:type="dxa"/>
+            </w:tcMar>
+            <w:vAlign w:val="top"/>
+          </w:tcPr>
+          <w:p>
+            <w:pPr>
+              <w:ind w:left="1520" w:firstLine="20"/>
+              <w:rPr/>
+            </w:pPr>
+            <w:r>
+              <w:rPr>
+                <w:rtl w:val="0"/>
+              </w:rPr>
+              <w:t xml:space="preserve">19</w:t>
+            </w:r>
+          </w:p>
+        </w:tc>
+      </w:tr>
+      <w:tr>
+        <w:trPr>
+          <w:cantSplit w:val="0"/>
+          <w:trHeight w:val="495" w:hRule="atLeast"/>
+          <w:tblHeader w:val="0"/>
+        </w:trPr>
+        <w:tc>
+          <w:tcPr>
+            <w:tcBorders>
+              <w:top w:color="000000" w:space="0" w:sz="0" w:val="nil"/>
+              <w:left w:color="000000" w:space="0" w:sz="6" w:val="single"/>
+              <w:bottom w:color="000000" w:space="0" w:sz="6" w:val="single"/>
+              <w:right w:color="000000" w:space="0" w:sz="6" w:val="single"/>
+            </w:tcBorders>
+            <w:tcMar>
+              <w:top w:w="100.0" w:type="dxa"/>
+              <w:left w:w="100.0" w:type="dxa"/>
+              <w:bottom w:w="100.0" w:type="dxa"/>
+              <w:right w:w="100.0" w:type="dxa"/>
+            </w:tcMar>
+            <w:vAlign w:val="top"/>
+          </w:tcPr>
+          <w:p>
+            <w:pPr>
+              <w:ind w:left="1520" w:firstLine="20"/>
+              <w:rPr/>
+            </w:pPr>
+            <w:r>
+              <w:rPr>
+                <w:rtl w:val="0"/>
+              </w:rPr>
+              <w:t xml:space="preserve">Low priority</w:t>
+            </w:r>
+          </w:p>
+        </w:tc>
+        <w:tc>
+          <w:tcPr>
+            <w:tcBorders>
+              <w:top w:color="000000" w:space="0" w:sz="0" w:val="nil"/>
+              <w:left w:color="000000" w:space="0" w:sz="0" w:val="nil"/>
+              <w:bottom w:color="000000" w:space="0" w:sz="6" w:val="single"/>
+              <w:right w:color="000000" w:space="0" w:sz="6" w:val="single"/>
+            </w:tcBorders>
+            <w:tcMar>
+              <w:top w:w="100.0" w:type="dxa"/>
+              <w:left w:w="100.0" w:type="dxa"/>
+              <w:bottom w:w="100.0" w:type="dxa"/>
+              <w:right w:w="100.0" w:type="dxa"/>
+            </w:tcMar>
+            <w:vAlign w:val="top"/>
+          </w:tcPr>
+          <w:p>
+            <w:pPr>
+              <w:ind w:left="1520" w:firstLine="20"/>
+              <w:rPr/>
+            </w:pPr>
+            <w:r>
+              <w:rPr>
+                <w:rtl w:val="0"/>
+              </w:rPr>
+              <w:t xml:space="preserve">3</w:t>
+            </w:r>
+          </w:p>
+        </w:tc>
+      </w:tr>
+      <w:tr>
+        <w:trPr>
+          <w:cantSplit w:val="0"/>
+          <w:trHeight w:val="495" w:hRule="atLeast"/>
+          <w:tblHeader w:val="0"/>
+        </w:trPr>
+        <w:tc>
+          <w:tcPr>
+            <w:tcBorders>
+              <w:top w:color="000000" w:space="0" w:sz="0" w:val="nil"/>
+              <w:left w:color="000000" w:space="0" w:sz="6" w:val="single"/>
+              <w:bottom w:color="000000" w:space="0" w:sz="6" w:val="single"/>
+              <w:right w:color="000000" w:space="0" w:sz="6" w:val="single"/>
+            </w:tcBorders>
+            <w:tcMar>
+              <w:top w:w="100.0" w:type="dxa"/>
+              <w:left w:w="100.0" w:type="dxa"/>
+              <w:bottom w:w="100.0" w:type="dxa"/>
+              <w:right w:w="100.0" w:type="dxa"/>
+            </w:tcMar>
+            <w:vAlign w:val="top"/>
+          </w:tcPr>
+          <w:p>
+            <w:pPr>
+              <w:ind w:left="1520" w:firstLine="20"/>
+              <w:rPr/>
+            </w:pPr>
+            <w:r>
+              <w:rPr>
+                <w:rtl w:val="0"/>
+              </w:rPr>
+              <w:t xml:space="preserve">Passed</w:t>
+            </w:r>
+          </w:p>
+        </w:tc>
+        <w:tc>
+          <w:tcPr>
+            <w:tcBorders>
+              <w:top w:color="000000" w:space="0" w:sz="0" w:val="nil"/>
+              <w:left w:color="000000" w:space="0" w:sz="0" w:val="nil"/>
+              <w:bottom w:color="000000" w:space="0" w:sz="6" w:val="single"/>
+              <w:right w:color="000000" w:space="0" w:sz="6" w:val="single"/>
+            </w:tcBorders>
+            <w:tcMar>
+              <w:top w:w="100.0" w:type="dxa"/>
+              <w:left w:w="100.0" w:type="dxa"/>
+              <w:bottom w:w="100.0" w:type="dxa"/>
+              <w:right w:w="100.0" w:type="dxa"/>
+            </w:tcMar>
+            <w:vAlign w:val="top"/>
+          </w:tcPr>
+          <w:p>
+            <w:pPr>
+              <w:ind w:left="1520" w:firstLine="20"/>
+              <w:rPr/>
+            </w:pPr>
+            <w:r>
+              <w:rPr>
+                <w:rtl w:val="0"/>
+              </w:rPr>
+              <w:t xml:space="preserve">44</w:t>
+            </w:r>
+          </w:p>
+        </w:tc>
+      </w:tr>
+      <w:tr>
+        <w:trPr>
+          <w:cantSplit w:val="0"/>
+          <w:trHeight w:val="495" w:hRule="atLeast"/>
+          <w:tblHeader w:val="0"/>
+        </w:trPr>
+        <w:tc>
+          <w:tcPr>
+            <w:tcBorders>
+              <w:top w:color="000000" w:space="0" w:sz="0" w:val="nil"/>
+              <w:left w:color="000000" w:space="0" w:sz="6" w:val="single"/>
+              <w:bottom w:color="000000" w:space="0" w:sz="6" w:val="single"/>
+              <w:right w:color="000000" w:space="0" w:sz="6" w:val="single"/>
+            </w:tcBorders>
+            <w:tcMar>
+              <w:top w:w="100.0" w:type="dxa"/>
+              <w:left w:w="100.0" w:type="dxa"/>
+              <w:bottom w:w="100.0" w:type="dxa"/>
+              <w:right w:w="100.0" w:type="dxa"/>
+            </w:tcMar>
+            <w:vAlign w:val="top"/>
+          </w:tcPr>
+          <w:p>
+            <w:pPr>
+              <w:ind w:left="1520" w:firstLine="20"/>
+              <w:rPr/>
+            </w:pPr>
+            <w:r>
+              <w:rPr>
+                <w:rtl w:val="0"/>
+              </w:rPr>
+              <w:t xml:space="preserve">Failed</w:t>
+            </w:r>
+          </w:p>
+        </w:tc>
+        <w:tc>
+          <w:tcPr>
+            <w:tcBorders>
+              <w:top w:color="000000" w:space="0" w:sz="0" w:val="nil"/>
+              <w:left w:color="000000" w:space="0" w:sz="0" w:val="nil"/>
+              <w:bottom w:color="000000" w:space="0" w:sz="6" w:val="single"/>
+              <w:right w:color="000000" w:space="0" w:sz="6" w:val="single"/>
+            </w:tcBorders>
+            <w:tcMar>
+              <w:top w:w="100.0" w:type="dxa"/>
+              <w:left w:w="100.0" w:type="dxa"/>
+              <w:bottom w:w="100.0" w:type="dxa"/>
+              <w:right w:w="100.0" w:type="dxa"/>
+            </w:tcMar>
+            <w:vAlign w:val="top"/>
+          </w:tcPr>
+          <w:p>
+            <w:pPr>
+              <w:ind w:left="1520" w:firstLine="20"/>
+              <w:rPr/>
+            </w:pPr>
+            <w:r>
+              <w:rPr>
+                <w:rtl w:val="0"/>
+              </w:rPr>
+              <w:t xml:space="preserve">0</w:t>
+            </w:r>
+          </w:p>
+        </w:tc>
+      </w:tr>
+      <w:tr>
+        <w:trPr>
+          <w:cantSplit w:val="0"/>
+          <w:trHeight w:val="495" w:hRule="atLeast"/>
+          <w:tblHeader w:val="0"/>
+        </w:trPr>
+        <w:tc>
+          <w:tcPr>
+            <w:tcBorders>
+              <w:top w:color="000000" w:space="0" w:sz="0" w:val="nil"/>
+              <w:left w:color="000000" w:space="0" w:sz="6" w:val="single"/>
+              <w:bottom w:color="000000" w:space="0" w:sz="6" w:val="single"/>
+              <w:right w:color="000000" w:space="0" w:sz="6" w:val="single"/>
+            </w:tcBorders>
+            <w:tcMar>
+              <w:top w:w="100.0" w:type="dxa"/>
+              <w:left w:w="100.0" w:type="dxa"/>
+              <w:bottom w:w="100.0" w:type="dxa"/>
+              <w:right w:w="100.0" w:type="dxa"/>
+            </w:tcMar>
+            <w:vAlign w:val="top"/>
+          </w:tcPr>
+          <w:p>
+            <w:pPr>
+              <w:ind w:left="1520" w:firstLine="20"/>
+              <w:rPr/>
+            </w:pPr>
+            <w:r>
+              <w:rPr>
+                <w:rtl w:val="0"/>
+              </w:rPr>
+              <w:t xml:space="preserve">Not executed</w:t>
+            </w:r>
+          </w:p>
+        </w:tc>
+        <w:tc>
+          <w:tcPr>
+            <w:tcBorders>
+              <w:top w:color="000000" w:space="0" w:sz="0" w:val="nil"/>
+              <w:left w:color="000000" w:space="0" w:sz="0" w:val="nil"/>
+              <w:bottom w:color="000000" w:space="0" w:sz="6" w:val="single"/>
+              <w:right w:color="000000" w:space="0" w:sz="6" w:val="single"/>
+            </w:tcBorders>
+            <w:tcMar>
+              <w:top w:w="100.0" w:type="dxa"/>
+              <w:left w:w="100.0" w:type="dxa"/>
+              <w:bottom w:w="100.0" w:type="dxa"/>
+              <w:right w:w="100.0" w:type="dxa"/>
+            </w:tcMar>
+            <w:vAlign w:val="top"/>
+          </w:tcPr>
+          <w:p>
+            <w:pPr>
+              <w:ind w:left="1520" w:firstLine="20"/>
+              <w:rPr/>
+            </w:pPr>
+            <w:r>
+              <w:rPr>
+                <w:rtl w:val="0"/>
+              </w:rPr>
+              <w:t xml:space="preserve">0</w:t>
+            </w:r>
+          </w:p>
+        </w:tc>
+      </w:tr>
+    </w:tbl>
+    <w:p>
+      <w:pPr>
+        <w:spacing w:after="240" w:before="240" w:lineRule="auto"/>
+        <w:ind w:left="720" w:firstLine="0"/>
+        <w:rPr>
+          <w:b w:val="1"/>
+          <w:bCs w:val="1"/>
+        </w:rPr>
+      </w:pPr>
+      <w:r>
+        <w:rPr>
+          <w:b w:val="1"/>
+          <w:bCs w:val="1"/>
+          <w:rtl w:val="0"/>
+        </w:rPr>
+        <w:t xml:space="preserve">Features covered</w:t>
+      </w:r>
+    </w:p>
+    <w:p>
+      <w:pPr>
+        <w:spacing w:after="240" w:before="240" w:lineRule="auto"/>
+        <w:ind w:left="720" w:firstLine="0"/>
+        <w:rPr/>
+      </w:pPr>
+      <w:r>
+        <w:rPr>
+          <w:rtl w:val="0"/>
+        </w:rPr>
+        <w:t xml:space="preserve">Testing this iteration focused on three areas of the application. The first was authentication, covering valid and invalid login, empty field validation, registration with weak passwords and duplicate usernames, and logout. The second was the Projects Dashboard, covering page load and layout, project card display and navigation, project deletion, the empty state, and new project creation with validation. The third was test case generation and management, covering the Generate Test Cases modal with user story input, target type selection and generation, and the Create Manual Test Case modal with form field validation and save behavior.</w:t>
+      </w:r>
+    </w:p>
+    <w:p>
+      <w:pPr>
+        <w:spacing w:after="240" w:before="240" w:lineRule="auto"/>
+        <w:ind w:left="720" w:firstLine="0"/>
+        <w:rPr>
+          <w:b w:val="1"/>
+          <w:bCs w:val="1"/>
+        </w:rPr>
+      </w:pPr>
+      <w:r>
+        <w:rPr>
+          <w:b w:val="1"/>
+          <w:bCs w:val="1"/>
+          <w:rtl w:val="0"/>
+        </w:rPr>
+        <w:t xml:space="preserve">Results</w:t>
+      </w:r>
+    </w:p>
+    <w:p>
+      <w:pPr>
+        <w:spacing w:after="240" w:before="240" w:lineRule="auto"/>
+        <w:ind w:left="720" w:firstLine="0"/>
+        <w:rPr/>
+      </w:pPr>
+      <w:r>
+        <w:rPr>
+          <w:rtl w:val="0"/>
+        </w:rPr>
+        <w:t xml:space="preserve">All 44 test cases passed with no failures and no test cases left unexecuted. No defects were logged for this iteration.</w:t>
+      </w:r>
+    </w:p>
+    <w:p>
+      <w:pPr>
+        <w:spacing w:after="240" w:before="240" w:lineRule="auto"/>
+        <w:ind w:left="720" w:firstLine="0"/>
+        <w:rPr/>
+      </w:pPr>
       <w:r>
         <w:rPr>
           <w:rtl w:val="0"/>
@@ -5041,21 +5998,17 @@
         <w:shd w:fill="auto" w:val="clear"/>
         <w:ind w:left="720" w:hanging="360"/>
         <w:rPr>
-          <w:u w:val="none"/>
-        </w:rPr>
-      </w:pPr>
-      <w:bookmarkStart w:colFirst="0" w:colLast="0" w:name="_mtfbusfb0eq3" w:id="3"/>
-      <w:bookmarkEnd w:id="3"/>
-      <w:commentRangeStart w:id="1"/>
-      <w:r>
-        <w:rPr>
+          <w:rFonts w:ascii="Arial" w:cs="Arial" w:eastAsia="Arial" w:hAnsi="Arial"/>
+        </w:rPr>
+      </w:pPr>
+      <w:bookmarkStart w:colFirst="0" w:colLast="0" w:name="_mtfbusfb0eq3" w:id="4"/>
+      <w:bookmarkEnd w:id="4"/>
+      <w:r>
+        <w:rPr>
+          <w:rFonts w:ascii="Arial" w:cs="Arial" w:eastAsia="Arial" w:hAnsi="Arial"/>
           <w:rtl w:val="0"/>
         </w:rPr>
         <w:t xml:space="preserve">Automated Testing Report</w:t>
-      </w:r>
-      <w:commentRangeEnd w:id="1"/>
-      <w:r>
-        <w:commentReference w:id="1"/>
       </w:r>
       <w:r>
         <w:rPr>
@@ -5090,12 +6043,15 @@
       <w:pPr>
         <w:pStyle w:val="Heading2"/>
         <w:ind w:left="720" w:firstLine="0"/>
-        <w:rPr/>
-      </w:pPr>
-      <w:bookmarkStart w:colFirst="0" w:colLast="0" w:name="_gdn8bgiz5ob9" w:id="4"/>
-      <w:bookmarkEnd w:id="4"/>
-      <w:r>
-        <w:rPr>
+        <w:rPr>
+          <w:rFonts w:ascii="Arial" w:cs="Arial" w:eastAsia="Arial" w:hAnsi="Arial"/>
+        </w:rPr>
+      </w:pPr>
+      <w:bookmarkStart w:colFirst="0" w:colLast="0" w:name="_gdn8bgiz5ob9" w:id="5"/>
+      <w:bookmarkEnd w:id="5"/>
+      <w:r>
+        <w:rPr>
+          <w:rFonts w:ascii="Arial" w:cs="Arial" w:eastAsia="Arial" w:hAnsi="Arial"/>
           <w:rtl w:val="0"/>
         </w:rPr>
         <w:t xml:space="preserve">Test Automation Code Repository Location:</w:t>
@@ -5167,7 +6123,7 @@
     </w:p>
     <w:tbl>
       <w:tblPr>
-        <w:tblStyle w:val="Table4"/>
+        <w:tblStyle w:val="Table5"/>
         <w:tblW w:w="8640.0" w:type="dxa"/>
         <w:jc w:val="left"/>
         <w:tblInd w:w="720.0" w:type="dxa"/>
@@ -5808,8 +6764,8 @@
           <w:rFonts w:ascii="Arial" w:cs="Arial" w:eastAsia="Arial" w:hAnsi="Arial"/>
         </w:rPr>
       </w:pPr>
-      <w:bookmarkStart w:colFirst="0" w:colLast="0" w:name="_8nbcnoxt7ofq" w:id="5"/>
-      <w:bookmarkEnd w:id="5"/>
+      <w:bookmarkStart w:colFirst="0" w:colLast="0" w:name="_8nbcnoxt7ofq" w:id="6"/>
+      <w:bookmarkEnd w:id="6"/>
       <w:r>
         <w:rPr>
           <w:rFonts w:ascii="Arial" w:cs="Arial" w:eastAsia="Arial" w:hAnsi="Arial"/>
@@ -5842,9 +6798,7 @@
           <w:numId w:val="5"/>
         </w:numPr>
         <w:ind w:left="1440" w:hanging="360"/>
-        <w:rPr>
-          <w:u w:val="none"/>
-        </w:rPr>
+        <w:rPr/>
       </w:pPr>
       <w:r>
         <w:rPr>
@@ -5860,9 +6814,7 @@
           <w:numId w:val="5"/>
         </w:numPr>
         <w:ind w:left="1440" w:hanging="360"/>
-        <w:rPr>
-          <w:u w:val="none"/>
-        </w:rPr>
+        <w:rPr/>
       </w:pPr>
       <w:r>
         <w:rPr>
@@ -5878,9 +6830,7 @@
           <w:numId w:val="5"/>
         </w:numPr>
         <w:ind w:left="1440" w:hanging="360"/>
-        <w:rPr>
-          <w:u w:val="none"/>
-        </w:rPr>
+        <w:rPr/>
       </w:pPr>
       <w:r>
         <w:rPr>
@@ -5896,9 +6846,7 @@
           <w:numId w:val="5"/>
         </w:numPr>
         <w:ind w:left="1440" w:hanging="360"/>
-        <w:rPr>
-          <w:u w:val="none"/>
-        </w:rPr>
+        <w:rPr/>
       </w:pPr>
       <w:r>
         <w:rPr>
@@ -5914,9 +6862,7 @@
           <w:numId w:val="5"/>
         </w:numPr>
         <w:ind w:left="1440" w:hanging="360"/>
-        <w:rPr>
-          <w:u w:val="none"/>
-        </w:rPr>
+        <w:rPr/>
       </w:pPr>
       <w:r>
         <w:rPr>
@@ -5932,9 +6878,7 @@
           <w:numId w:val="5"/>
         </w:numPr>
         <w:ind w:left="1440" w:hanging="360"/>
-        <w:rPr>
-          <w:u w:val="none"/>
-        </w:rPr>
+        <w:rPr/>
       </w:pPr>
       <w:r>
         <w:rPr>
@@ -5952,12 +6896,15 @@
       <w:pPr>
         <w:pStyle w:val="Heading2"/>
         <w:ind w:left="720" w:firstLine="0"/>
-        <w:rPr/>
-      </w:pPr>
-      <w:bookmarkStart w:colFirst="0" w:colLast="0" w:name="_2xl6z9w1yyki" w:id="6"/>
-      <w:bookmarkEnd w:id="6"/>
-      <w:r>
-        <w:rPr>
+        <w:rPr>
+          <w:rFonts w:ascii="Arial" w:cs="Arial" w:eastAsia="Arial" w:hAnsi="Arial"/>
+        </w:rPr>
+      </w:pPr>
+      <w:bookmarkStart w:colFirst="0" w:colLast="0" w:name="_2xl6z9w1yyki" w:id="7"/>
+      <w:bookmarkEnd w:id="7"/>
+      <w:r>
+        <w:rPr>
+          <w:rFonts w:ascii="Arial" w:cs="Arial" w:eastAsia="Arial" w:hAnsi="Arial"/>
           <w:rtl w:val="0"/>
         </w:rPr>
         <w:t xml:space="preserve">Test Architecture:</w:t>
@@ -6008,7 +6955,6 @@
       </w:r>
       <w:r>
         <w:rPr>
-          <w:rFonts w:ascii="Times New Roman" w:cs="Times New Roman" w:eastAsia="Times New Roman" w:hAnsi="Times New Roman"/>
           <w:sz w:val="14"/>
           <w:szCs w:val="14"/>
           <w:rtl w:val="0"/>
@@ -6036,7 +6982,6 @@
       </w:r>
       <w:r>
         <w:rPr>
-          <w:rFonts w:ascii="Times New Roman" w:cs="Times New Roman" w:eastAsia="Times New Roman" w:hAnsi="Times New Roman"/>
           <w:sz w:val="14"/>
           <w:szCs w:val="14"/>
           <w:rtl w:val="0"/>
@@ -6064,7 +7009,6 @@
       </w:r>
       <w:r>
         <w:rPr>
-          <w:rFonts w:ascii="Times New Roman" w:cs="Times New Roman" w:eastAsia="Times New Roman" w:hAnsi="Times New Roman"/>
           <w:sz w:val="14"/>
           <w:szCs w:val="14"/>
           <w:rtl w:val="0"/>
@@ -6092,7 +7036,6 @@
       </w:r>
       <w:r>
         <w:rPr>
-          <w:rFonts w:ascii="Times New Roman" w:cs="Times New Roman" w:eastAsia="Times New Roman" w:hAnsi="Times New Roman"/>
           <w:sz w:val="14"/>
           <w:szCs w:val="14"/>
           <w:rtl w:val="0"/>
@@ -6150,9 +7093,7 @@
           <w:numId w:val="3"/>
         </w:numPr>
         <w:ind w:left="1440" w:hanging="360"/>
-        <w:rPr>
-          <w:u w:val="none"/>
-        </w:rPr>
+        <w:rPr/>
       </w:pPr>
       <w:r>
         <w:rPr>
@@ -6168,9 +7109,7 @@
           <w:numId w:val="3"/>
         </w:numPr>
         <w:ind w:left="1440" w:hanging="360"/>
-        <w:rPr>
-          <w:u w:val="none"/>
-        </w:rPr>
+        <w:rPr/>
       </w:pPr>
       <w:r>
         <w:rPr>
@@ -6186,9 +7125,7 @@
           <w:numId w:val="3"/>
         </w:numPr>
         <w:ind w:left="1440" w:hanging="360"/>
-        <w:rPr>
-          <w:u w:val="none"/>
-        </w:rPr>
+        <w:rPr/>
       </w:pPr>
       <w:r>
         <w:rPr>
@@ -6204,9 +7141,7 @@
           <w:numId w:val="3"/>
         </w:numPr>
         <w:ind w:left="1440" w:hanging="360"/>
-        <w:rPr>
-          <w:u w:val="none"/>
-        </w:rPr>
+        <w:rPr/>
       </w:pPr>
       <w:r>
         <w:rPr>
@@ -6222,9 +7157,7 @@
           <w:numId w:val="3"/>
         </w:numPr>
         <w:ind w:left="1440" w:hanging="360"/>
-        <w:rPr>
-          <w:u w:val="none"/>
-        </w:rPr>
+        <w:rPr/>
       </w:pPr>
       <w:r>
         <w:rPr>
@@ -6240,9 +7173,7 @@
           <w:numId w:val="3"/>
         </w:numPr>
         <w:ind w:left="1440" w:hanging="360"/>
-        <w:rPr>
-          <w:u w:val="none"/>
-        </w:rPr>
+        <w:rPr/>
       </w:pPr>
       <w:r>
         <w:rPr>
@@ -6258,9 +7189,7 @@
           <w:numId w:val="3"/>
         </w:numPr>
         <w:ind w:left="1440" w:hanging="360"/>
-        <w:rPr>
-          <w:u w:val="none"/>
-        </w:rPr>
+        <w:rPr/>
       </w:pPr>
       <w:r>
         <w:rPr>
@@ -6276,9 +7205,7 @@
           <w:numId w:val="3"/>
         </w:numPr>
         <w:ind w:left="1440" w:hanging="360"/>
-        <w:rPr>
-          <w:u w:val="none"/>
-        </w:rPr>
+        <w:rPr/>
       </w:pPr>
       <w:r>
         <w:rPr>
@@ -6294,9 +7221,7 @@
           <w:numId w:val="3"/>
         </w:numPr>
         <w:ind w:left="1440" w:hanging="360"/>
-        <w:rPr>
-          <w:u w:val="none"/>
-        </w:rPr>
+        <w:rPr/>
       </w:pPr>
       <w:r>
         <w:rPr>
@@ -6312,9 +7237,7 @@
           <w:numId w:val="3"/>
         </w:numPr>
         <w:ind w:left="1440" w:hanging="360"/>
-        <w:rPr>
-          <w:u w:val="none"/>
-        </w:rPr>
+        <w:rPr/>
       </w:pPr>
       <w:r>
         <w:rPr>
@@ -6330,9 +7253,7 @@
           <w:numId w:val="3"/>
         </w:numPr>
         <w:ind w:left="1440" w:hanging="360"/>
-        <w:rPr>
-          <w:u w:val="none"/>
-        </w:rPr>
+        <w:rPr/>
       </w:pPr>
       <w:r>
         <w:rPr>
@@ -6348,9 +7269,7 @@
           <w:numId w:val="3"/>
         </w:numPr>
         <w:ind w:left="1440" w:hanging="360"/>
-        <w:rPr>
-          <w:u w:val="none"/>
-        </w:rPr>
+        <w:rPr/>
       </w:pPr>
       <w:r>
         <w:rPr>
@@ -6366,9 +7285,7 @@
           <w:numId w:val="3"/>
         </w:numPr>
         <w:ind w:left="1440" w:hanging="360"/>
-        <w:rPr>
-          <w:u w:val="none"/>
-        </w:rPr>
+        <w:rPr/>
       </w:pPr>
       <w:r>
         <w:rPr>
@@ -6384,9 +7301,7 @@
           <w:numId w:val="3"/>
         </w:numPr>
         <w:ind w:left="1440" w:hanging="360"/>
-        <w:rPr>
-          <w:u w:val="none"/>
-        </w:rPr>
+        <w:rPr/>
       </w:pPr>
       <w:r>
         <w:rPr>
@@ -6402,9 +7317,7 @@
           <w:numId w:val="3"/>
         </w:numPr>
         <w:ind w:left="1440" w:hanging="360"/>
-        <w:rPr>
-          <w:u w:val="none"/>
-        </w:rPr>
+        <w:rPr/>
       </w:pPr>
       <w:r>
         <w:rPr>
@@ -6420,9 +7333,7 @@
           <w:numId w:val="3"/>
         </w:numPr>
         <w:ind w:left="1440" w:hanging="360"/>
-        <w:rPr>
-          <w:u w:val="none"/>
-        </w:rPr>
+        <w:rPr/>
       </w:pPr>
       <w:r>
         <w:rPr>
@@ -6438,9 +7349,7 @@
           <w:numId w:val="3"/>
         </w:numPr>
         <w:ind w:left="1440" w:hanging="360"/>
-        <w:rPr>
-          <w:u w:val="none"/>
-        </w:rPr>
+        <w:rPr/>
       </w:pPr>
       <w:r>
         <w:rPr>
@@ -6456,9 +7365,7 @@
           <w:numId w:val="3"/>
         </w:numPr>
         <w:ind w:left="1440" w:hanging="360"/>
-        <w:rPr>
-          <w:u w:val="none"/>
-        </w:rPr>
+        <w:rPr/>
       </w:pPr>
       <w:r>
         <w:rPr>
@@ -6474,9 +7381,7 @@
           <w:numId w:val="3"/>
         </w:numPr>
         <w:ind w:left="1440" w:hanging="360"/>
-        <w:rPr>
-          <w:u w:val="none"/>
-        </w:rPr>
+        <w:rPr/>
       </w:pPr>
       <w:r>
         <w:rPr>
@@ -6526,7 +7431,6 @@
       </w:r>
       <w:r>
         <w:rPr>
-          <w:rFonts w:ascii="Roboto Mono" w:cs="Roboto Mono" w:eastAsia="Roboto Mono" w:hAnsi="Roboto Mono"/>
           <w:rtl w:val="0"/>
         </w:rPr>
         <w:t xml:space="preserve">tests/reports/report.html</w:t>
@@ -6560,12 +7464,12 @@
           <wp:inline distB="114300" distT="114300" distL="114300" distR="114300">
             <wp:extent cx="5943600" cy="3225800"/>
             <wp:effectExtent b="25400" l="25400" r="25400" t="25400"/>
-            <wp:docPr id="1" name="image2.png"/>
+            <wp:docPr id="1" name="image1.png"/>
             <a:graphic>
               <a:graphicData uri="http://schemas.openxmlformats.org/drawingml/2006/picture">
                 <pic:pic>
                   <pic:nvPicPr>
-                    <pic:cNvPr id="0" name="image2.png"/>
+                    <pic:cNvPr id="0" name="image1.png"/>
                     <pic:cNvPicPr preferRelativeResize="0"/>
                   </pic:nvPicPr>
                   <pic:blipFill>
@@ -6621,13 +7525,14 @@
         <w:shd w:fill="auto" w:val="clear"/>
         <w:ind w:left="720" w:hanging="360"/>
         <w:rPr>
-          <w:u w:val="none"/>
-        </w:rPr>
-      </w:pPr>
-      <w:bookmarkStart w:colFirst="0" w:colLast="0" w:name="_rijyjeu2ojqa" w:id="7"/>
-      <w:bookmarkEnd w:id="7"/>
-      <w:r>
-        <w:rPr>
+          <w:rFonts w:ascii="Arial" w:cs="Arial" w:eastAsia="Arial" w:hAnsi="Arial"/>
+        </w:rPr>
+      </w:pPr>
+      <w:bookmarkStart w:colFirst="0" w:colLast="0" w:name="_rijyjeu2ojqa" w:id="8"/>
+      <w:bookmarkEnd w:id="8"/>
+      <w:r>
+        <w:rPr>
+          <w:rFonts w:ascii="Arial" w:cs="Arial" w:eastAsia="Arial" w:hAnsi="Arial"/>
           <w:rtl w:val="0"/>
         </w:rPr>
         <w:t xml:space="preserve">Testing Metrics </w:t>
@@ -6652,1415 +7557,13 @@
         </w:pBdr>
         <w:shd w:fill="auto" w:val="clear"/>
         <w:ind w:left="1440" w:hanging="360"/>
-        <w:rPr>
-          <w:u w:val="none"/>
-        </w:rPr>
+        <w:rPr/>
       </w:pPr>
       <w:r>
         <w:rPr>
           <w:rtl w:val="0"/>
         </w:rPr>
         <w:t xml:space="preserve">Product Metrics: Product metrics evaluate the quality, reliability, and performance of the SpecCheck application itself</w:t>
-      </w:r>
-    </w:p>
-    <w:p>
-      <w:pPr>
-        <w:keepNext w:val="0"/>
-        <w:keepLines w:val="0"/>
-        <w:pageBreakBefore w:val="0"/>
-        <w:widowControl w:val="0"/>
-        <w:pBdr>
-          <w:top w:space="0" w:sz="0" w:val="nil"/>
-          <w:left w:space="0" w:sz="0" w:val="nil"/>
-          <w:bottom w:space="0" w:sz="0" w:val="nil"/>
-          <w:right w:space="0" w:sz="0" w:val="nil"/>
-          <w:between w:space="0" w:sz="0" w:val="nil"/>
-        </w:pBdr>
-        <w:shd w:fill="auto" w:val="clear"/>
-        <w:ind w:left="1440" w:firstLine="0"/>
-        <w:rPr/>
-      </w:pPr>
-      <w:r>
-        <w:rPr>
-          <w:rtl w:val="0"/>
-        </w:rPr>
-      </w:r>
-    </w:p>
-    <w:tbl>
-      <w:tblPr>
-        <w:tblStyle w:val="Table5"/>
-        <w:tblW w:w="7920.0" w:type="dxa"/>
-        <w:jc w:val="left"/>
-        <w:tblInd w:w="1440.0" w:type="dxa"/>
-        <w:tblBorders>
-          <w:top w:color="000000" w:space="0" w:sz="8" w:val="single"/>
-          <w:left w:color="000000" w:space="0" w:sz="8" w:val="single"/>
-          <w:bottom w:color="000000" w:space="0" w:sz="8" w:val="single"/>
-          <w:right w:color="000000" w:space="0" w:sz="8" w:val="single"/>
-          <w:insideH w:color="000000" w:space="0" w:sz="8" w:val="single"/>
-          <w:insideV w:color="000000" w:space="0" w:sz="8" w:val="single"/>
-        </w:tblBorders>
-        <w:tblLayout w:type="fixed"/>
-        <w:tblLook w:val="0600"/>
-      </w:tblPr>
-      <w:tblGrid>
-        <w:gridCol w:w="2640"/>
-        <w:gridCol w:w="2640"/>
-        <w:gridCol w:w="2640"/>
-        <w:tblGridChange w:id="0">
-          <w:tblGrid>
-            <w:gridCol w:w="2640"/>
-            <w:gridCol w:w="2640"/>
-            <w:gridCol w:w="2640"/>
-          </w:tblGrid>
-        </w:tblGridChange>
-      </w:tblGrid>
-      <w:tr>
-        <w:trPr>
-          <w:cantSplit w:val="0"/>
-          <w:tblHeader w:val="0"/>
-        </w:trPr>
-        <w:tc>
-          <w:tcPr>
-            <w:shd w:fill="auto" w:val="clear"/>
-            <w:tcMar>
-              <w:top w:w="100.0" w:type="dxa"/>
-              <w:left w:w="100.0" w:type="dxa"/>
-              <w:bottom w:w="100.0" w:type="dxa"/>
-              <w:right w:w="100.0" w:type="dxa"/>
-            </w:tcMar>
-            <w:vAlign w:val="top"/>
-          </w:tcPr>
-          <w:p>
-            <w:pPr>
-              <w:keepNext w:val="0"/>
-              <w:keepLines w:val="0"/>
-              <w:pageBreakBefore w:val="0"/>
-              <w:widowControl w:val="0"/>
-              <w:pBdr>
-                <w:top w:space="0" w:sz="0" w:val="nil"/>
-                <w:left w:space="0" w:sz="0" w:val="nil"/>
-                <w:bottom w:space="0" w:sz="0" w:val="nil"/>
-                <w:right w:space="0" w:sz="0" w:val="nil"/>
-                <w:between w:space="0" w:sz="0" w:val="nil"/>
-              </w:pBdr>
-              <w:shd w:fill="auto" w:val="clear"/>
-              <w:spacing w:after="0" w:before="0" w:line="240" w:lineRule="auto"/>
-              <w:ind w:left="0" w:right="0" w:firstLine="0"/>
-              <w:jc w:val="left"/>
-              <w:rPr/>
-            </w:pPr>
-            <w:r>
-              <w:rPr>
-                <w:rtl w:val="0"/>
-              </w:rPr>
-              <w:t xml:space="preserve">Metric</w:t>
-            </w:r>
-          </w:p>
-        </w:tc>
-        <w:tc>
-          <w:tcPr>
-            <w:shd w:fill="auto" w:val="clear"/>
-            <w:tcMar>
-              <w:top w:w="100.0" w:type="dxa"/>
-              <w:left w:w="100.0" w:type="dxa"/>
-              <w:bottom w:w="100.0" w:type="dxa"/>
-              <w:right w:w="100.0" w:type="dxa"/>
-            </w:tcMar>
-            <w:vAlign w:val="top"/>
-          </w:tcPr>
-          <w:p>
-            <w:pPr>
-              <w:keepNext w:val="0"/>
-              <w:keepLines w:val="0"/>
-              <w:pageBreakBefore w:val="0"/>
-              <w:widowControl w:val="0"/>
-              <w:pBdr>
-                <w:top w:space="0" w:sz="0" w:val="nil"/>
-                <w:left w:space="0" w:sz="0" w:val="nil"/>
-                <w:bottom w:space="0" w:sz="0" w:val="nil"/>
-                <w:right w:space="0" w:sz="0" w:val="nil"/>
-                <w:between w:space="0" w:sz="0" w:val="nil"/>
-              </w:pBdr>
-              <w:shd w:fill="auto" w:val="clear"/>
-              <w:spacing w:after="0" w:before="0" w:line="240" w:lineRule="auto"/>
-              <w:ind w:left="0" w:right="0" w:firstLine="0"/>
-              <w:jc w:val="left"/>
-              <w:rPr/>
-            </w:pPr>
-            <w:r>
-              <w:rPr>
-                <w:rtl w:val="0"/>
-              </w:rPr>
-              <w:t xml:space="preserve">Description</w:t>
-            </w:r>
-          </w:p>
-        </w:tc>
-        <w:tc>
-          <w:tcPr>
-            <w:shd w:fill="auto" w:val="clear"/>
-            <w:tcMar>
-              <w:top w:w="100.0" w:type="dxa"/>
-              <w:left w:w="100.0" w:type="dxa"/>
-              <w:bottom w:w="100.0" w:type="dxa"/>
-              <w:right w:w="100.0" w:type="dxa"/>
-            </w:tcMar>
-            <w:vAlign w:val="top"/>
-          </w:tcPr>
-          <w:p>
-            <w:pPr>
-              <w:keepNext w:val="0"/>
-              <w:keepLines w:val="0"/>
-              <w:pageBreakBefore w:val="0"/>
-              <w:widowControl w:val="0"/>
-              <w:pBdr>
-                <w:top w:space="0" w:sz="0" w:val="nil"/>
-                <w:left w:space="0" w:sz="0" w:val="nil"/>
-                <w:bottom w:space="0" w:sz="0" w:val="nil"/>
-                <w:right w:space="0" w:sz="0" w:val="nil"/>
-                <w:between w:space="0" w:sz="0" w:val="nil"/>
-              </w:pBdr>
-              <w:shd w:fill="auto" w:val="clear"/>
-              <w:spacing w:after="0" w:before="0" w:line="240" w:lineRule="auto"/>
-              <w:ind w:left="0" w:right="0" w:firstLine="0"/>
-              <w:jc w:val="left"/>
-              <w:rPr/>
-            </w:pPr>
-            <w:r>
-              <w:rPr>
-                <w:rtl w:val="0"/>
-              </w:rPr>
-              <w:t xml:space="preserve">Result</w:t>
-            </w:r>
-          </w:p>
-        </w:tc>
-      </w:tr>
-      <w:tr>
-        <w:trPr>
-          <w:cantSplit w:val="0"/>
-          <w:tblHeader w:val="0"/>
-        </w:trPr>
-        <w:tc>
-          <w:tcPr>
-            <w:shd w:fill="auto" w:val="clear"/>
-            <w:tcMar>
-              <w:top w:w="100.0" w:type="dxa"/>
-              <w:left w:w="100.0" w:type="dxa"/>
-              <w:bottom w:w="100.0" w:type="dxa"/>
-              <w:right w:w="100.0" w:type="dxa"/>
-            </w:tcMar>
-            <w:vAlign w:val="top"/>
-          </w:tcPr>
-          <w:p>
-            <w:pPr>
-              <w:keepNext w:val="0"/>
-              <w:keepLines w:val="0"/>
-              <w:pageBreakBefore w:val="0"/>
-              <w:widowControl w:val="0"/>
-              <w:pBdr>
-                <w:top w:space="0" w:sz="0" w:val="nil"/>
-                <w:left w:space="0" w:sz="0" w:val="nil"/>
-                <w:bottom w:space="0" w:sz="0" w:val="nil"/>
-                <w:right w:space="0" w:sz="0" w:val="nil"/>
-                <w:between w:space="0" w:sz="0" w:val="nil"/>
-              </w:pBdr>
-              <w:shd w:fill="auto" w:val="clear"/>
-              <w:spacing w:after="0" w:before="0" w:line="240" w:lineRule="auto"/>
-              <w:ind w:left="0" w:right="0" w:firstLine="0"/>
-              <w:jc w:val="left"/>
-              <w:rPr/>
-            </w:pPr>
-            <w:r>
-              <w:rPr>
-                <w:rtl w:val="0"/>
-              </w:rPr>
-              <w:t xml:space="preserve">Total Test Cases</w:t>
-            </w:r>
-          </w:p>
-        </w:tc>
-        <w:tc>
-          <w:tcPr>
-            <w:shd w:fill="auto" w:val="clear"/>
-            <w:tcMar>
-              <w:top w:w="100.0" w:type="dxa"/>
-              <w:left w:w="100.0" w:type="dxa"/>
-              <w:bottom w:w="100.0" w:type="dxa"/>
-              <w:right w:w="100.0" w:type="dxa"/>
-            </w:tcMar>
-            <w:vAlign w:val="top"/>
-          </w:tcPr>
-          <w:p>
-            <w:pPr>
-              <w:keepNext w:val="0"/>
-              <w:keepLines w:val="0"/>
-              <w:pageBreakBefore w:val="0"/>
-              <w:widowControl w:val="0"/>
-              <w:pBdr>
-                <w:top w:space="0" w:sz="0" w:val="nil"/>
-                <w:left w:space="0" w:sz="0" w:val="nil"/>
-                <w:bottom w:space="0" w:sz="0" w:val="nil"/>
-                <w:right w:space="0" w:sz="0" w:val="nil"/>
-                <w:between w:space="0" w:sz="0" w:val="nil"/>
-              </w:pBdr>
-              <w:shd w:fill="auto" w:val="clear"/>
-              <w:spacing w:after="0" w:before="0" w:line="240" w:lineRule="auto"/>
-              <w:ind w:left="0" w:right="0" w:firstLine="0"/>
-              <w:jc w:val="left"/>
-              <w:rPr/>
-            </w:pPr>
-            <w:r>
-              <w:rPr>
-                <w:rtl w:val="0"/>
-              </w:rPr>
-              <w:t xml:space="preserve">Total number of manual and automated test cases executed</w:t>
-            </w:r>
-          </w:p>
-        </w:tc>
-        <w:tc>
-          <w:tcPr>
-            <w:shd w:fill="auto" w:val="clear"/>
-            <w:tcMar>
-              <w:top w:w="100.0" w:type="dxa"/>
-              <w:left w:w="100.0" w:type="dxa"/>
-              <w:bottom w:w="100.0" w:type="dxa"/>
-              <w:right w:w="100.0" w:type="dxa"/>
-            </w:tcMar>
-            <w:vAlign w:val="top"/>
-          </w:tcPr>
-          <w:p>
-            <w:pPr>
-              <w:keepNext w:val="0"/>
-              <w:keepLines w:val="0"/>
-              <w:pageBreakBefore w:val="0"/>
-              <w:widowControl w:val="0"/>
-              <w:pBdr>
-                <w:top w:space="0" w:sz="0" w:val="nil"/>
-                <w:left w:space="0" w:sz="0" w:val="nil"/>
-                <w:bottom w:space="0" w:sz="0" w:val="nil"/>
-                <w:right w:space="0" w:sz="0" w:val="nil"/>
-                <w:between w:space="0" w:sz="0" w:val="nil"/>
-              </w:pBdr>
-              <w:shd w:fill="auto" w:val="clear"/>
-              <w:spacing w:after="0" w:before="0" w:line="240" w:lineRule="auto"/>
-              <w:ind w:left="0" w:right="0" w:firstLine="0"/>
-              <w:jc w:val="left"/>
-              <w:rPr/>
-            </w:pPr>
-            <w:r>
-              <w:rPr>
-                <w:rtl w:val="0"/>
-              </w:rPr>
-              <w:t xml:space="preserve">44</w:t>
-            </w:r>
-          </w:p>
-        </w:tc>
-      </w:tr>
-      <w:tr>
-        <w:trPr>
-          <w:cantSplit w:val="0"/>
-          <w:tblHeader w:val="0"/>
-        </w:trPr>
-        <w:tc>
-          <w:tcPr>
-            <w:shd w:fill="auto" w:val="clear"/>
-            <w:tcMar>
-              <w:top w:w="100.0" w:type="dxa"/>
-              <w:left w:w="100.0" w:type="dxa"/>
-              <w:bottom w:w="100.0" w:type="dxa"/>
-              <w:right w:w="100.0" w:type="dxa"/>
-            </w:tcMar>
-            <w:vAlign w:val="top"/>
-          </w:tcPr>
-          <w:p>
-            <w:pPr>
-              <w:keepNext w:val="0"/>
-              <w:keepLines w:val="0"/>
-              <w:pageBreakBefore w:val="0"/>
-              <w:widowControl w:val="0"/>
-              <w:pBdr>
-                <w:top w:space="0" w:sz="0" w:val="nil"/>
-                <w:left w:space="0" w:sz="0" w:val="nil"/>
-                <w:bottom w:space="0" w:sz="0" w:val="nil"/>
-                <w:right w:space="0" w:sz="0" w:val="nil"/>
-                <w:between w:space="0" w:sz="0" w:val="nil"/>
-              </w:pBdr>
-              <w:shd w:fill="auto" w:val="clear"/>
-              <w:spacing w:after="0" w:before="0" w:line="240" w:lineRule="auto"/>
-              <w:ind w:left="0" w:right="0" w:firstLine="0"/>
-              <w:jc w:val="left"/>
-              <w:rPr/>
-            </w:pPr>
-            <w:r>
-              <w:rPr>
-                <w:rtl w:val="0"/>
-              </w:rPr>
-              <w:t xml:space="preserve">Passed Test Cases</w:t>
-            </w:r>
-          </w:p>
-        </w:tc>
-        <w:tc>
-          <w:tcPr>
-            <w:shd w:fill="auto" w:val="clear"/>
-            <w:tcMar>
-              <w:top w:w="100.0" w:type="dxa"/>
-              <w:left w:w="100.0" w:type="dxa"/>
-              <w:bottom w:w="100.0" w:type="dxa"/>
-              <w:right w:w="100.0" w:type="dxa"/>
-            </w:tcMar>
-            <w:vAlign w:val="top"/>
-          </w:tcPr>
-          <w:p>
-            <w:pPr>
-              <w:keepNext w:val="0"/>
-              <w:keepLines w:val="0"/>
-              <w:pageBreakBefore w:val="0"/>
-              <w:widowControl w:val="0"/>
-              <w:pBdr>
-                <w:top w:space="0" w:sz="0" w:val="nil"/>
-                <w:left w:space="0" w:sz="0" w:val="nil"/>
-                <w:bottom w:space="0" w:sz="0" w:val="nil"/>
-                <w:right w:space="0" w:sz="0" w:val="nil"/>
-                <w:between w:space="0" w:sz="0" w:val="nil"/>
-              </w:pBdr>
-              <w:shd w:fill="auto" w:val="clear"/>
-              <w:spacing w:after="0" w:before="0" w:line="240" w:lineRule="auto"/>
-              <w:ind w:left="0" w:right="0" w:firstLine="0"/>
-              <w:jc w:val="left"/>
-              <w:rPr/>
-            </w:pPr>
-            <w:r>
-              <w:rPr>
-                <w:rtl w:val="0"/>
-              </w:rPr>
-              <w:t xml:space="preserve">Number of successfully passed test cases</w:t>
-            </w:r>
-          </w:p>
-        </w:tc>
-        <w:tc>
-          <w:tcPr>
-            <w:shd w:fill="auto" w:val="clear"/>
-            <w:tcMar>
-              <w:top w:w="100.0" w:type="dxa"/>
-              <w:left w:w="100.0" w:type="dxa"/>
-              <w:bottom w:w="100.0" w:type="dxa"/>
-              <w:right w:w="100.0" w:type="dxa"/>
-            </w:tcMar>
-            <w:vAlign w:val="top"/>
-          </w:tcPr>
-          <w:p>
-            <w:pPr>
-              <w:keepNext w:val="0"/>
-              <w:keepLines w:val="0"/>
-              <w:pageBreakBefore w:val="0"/>
-              <w:widowControl w:val="0"/>
-              <w:pBdr>
-                <w:top w:space="0" w:sz="0" w:val="nil"/>
-                <w:left w:space="0" w:sz="0" w:val="nil"/>
-                <w:bottom w:space="0" w:sz="0" w:val="nil"/>
-                <w:right w:space="0" w:sz="0" w:val="nil"/>
-                <w:between w:space="0" w:sz="0" w:val="nil"/>
-              </w:pBdr>
-              <w:shd w:fill="auto" w:val="clear"/>
-              <w:spacing w:after="0" w:before="0" w:line="240" w:lineRule="auto"/>
-              <w:ind w:left="0" w:right="0" w:firstLine="0"/>
-              <w:jc w:val="left"/>
-              <w:rPr/>
-            </w:pPr>
-            <w:r>
-              <w:rPr>
-                <w:rtl w:val="0"/>
-              </w:rPr>
-              <w:t xml:space="preserve"> 40</w:t>
-            </w:r>
-          </w:p>
-        </w:tc>
-      </w:tr>
-      <w:tr>
-        <w:trPr>
-          <w:cantSplit w:val="0"/>
-          <w:tblHeader w:val="0"/>
-        </w:trPr>
-        <w:tc>
-          <w:tcPr>
-            <w:shd w:fill="auto" w:val="clear"/>
-            <w:tcMar>
-              <w:top w:w="100.0" w:type="dxa"/>
-              <w:left w:w="100.0" w:type="dxa"/>
-              <w:bottom w:w="100.0" w:type="dxa"/>
-              <w:right w:w="100.0" w:type="dxa"/>
-            </w:tcMar>
-            <w:vAlign w:val="top"/>
-          </w:tcPr>
-          <w:p>
-            <w:pPr>
-              <w:keepNext w:val="0"/>
-              <w:keepLines w:val="0"/>
-              <w:pageBreakBefore w:val="0"/>
-              <w:widowControl w:val="0"/>
-              <w:pBdr>
-                <w:top w:space="0" w:sz="0" w:val="nil"/>
-                <w:left w:space="0" w:sz="0" w:val="nil"/>
-                <w:bottom w:space="0" w:sz="0" w:val="nil"/>
-                <w:right w:space="0" w:sz="0" w:val="nil"/>
-                <w:between w:space="0" w:sz="0" w:val="nil"/>
-              </w:pBdr>
-              <w:shd w:fill="auto" w:val="clear"/>
-              <w:spacing w:after="0" w:before="0" w:line="240" w:lineRule="auto"/>
-              <w:ind w:left="0" w:right="0" w:firstLine="0"/>
-              <w:jc w:val="left"/>
-              <w:rPr/>
-            </w:pPr>
-            <w:r>
-              <w:rPr>
-                <w:rtl w:val="0"/>
-              </w:rPr>
-              <w:t xml:space="preserve">Failed Test Cases</w:t>
-            </w:r>
-          </w:p>
-        </w:tc>
-        <w:tc>
-          <w:tcPr>
-            <w:shd w:fill="auto" w:val="clear"/>
-            <w:tcMar>
-              <w:top w:w="100.0" w:type="dxa"/>
-              <w:left w:w="100.0" w:type="dxa"/>
-              <w:bottom w:w="100.0" w:type="dxa"/>
-              <w:right w:w="100.0" w:type="dxa"/>
-            </w:tcMar>
-            <w:vAlign w:val="top"/>
-          </w:tcPr>
-          <w:p>
-            <w:pPr>
-              <w:keepNext w:val="0"/>
-              <w:keepLines w:val="0"/>
-              <w:pageBreakBefore w:val="0"/>
-              <w:widowControl w:val="0"/>
-              <w:pBdr>
-                <w:top w:space="0" w:sz="0" w:val="nil"/>
-                <w:left w:space="0" w:sz="0" w:val="nil"/>
-                <w:bottom w:space="0" w:sz="0" w:val="nil"/>
-                <w:right w:space="0" w:sz="0" w:val="nil"/>
-                <w:between w:space="0" w:sz="0" w:val="nil"/>
-              </w:pBdr>
-              <w:shd w:fill="auto" w:val="clear"/>
-              <w:spacing w:after="0" w:before="0" w:line="240" w:lineRule="auto"/>
-              <w:ind w:left="0" w:right="0" w:firstLine="0"/>
-              <w:jc w:val="left"/>
-              <w:rPr/>
-            </w:pPr>
-            <w:r>
-              <w:rPr>
-                <w:rtl w:val="0"/>
-              </w:rPr>
-              <w:t xml:space="preserve">Number of failed test cases</w:t>
-            </w:r>
-          </w:p>
-        </w:tc>
-        <w:tc>
-          <w:tcPr>
-            <w:shd w:fill="auto" w:val="clear"/>
-            <w:tcMar>
-              <w:top w:w="100.0" w:type="dxa"/>
-              <w:left w:w="100.0" w:type="dxa"/>
-              <w:bottom w:w="100.0" w:type="dxa"/>
-              <w:right w:w="100.0" w:type="dxa"/>
-            </w:tcMar>
-            <w:vAlign w:val="top"/>
-          </w:tcPr>
-          <w:p>
-            <w:pPr>
-              <w:keepNext w:val="0"/>
-              <w:keepLines w:val="0"/>
-              <w:pageBreakBefore w:val="0"/>
-              <w:widowControl w:val="0"/>
-              <w:pBdr>
-                <w:top w:space="0" w:sz="0" w:val="nil"/>
-                <w:left w:space="0" w:sz="0" w:val="nil"/>
-                <w:bottom w:space="0" w:sz="0" w:val="nil"/>
-                <w:right w:space="0" w:sz="0" w:val="nil"/>
-                <w:between w:space="0" w:sz="0" w:val="nil"/>
-              </w:pBdr>
-              <w:shd w:fill="auto" w:val="clear"/>
-              <w:spacing w:after="0" w:before="0" w:line="240" w:lineRule="auto"/>
-              <w:ind w:left="0" w:right="0" w:firstLine="0"/>
-              <w:jc w:val="left"/>
-              <w:rPr/>
-            </w:pPr>
-            <w:r>
-              <w:rPr>
-                <w:rtl w:val="0"/>
-              </w:rPr>
-              <w:t xml:space="preserve">2</w:t>
-            </w:r>
-          </w:p>
-        </w:tc>
-      </w:tr>
-      <w:tr>
-        <w:trPr>
-          <w:cantSplit w:val="0"/>
-          <w:tblHeader w:val="0"/>
-        </w:trPr>
-        <w:tc>
-          <w:tcPr>
-            <w:shd w:fill="auto" w:val="clear"/>
-            <w:tcMar>
-              <w:top w:w="100.0" w:type="dxa"/>
-              <w:left w:w="100.0" w:type="dxa"/>
-              <w:bottom w:w="100.0" w:type="dxa"/>
-              <w:right w:w="100.0" w:type="dxa"/>
-            </w:tcMar>
-            <w:vAlign w:val="top"/>
-          </w:tcPr>
-          <w:p>
-            <w:pPr>
-              <w:keepNext w:val="0"/>
-              <w:keepLines w:val="0"/>
-              <w:pageBreakBefore w:val="0"/>
-              <w:widowControl w:val="0"/>
-              <w:pBdr>
-                <w:top w:space="0" w:sz="0" w:val="nil"/>
-                <w:left w:space="0" w:sz="0" w:val="nil"/>
-                <w:bottom w:space="0" w:sz="0" w:val="nil"/>
-                <w:right w:space="0" w:sz="0" w:val="nil"/>
-                <w:between w:space="0" w:sz="0" w:val="nil"/>
-              </w:pBdr>
-              <w:shd w:fill="auto" w:val="clear"/>
-              <w:spacing w:after="0" w:before="0" w:line="240" w:lineRule="auto"/>
-              <w:ind w:left="0" w:right="0" w:firstLine="0"/>
-              <w:jc w:val="left"/>
-              <w:rPr/>
-            </w:pPr>
-            <w:r>
-              <w:rPr>
-                <w:rtl w:val="0"/>
-              </w:rPr>
-              <w:t xml:space="preserve">Test Coverage</w:t>
-            </w:r>
-          </w:p>
-        </w:tc>
-        <w:tc>
-          <w:tcPr>
-            <w:shd w:fill="auto" w:val="clear"/>
-            <w:tcMar>
-              <w:top w:w="100.0" w:type="dxa"/>
-              <w:left w:w="100.0" w:type="dxa"/>
-              <w:bottom w:w="100.0" w:type="dxa"/>
-              <w:right w:w="100.0" w:type="dxa"/>
-            </w:tcMar>
-            <w:vAlign w:val="top"/>
-          </w:tcPr>
-          <w:p>
-            <w:pPr>
-              <w:keepNext w:val="0"/>
-              <w:keepLines w:val="0"/>
-              <w:pageBreakBefore w:val="0"/>
-              <w:widowControl w:val="0"/>
-              <w:pBdr>
-                <w:top w:space="0" w:sz="0" w:val="nil"/>
-                <w:left w:space="0" w:sz="0" w:val="nil"/>
-                <w:bottom w:space="0" w:sz="0" w:val="nil"/>
-                <w:right w:space="0" w:sz="0" w:val="nil"/>
-                <w:between w:space="0" w:sz="0" w:val="nil"/>
-              </w:pBdr>
-              <w:shd w:fill="auto" w:val="clear"/>
-              <w:spacing w:after="0" w:before="0" w:line="240" w:lineRule="auto"/>
-              <w:ind w:left="0" w:right="0" w:firstLine="0"/>
-              <w:jc w:val="left"/>
-              <w:rPr/>
-            </w:pPr>
-            <w:r>
-              <w:rPr>
-                <w:rtl w:val="0"/>
-              </w:rPr>
-              <w:t xml:space="preserve">Percentage of application features tested</w:t>
-            </w:r>
-          </w:p>
-        </w:tc>
-        <w:tc>
-          <w:tcPr>
-            <w:shd w:fill="auto" w:val="clear"/>
-            <w:tcMar>
-              <w:top w:w="100.0" w:type="dxa"/>
-              <w:left w:w="100.0" w:type="dxa"/>
-              <w:bottom w:w="100.0" w:type="dxa"/>
-              <w:right w:w="100.0" w:type="dxa"/>
-            </w:tcMar>
-            <w:vAlign w:val="top"/>
-          </w:tcPr>
-          <w:p>
-            <w:pPr>
-              <w:keepNext w:val="0"/>
-              <w:keepLines w:val="0"/>
-              <w:pageBreakBefore w:val="0"/>
-              <w:widowControl w:val="0"/>
-              <w:pBdr>
-                <w:top w:space="0" w:sz="0" w:val="nil"/>
-                <w:left w:space="0" w:sz="0" w:val="nil"/>
-                <w:bottom w:space="0" w:sz="0" w:val="nil"/>
-                <w:right w:space="0" w:sz="0" w:val="nil"/>
-                <w:between w:space="0" w:sz="0" w:val="nil"/>
-              </w:pBdr>
-              <w:shd w:fill="auto" w:val="clear"/>
-              <w:spacing w:after="0" w:before="0" w:line="240" w:lineRule="auto"/>
-              <w:ind w:left="0" w:right="0" w:firstLine="0"/>
-              <w:jc w:val="left"/>
-              <w:rPr/>
-            </w:pPr>
-            <w:r>
-              <w:rPr>
-                <w:rtl w:val="0"/>
-              </w:rPr>
-              <w:t xml:space="preserve">80%</w:t>
-            </w:r>
-          </w:p>
-        </w:tc>
-      </w:tr>
-      <w:tr>
-        <w:trPr>
-          <w:cantSplit w:val="0"/>
-          <w:tblHeader w:val="0"/>
-        </w:trPr>
-        <w:tc>
-          <w:tcPr>
-            <w:shd w:fill="auto" w:val="clear"/>
-            <w:tcMar>
-              <w:top w:w="100.0" w:type="dxa"/>
-              <w:left w:w="100.0" w:type="dxa"/>
-              <w:bottom w:w="100.0" w:type="dxa"/>
-              <w:right w:w="100.0" w:type="dxa"/>
-            </w:tcMar>
-            <w:vAlign w:val="top"/>
-          </w:tcPr>
-          <w:p>
-            <w:pPr>
-              <w:keepNext w:val="0"/>
-              <w:keepLines w:val="0"/>
-              <w:pageBreakBefore w:val="0"/>
-              <w:widowControl w:val="0"/>
-              <w:pBdr>
-                <w:top w:space="0" w:sz="0" w:val="nil"/>
-                <w:left w:space="0" w:sz="0" w:val="nil"/>
-                <w:bottom w:space="0" w:sz="0" w:val="nil"/>
-                <w:right w:space="0" w:sz="0" w:val="nil"/>
-                <w:between w:space="0" w:sz="0" w:val="nil"/>
-              </w:pBdr>
-              <w:shd w:fill="auto" w:val="clear"/>
-              <w:spacing w:after="0" w:before="0" w:line="240" w:lineRule="auto"/>
-              <w:ind w:left="0" w:right="0" w:firstLine="0"/>
-              <w:jc w:val="left"/>
-              <w:rPr/>
-            </w:pPr>
-            <w:r>
-              <w:rPr>
-                <w:rtl w:val="0"/>
-              </w:rPr>
-              <w:t xml:space="preserve">Defect Density</w:t>
-            </w:r>
-          </w:p>
-        </w:tc>
-        <w:tc>
-          <w:tcPr>
-            <w:shd w:fill="auto" w:val="clear"/>
-            <w:tcMar>
-              <w:top w:w="100.0" w:type="dxa"/>
-              <w:left w:w="100.0" w:type="dxa"/>
-              <w:bottom w:w="100.0" w:type="dxa"/>
-              <w:right w:w="100.0" w:type="dxa"/>
-            </w:tcMar>
-            <w:vAlign w:val="top"/>
-          </w:tcPr>
-          <w:p>
-            <w:pPr>
-              <w:keepNext w:val="0"/>
-              <w:keepLines w:val="0"/>
-              <w:pageBreakBefore w:val="0"/>
-              <w:widowControl w:val="0"/>
-              <w:pBdr>
-                <w:top w:space="0" w:sz="0" w:val="nil"/>
-                <w:left w:space="0" w:sz="0" w:val="nil"/>
-                <w:bottom w:space="0" w:sz="0" w:val="nil"/>
-                <w:right w:space="0" w:sz="0" w:val="nil"/>
-                <w:between w:space="0" w:sz="0" w:val="nil"/>
-              </w:pBdr>
-              <w:shd w:fill="auto" w:val="clear"/>
-              <w:spacing w:after="0" w:before="0" w:line="240" w:lineRule="auto"/>
-              <w:ind w:left="0" w:right="0" w:firstLine="0"/>
-              <w:jc w:val="left"/>
-              <w:rPr/>
-            </w:pPr>
-            <w:r>
-              <w:rPr>
-                <w:rtl w:val="0"/>
-              </w:rPr>
-              <w:t xml:space="preserve">Number of defects identified per module</w:t>
-            </w:r>
-          </w:p>
-        </w:tc>
-        <w:tc>
-          <w:tcPr>
-            <w:shd w:fill="auto" w:val="clear"/>
-            <w:tcMar>
-              <w:top w:w="100.0" w:type="dxa"/>
-              <w:left w:w="100.0" w:type="dxa"/>
-              <w:bottom w:w="100.0" w:type="dxa"/>
-              <w:right w:w="100.0" w:type="dxa"/>
-            </w:tcMar>
-            <w:vAlign w:val="top"/>
-          </w:tcPr>
-          <w:p>
-            <w:pPr>
-              <w:keepNext w:val="0"/>
-              <w:keepLines w:val="0"/>
-              <w:pageBreakBefore w:val="0"/>
-              <w:widowControl w:val="0"/>
-              <w:pBdr>
-                <w:top w:space="0" w:sz="0" w:val="nil"/>
-                <w:left w:space="0" w:sz="0" w:val="nil"/>
-                <w:bottom w:space="0" w:sz="0" w:val="nil"/>
-                <w:right w:space="0" w:sz="0" w:val="nil"/>
-                <w:between w:space="0" w:sz="0" w:val="nil"/>
-              </w:pBdr>
-              <w:shd w:fill="auto" w:val="clear"/>
-              <w:spacing w:after="0" w:before="0" w:line="240" w:lineRule="auto"/>
-              <w:ind w:left="0" w:right="0" w:firstLine="0"/>
-              <w:jc w:val="left"/>
-              <w:rPr/>
-            </w:pPr>
-            <w:r>
-              <w:rPr>
-                <w:rtl w:val="0"/>
-              </w:rPr>
-              <w:t xml:space="preserve">1%</w:t>
-            </w:r>
-          </w:p>
-        </w:tc>
-      </w:tr>
-      <w:tr>
-        <w:trPr>
-          <w:cantSplit w:val="0"/>
-          <w:tblHeader w:val="0"/>
-        </w:trPr>
-        <w:tc>
-          <w:tcPr>
-            <w:shd w:fill="auto" w:val="clear"/>
-            <w:tcMar>
-              <w:top w:w="100.0" w:type="dxa"/>
-              <w:left w:w="100.0" w:type="dxa"/>
-              <w:bottom w:w="100.0" w:type="dxa"/>
-              <w:right w:w="100.0" w:type="dxa"/>
-            </w:tcMar>
-            <w:vAlign w:val="top"/>
-          </w:tcPr>
-          <w:p>
-            <w:pPr>
-              <w:keepNext w:val="0"/>
-              <w:keepLines w:val="0"/>
-              <w:pageBreakBefore w:val="0"/>
-              <w:widowControl w:val="0"/>
-              <w:pBdr>
-                <w:top w:space="0" w:sz="0" w:val="nil"/>
-                <w:left w:space="0" w:sz="0" w:val="nil"/>
-                <w:bottom w:space="0" w:sz="0" w:val="nil"/>
-                <w:right w:space="0" w:sz="0" w:val="nil"/>
-                <w:between w:space="0" w:sz="0" w:val="nil"/>
-              </w:pBdr>
-              <w:shd w:fill="auto" w:val="clear"/>
-              <w:spacing w:after="0" w:before="0" w:line="240" w:lineRule="auto"/>
-              <w:ind w:left="0" w:right="0" w:firstLine="0"/>
-              <w:jc w:val="left"/>
-              <w:rPr/>
-            </w:pPr>
-            <w:r>
-              <w:rPr>
-                <w:rtl w:val="0"/>
-              </w:rPr>
-              <w:t xml:space="preserve">Authentication Success Rate</w:t>
-            </w:r>
-          </w:p>
-        </w:tc>
-        <w:tc>
-          <w:tcPr>
-            <w:shd w:fill="auto" w:val="clear"/>
-            <w:tcMar>
-              <w:top w:w="100.0" w:type="dxa"/>
-              <w:left w:w="100.0" w:type="dxa"/>
-              <w:bottom w:w="100.0" w:type="dxa"/>
-              <w:right w:w="100.0" w:type="dxa"/>
-            </w:tcMar>
-            <w:vAlign w:val="top"/>
-          </w:tcPr>
-          <w:p>
-            <w:pPr>
-              <w:keepNext w:val="0"/>
-              <w:keepLines w:val="0"/>
-              <w:pageBreakBefore w:val="0"/>
-              <w:widowControl w:val="0"/>
-              <w:pBdr>
-                <w:top w:space="0" w:sz="0" w:val="nil"/>
-                <w:left w:space="0" w:sz="0" w:val="nil"/>
-                <w:bottom w:space="0" w:sz="0" w:val="nil"/>
-                <w:right w:space="0" w:sz="0" w:val="nil"/>
-                <w:between w:space="0" w:sz="0" w:val="nil"/>
-              </w:pBdr>
-              <w:shd w:fill="auto" w:val="clear"/>
-              <w:spacing w:after="0" w:before="0" w:line="240" w:lineRule="auto"/>
-              <w:ind w:left="0" w:right="0" w:firstLine="0"/>
-              <w:jc w:val="left"/>
-              <w:rPr/>
-            </w:pPr>
-            <w:r>
-              <w:rPr>
-                <w:rtl w:val="0"/>
-              </w:rPr>
-              <w:t xml:space="preserve">Successful login/authentication attempts</w:t>
-            </w:r>
-          </w:p>
-        </w:tc>
-        <w:tc>
-          <w:tcPr>
-            <w:shd w:fill="auto" w:val="clear"/>
-            <w:tcMar>
-              <w:top w:w="100.0" w:type="dxa"/>
-              <w:left w:w="100.0" w:type="dxa"/>
-              <w:bottom w:w="100.0" w:type="dxa"/>
-              <w:right w:w="100.0" w:type="dxa"/>
-            </w:tcMar>
-            <w:vAlign w:val="top"/>
-          </w:tcPr>
-          <w:p>
-            <w:pPr>
-              <w:keepNext w:val="0"/>
-              <w:keepLines w:val="0"/>
-              <w:pageBreakBefore w:val="0"/>
-              <w:widowControl w:val="0"/>
-              <w:pBdr>
-                <w:top w:space="0" w:sz="0" w:val="nil"/>
-                <w:left w:space="0" w:sz="0" w:val="nil"/>
-                <w:bottom w:space="0" w:sz="0" w:val="nil"/>
-                <w:right w:space="0" w:sz="0" w:val="nil"/>
-                <w:between w:space="0" w:sz="0" w:val="nil"/>
-              </w:pBdr>
-              <w:shd w:fill="auto" w:val="clear"/>
-              <w:spacing w:after="0" w:before="0" w:line="240" w:lineRule="auto"/>
-              <w:ind w:left="0" w:right="0" w:firstLine="0"/>
-              <w:jc w:val="left"/>
-              <w:rPr/>
-            </w:pPr>
-            <w:r>
-              <w:rPr>
-                <w:rtl w:val="0"/>
-              </w:rPr>
-              <w:t xml:space="preserve">100%</w:t>
-            </w:r>
-          </w:p>
-        </w:tc>
-      </w:tr>
-      <w:tr>
-        <w:trPr>
-          <w:cantSplit w:val="0"/>
-          <w:tblHeader w:val="0"/>
-        </w:trPr>
-        <w:tc>
-          <w:tcPr>
-            <w:shd w:fill="auto" w:val="clear"/>
-            <w:tcMar>
-              <w:top w:w="100.0" w:type="dxa"/>
-              <w:left w:w="100.0" w:type="dxa"/>
-              <w:bottom w:w="100.0" w:type="dxa"/>
-              <w:right w:w="100.0" w:type="dxa"/>
-            </w:tcMar>
-            <w:vAlign w:val="top"/>
-          </w:tcPr>
-          <w:p>
-            <w:pPr>
-              <w:keepNext w:val="0"/>
-              <w:keepLines w:val="0"/>
-              <w:pageBreakBefore w:val="0"/>
-              <w:widowControl w:val="0"/>
-              <w:pBdr>
-                <w:top w:space="0" w:sz="0" w:val="nil"/>
-                <w:left w:space="0" w:sz="0" w:val="nil"/>
-                <w:bottom w:space="0" w:sz="0" w:val="nil"/>
-                <w:right w:space="0" w:sz="0" w:val="nil"/>
-                <w:between w:space="0" w:sz="0" w:val="nil"/>
-              </w:pBdr>
-              <w:shd w:fill="auto" w:val="clear"/>
-              <w:spacing w:after="0" w:before="0" w:line="240" w:lineRule="auto"/>
-              <w:ind w:left="0" w:right="0" w:firstLine="0"/>
-              <w:jc w:val="left"/>
-              <w:rPr/>
-            </w:pPr>
-            <w:r>
-              <w:rPr>
-                <w:rtl w:val="0"/>
-              </w:rPr>
-              <w:t xml:space="preserve">PDF Upload Success Rate</w:t>
-            </w:r>
-          </w:p>
-        </w:tc>
-        <w:tc>
-          <w:tcPr>
-            <w:shd w:fill="auto" w:val="clear"/>
-            <w:tcMar>
-              <w:top w:w="100.0" w:type="dxa"/>
-              <w:left w:w="100.0" w:type="dxa"/>
-              <w:bottom w:w="100.0" w:type="dxa"/>
-              <w:right w:w="100.0" w:type="dxa"/>
-            </w:tcMar>
-            <w:vAlign w:val="top"/>
-          </w:tcPr>
-          <w:p>
-            <w:pPr>
-              <w:keepNext w:val="0"/>
-              <w:keepLines w:val="0"/>
-              <w:pageBreakBefore w:val="0"/>
-              <w:widowControl w:val="0"/>
-              <w:pBdr>
-                <w:top w:space="0" w:sz="0" w:val="nil"/>
-                <w:left w:space="0" w:sz="0" w:val="nil"/>
-                <w:bottom w:space="0" w:sz="0" w:val="nil"/>
-                <w:right w:space="0" w:sz="0" w:val="nil"/>
-                <w:between w:space="0" w:sz="0" w:val="nil"/>
-              </w:pBdr>
-              <w:shd w:fill="auto" w:val="clear"/>
-              <w:spacing w:after="0" w:before="0" w:line="240" w:lineRule="auto"/>
-              <w:ind w:left="0" w:right="0" w:firstLine="0"/>
-              <w:jc w:val="left"/>
-              <w:rPr/>
-            </w:pPr>
-            <w:r>
-              <w:rPr>
-                <w:rtl w:val="0"/>
-              </w:rPr>
-              <w:t xml:space="preserve">Successful document upload and processing rate</w:t>
-            </w:r>
-          </w:p>
-        </w:tc>
-        <w:tc>
-          <w:tcPr>
-            <w:shd w:fill="auto" w:val="clear"/>
-            <w:tcMar>
-              <w:top w:w="100.0" w:type="dxa"/>
-              <w:left w:w="100.0" w:type="dxa"/>
-              <w:bottom w:w="100.0" w:type="dxa"/>
-              <w:right w:w="100.0" w:type="dxa"/>
-            </w:tcMar>
-            <w:vAlign w:val="top"/>
-          </w:tcPr>
-          <w:p>
-            <w:pPr>
-              <w:keepNext w:val="0"/>
-              <w:keepLines w:val="0"/>
-              <w:pageBreakBefore w:val="0"/>
-              <w:widowControl w:val="0"/>
-              <w:pBdr>
-                <w:top w:space="0" w:sz="0" w:val="nil"/>
-                <w:left w:space="0" w:sz="0" w:val="nil"/>
-                <w:bottom w:space="0" w:sz="0" w:val="nil"/>
-                <w:right w:space="0" w:sz="0" w:val="nil"/>
-                <w:between w:space="0" w:sz="0" w:val="nil"/>
-              </w:pBdr>
-              <w:shd w:fill="auto" w:val="clear"/>
-              <w:spacing w:after="0" w:before="0" w:line="240" w:lineRule="auto"/>
-              <w:ind w:left="0" w:right="0" w:firstLine="0"/>
-              <w:jc w:val="left"/>
-              <w:rPr/>
-            </w:pPr>
-            <w:r>
-              <w:rPr>
-                <w:rtl w:val="0"/>
-              </w:rPr>
-              <w:t xml:space="preserve">90%</w:t>
-            </w:r>
-          </w:p>
-        </w:tc>
-      </w:tr>
-      <w:tr>
-        <w:trPr>
-          <w:cantSplit w:val="0"/>
-          <w:tblHeader w:val="0"/>
-        </w:trPr>
-        <w:tc>
-          <w:tcPr>
-            <w:shd w:fill="auto" w:val="clear"/>
-            <w:tcMar>
-              <w:top w:w="100.0" w:type="dxa"/>
-              <w:left w:w="100.0" w:type="dxa"/>
-              <w:bottom w:w="100.0" w:type="dxa"/>
-              <w:right w:w="100.0" w:type="dxa"/>
-            </w:tcMar>
-            <w:vAlign w:val="top"/>
-          </w:tcPr>
-          <w:p>
-            <w:pPr>
-              <w:keepNext w:val="0"/>
-              <w:keepLines w:val="0"/>
-              <w:pageBreakBefore w:val="0"/>
-              <w:widowControl w:val="0"/>
-              <w:pBdr>
-                <w:top w:space="0" w:sz="0" w:val="nil"/>
-                <w:left w:space="0" w:sz="0" w:val="nil"/>
-                <w:bottom w:space="0" w:sz="0" w:val="nil"/>
-                <w:right w:space="0" w:sz="0" w:val="nil"/>
-                <w:between w:space="0" w:sz="0" w:val="nil"/>
-              </w:pBdr>
-              <w:shd w:fill="auto" w:val="clear"/>
-              <w:spacing w:after="0" w:before="0" w:line="240" w:lineRule="auto"/>
-              <w:ind w:left="0" w:right="0" w:firstLine="0"/>
-              <w:jc w:val="left"/>
-              <w:rPr/>
-            </w:pPr>
-            <w:r>
-              <w:rPr>
-                <w:rtl w:val="0"/>
-              </w:rPr>
-              <w:t xml:space="preserve">AI Test Generation Accuracy</w:t>
-            </w:r>
-          </w:p>
-        </w:tc>
-        <w:tc>
-          <w:tcPr>
-            <w:shd w:fill="auto" w:val="clear"/>
-            <w:tcMar>
-              <w:top w:w="100.0" w:type="dxa"/>
-              <w:left w:w="100.0" w:type="dxa"/>
-              <w:bottom w:w="100.0" w:type="dxa"/>
-              <w:right w:w="100.0" w:type="dxa"/>
-            </w:tcMar>
-            <w:vAlign w:val="top"/>
-          </w:tcPr>
-          <w:p>
-            <w:pPr>
-              <w:keepNext w:val="0"/>
-              <w:keepLines w:val="0"/>
-              <w:pageBreakBefore w:val="0"/>
-              <w:widowControl w:val="0"/>
-              <w:pBdr>
-                <w:top w:space="0" w:sz="0" w:val="nil"/>
-                <w:left w:space="0" w:sz="0" w:val="nil"/>
-                <w:bottom w:space="0" w:sz="0" w:val="nil"/>
-                <w:right w:space="0" w:sz="0" w:val="nil"/>
-                <w:between w:space="0" w:sz="0" w:val="nil"/>
-              </w:pBdr>
-              <w:shd w:fill="auto" w:val="clear"/>
-              <w:spacing w:after="0" w:before="0" w:line="240" w:lineRule="auto"/>
-              <w:ind w:left="0" w:right="0" w:firstLine="0"/>
-              <w:jc w:val="left"/>
-              <w:rPr/>
-            </w:pPr>
-            <w:r>
-              <w:rPr>
-                <w:rtl w:val="0"/>
-              </w:rPr>
-              <w:t xml:space="preserve">Accuracy of generated Gherkin test cases</w:t>
-            </w:r>
-          </w:p>
-        </w:tc>
-        <w:tc>
-          <w:tcPr>
-            <w:shd w:fill="auto" w:val="clear"/>
-            <w:tcMar>
-              <w:top w:w="100.0" w:type="dxa"/>
-              <w:left w:w="100.0" w:type="dxa"/>
-              <w:bottom w:w="100.0" w:type="dxa"/>
-              <w:right w:w="100.0" w:type="dxa"/>
-            </w:tcMar>
-            <w:vAlign w:val="top"/>
-          </w:tcPr>
-          <w:p>
-            <w:pPr>
-              <w:keepNext w:val="0"/>
-              <w:keepLines w:val="0"/>
-              <w:pageBreakBefore w:val="0"/>
-              <w:widowControl w:val="0"/>
-              <w:pBdr>
-                <w:top w:space="0" w:sz="0" w:val="nil"/>
-                <w:left w:space="0" w:sz="0" w:val="nil"/>
-                <w:bottom w:space="0" w:sz="0" w:val="nil"/>
-                <w:right w:space="0" w:sz="0" w:val="nil"/>
-                <w:between w:space="0" w:sz="0" w:val="nil"/>
-              </w:pBdr>
-              <w:shd w:fill="auto" w:val="clear"/>
-              <w:spacing w:after="0" w:before="0" w:line="240" w:lineRule="auto"/>
-              <w:ind w:left="0" w:right="0" w:firstLine="0"/>
-              <w:jc w:val="left"/>
-              <w:rPr/>
-            </w:pPr>
-            <w:r>
-              <w:rPr>
-                <w:rtl w:val="0"/>
-              </w:rPr>
-              <w:t xml:space="preserve">not yet applicable : iteration 2 </w:t>
-            </w:r>
-          </w:p>
-        </w:tc>
-      </w:tr>
-      <w:tr>
-        <w:trPr>
-          <w:cantSplit w:val="0"/>
-          <w:tblHeader w:val="0"/>
-        </w:trPr>
-        <w:tc>
-          <w:tcPr>
-            <w:shd w:fill="auto" w:val="clear"/>
-            <w:tcMar>
-              <w:top w:w="100.0" w:type="dxa"/>
-              <w:left w:w="100.0" w:type="dxa"/>
-              <w:bottom w:w="100.0" w:type="dxa"/>
-              <w:right w:w="100.0" w:type="dxa"/>
-            </w:tcMar>
-            <w:vAlign w:val="top"/>
-          </w:tcPr>
-          <w:p>
-            <w:pPr>
-              <w:keepNext w:val="0"/>
-              <w:keepLines w:val="0"/>
-              <w:pageBreakBefore w:val="0"/>
-              <w:widowControl w:val="0"/>
-              <w:pBdr>
-                <w:top w:space="0" w:sz="0" w:val="nil"/>
-                <w:left w:space="0" w:sz="0" w:val="nil"/>
-                <w:bottom w:space="0" w:sz="0" w:val="nil"/>
-                <w:right w:space="0" w:sz="0" w:val="nil"/>
-                <w:between w:space="0" w:sz="0" w:val="nil"/>
-              </w:pBdr>
-              <w:shd w:fill="auto" w:val="clear"/>
-              <w:spacing w:after="0" w:before="0" w:line="240" w:lineRule="auto"/>
-              <w:ind w:left="0" w:right="0" w:firstLine="0"/>
-              <w:jc w:val="left"/>
-              <w:rPr/>
-            </w:pPr>
-            <w:r>
-              <w:rPr>
-                <w:rtl w:val="0"/>
-              </w:rPr>
-              <w:t xml:space="preserve">Export Functionality Success Rate</w:t>
-            </w:r>
-          </w:p>
-        </w:tc>
-        <w:tc>
-          <w:tcPr>
-            <w:shd w:fill="auto" w:val="clear"/>
-            <w:tcMar>
-              <w:top w:w="100.0" w:type="dxa"/>
-              <w:left w:w="100.0" w:type="dxa"/>
-              <w:bottom w:w="100.0" w:type="dxa"/>
-              <w:right w:w="100.0" w:type="dxa"/>
-            </w:tcMar>
-            <w:vAlign w:val="top"/>
-          </w:tcPr>
-          <w:p>
-            <w:pPr>
-              <w:keepNext w:val="0"/>
-              <w:keepLines w:val="0"/>
-              <w:pageBreakBefore w:val="0"/>
-              <w:widowControl w:val="0"/>
-              <w:pBdr>
-                <w:top w:space="0" w:sz="0" w:val="nil"/>
-                <w:left w:space="0" w:sz="0" w:val="nil"/>
-                <w:bottom w:space="0" w:sz="0" w:val="nil"/>
-                <w:right w:space="0" w:sz="0" w:val="nil"/>
-                <w:between w:space="0" w:sz="0" w:val="nil"/>
-              </w:pBdr>
-              <w:shd w:fill="auto" w:val="clear"/>
-              <w:spacing w:after="0" w:before="0" w:line="240" w:lineRule="auto"/>
-              <w:ind w:left="0" w:right="0" w:firstLine="0"/>
-              <w:jc w:val="left"/>
-              <w:rPr/>
-            </w:pPr>
-            <w:r>
-              <w:rPr>
-                <w:rtl w:val="0"/>
-              </w:rPr>
-              <w:t xml:space="preserve">Successful export operations</w:t>
-            </w:r>
-          </w:p>
-        </w:tc>
-        <w:tc>
-          <w:tcPr>
-            <w:shd w:fill="auto" w:val="clear"/>
-            <w:tcMar>
-              <w:top w:w="100.0" w:type="dxa"/>
-              <w:left w:w="100.0" w:type="dxa"/>
-              <w:bottom w:w="100.0" w:type="dxa"/>
-              <w:right w:w="100.0" w:type="dxa"/>
-            </w:tcMar>
-            <w:vAlign w:val="top"/>
-          </w:tcPr>
-          <w:p>
-            <w:pPr>
-              <w:widowControl w:val="0"/>
-              <w:spacing w:line="240" w:lineRule="auto"/>
-              <w:rPr/>
-            </w:pPr>
-            <w:r>
-              <w:rPr>
-                <w:rtl w:val="0"/>
-              </w:rPr>
-              <w:t xml:space="preserve">not yet applicable : iteration 2 </w:t>
-            </w:r>
-          </w:p>
-        </w:tc>
-      </w:tr>
-      <w:tr>
-        <w:trPr>
-          <w:cantSplit w:val="0"/>
-          <w:tblHeader w:val="0"/>
-        </w:trPr>
-        <w:tc>
-          <w:tcPr>
-            <w:shd w:fill="auto" w:val="clear"/>
-            <w:tcMar>
-              <w:top w:w="100.0" w:type="dxa"/>
-              <w:left w:w="100.0" w:type="dxa"/>
-              <w:bottom w:w="100.0" w:type="dxa"/>
-              <w:right w:w="100.0" w:type="dxa"/>
-            </w:tcMar>
-            <w:vAlign w:val="top"/>
-          </w:tcPr>
-          <w:p>
-            <w:pPr>
-              <w:keepNext w:val="0"/>
-              <w:keepLines w:val="0"/>
-              <w:pageBreakBefore w:val="0"/>
-              <w:widowControl w:val="0"/>
-              <w:pBdr>
-                <w:top w:space="0" w:sz="0" w:val="nil"/>
-                <w:left w:space="0" w:sz="0" w:val="nil"/>
-                <w:bottom w:space="0" w:sz="0" w:val="nil"/>
-                <w:right w:space="0" w:sz="0" w:val="nil"/>
-                <w:between w:space="0" w:sz="0" w:val="nil"/>
-              </w:pBdr>
-              <w:shd w:fill="auto" w:val="clear"/>
-              <w:spacing w:after="0" w:before="0" w:line="240" w:lineRule="auto"/>
-              <w:ind w:left="0" w:right="0" w:firstLine="0"/>
-              <w:jc w:val="left"/>
-              <w:rPr/>
-            </w:pPr>
-            <w:r>
-              <w:rPr>
-                <w:rtl w:val="0"/>
-              </w:rPr>
-              <w:t xml:space="preserve">System Response Time</w:t>
-            </w:r>
-          </w:p>
-        </w:tc>
-        <w:tc>
-          <w:tcPr>
-            <w:shd w:fill="auto" w:val="clear"/>
-            <w:tcMar>
-              <w:top w:w="100.0" w:type="dxa"/>
-              <w:left w:w="100.0" w:type="dxa"/>
-              <w:bottom w:w="100.0" w:type="dxa"/>
-              <w:right w:w="100.0" w:type="dxa"/>
-            </w:tcMar>
-            <w:vAlign w:val="top"/>
-          </w:tcPr>
-          <w:p>
-            <w:pPr>
-              <w:keepNext w:val="0"/>
-              <w:keepLines w:val="0"/>
-              <w:pageBreakBefore w:val="0"/>
-              <w:widowControl w:val="0"/>
-              <w:pBdr>
-                <w:top w:space="0" w:sz="0" w:val="nil"/>
-                <w:left w:space="0" w:sz="0" w:val="nil"/>
-                <w:bottom w:space="0" w:sz="0" w:val="nil"/>
-                <w:right w:space="0" w:sz="0" w:val="nil"/>
-                <w:between w:space="0" w:sz="0" w:val="nil"/>
-              </w:pBdr>
-              <w:shd w:fill="auto" w:val="clear"/>
-              <w:spacing w:after="0" w:before="0" w:line="240" w:lineRule="auto"/>
-              <w:ind w:left="0" w:right="0" w:firstLine="0"/>
-              <w:jc w:val="left"/>
-              <w:rPr/>
-            </w:pPr>
-            <w:r>
-              <w:rPr>
-                <w:rtl w:val="0"/>
-              </w:rPr>
-              <w:t xml:space="preserve">Average response time during AI generation</w:t>
-            </w:r>
-          </w:p>
-        </w:tc>
-        <w:tc>
-          <w:tcPr>
-            <w:shd w:fill="auto" w:val="clear"/>
-            <w:tcMar>
-              <w:top w:w="100.0" w:type="dxa"/>
-              <w:left w:w="100.0" w:type="dxa"/>
-              <w:bottom w:w="100.0" w:type="dxa"/>
-              <w:right w:w="100.0" w:type="dxa"/>
-            </w:tcMar>
-            <w:vAlign w:val="top"/>
-          </w:tcPr>
-          <w:p>
-            <w:pPr>
-              <w:widowControl w:val="0"/>
-              <w:spacing w:line="240" w:lineRule="auto"/>
-              <w:rPr/>
-            </w:pPr>
-            <w:r>
-              <w:rPr>
-                <w:rtl w:val="0"/>
-              </w:rPr>
-              <w:t xml:space="preserve">not yet applicable : iteration 2 </w:t>
-            </w:r>
-          </w:p>
-        </w:tc>
-      </w:tr>
-    </w:tbl>
-    <w:p>
-      <w:pPr>
-        <w:keepNext w:val="0"/>
-        <w:keepLines w:val="0"/>
-        <w:pageBreakBefore w:val="0"/>
-        <w:widowControl w:val="0"/>
-        <w:pBdr>
-          <w:top w:space="0" w:sz="0" w:val="nil"/>
-          <w:left w:space="0" w:sz="0" w:val="nil"/>
-          <w:bottom w:space="0" w:sz="0" w:val="nil"/>
-          <w:right w:space="0" w:sz="0" w:val="nil"/>
-          <w:between w:space="0" w:sz="0" w:val="nil"/>
-        </w:pBdr>
-        <w:shd w:fill="auto" w:val="clear"/>
-        <w:ind w:left="1440" w:firstLine="0"/>
-        <w:rPr/>
-      </w:pPr>
-      <w:r>
-        <w:rPr>
-          <w:rtl w:val="0"/>
-        </w:rPr>
-      </w:r>
-    </w:p>
-    <w:p>
-      <w:pPr>
-        <w:keepNext w:val="0"/>
-        <w:keepLines w:val="0"/>
-        <w:pageBreakBefore w:val="0"/>
-        <w:widowControl w:val="0"/>
-        <w:numPr>
-          <w:ilvl w:val="0"/>
-          <w:numId w:val="4"/>
-        </w:numPr>
-        <w:pBdr>
-          <w:top w:space="0" w:sz="0" w:val="nil"/>
-          <w:left w:space="0" w:sz="0" w:val="nil"/>
-          <w:bottom w:space="0" w:sz="0" w:val="nil"/>
-          <w:right w:space="0" w:sz="0" w:val="nil"/>
-          <w:between w:space="0" w:sz="0" w:val="nil"/>
-        </w:pBdr>
-        <w:shd w:fill="auto" w:val="clear"/>
-        <w:ind w:left="1440" w:hanging="360"/>
-        <w:rPr>
-          <w:u w:val="none"/>
-        </w:rPr>
-      </w:pPr>
-      <w:r>
-        <w:rPr>
-          <w:rtl w:val="0"/>
-        </w:rPr>
-        <w:t xml:space="preserve">Process Metrics: evaluate the effectiveness and efficiency of the software development and testing process.</w:t>
       </w:r>
     </w:p>
     <w:p>
@@ -8274,7 +7777,7 @@
               <w:rPr>
                 <w:rtl w:val="0"/>
               </w:rPr>
-              <w:t xml:space="preserve">Number of Iterations Completed</w:t>
+              <w:t xml:space="preserve">Total Test Cases</w:t>
             </w:r>
           </w:p>
         </w:tc>
@@ -8312,7 +7815,7 @@
               <w:rPr>
                 <w:rtl w:val="0"/>
               </w:rPr>
-              <w:t xml:space="preserve">Agile development iterations completed</w:t>
+              <w:t xml:space="preserve">Total number of manual and automated test cases executed</w:t>
             </w:r>
           </w:p>
         </w:tc>
@@ -8350,7 +7853,7 @@
               <w:rPr>
                 <w:rtl w:val="0"/>
               </w:rPr>
-              <w:t xml:space="preserve">2</w:t>
+              <w:t xml:space="preserve">44</w:t>
             </w:r>
           </w:p>
         </w:tc>
@@ -8394,7 +7897,7 @@
               <w:rPr>
                 <w:rtl w:val="0"/>
               </w:rPr>
-              <w:t xml:space="preserve">Bugs Resolved per Iteration</w:t>
+              <w:t xml:space="preserve">Passed Test Cases</w:t>
             </w:r>
           </w:p>
         </w:tc>
@@ -8432,7 +7935,7 @@
               <w:rPr>
                 <w:rtl w:val="0"/>
               </w:rPr>
-              <w:t xml:space="preserve">Average defects fixed during each iteration</w:t>
+              <w:t xml:space="preserve">Number of successfully passed test cases</w:t>
             </w:r>
           </w:p>
         </w:tc>
@@ -8470,7 +7973,7 @@
               <w:rPr>
                 <w:rtl w:val="0"/>
               </w:rPr>
-              <w:t xml:space="preserve">0</w:t>
+              <w:t xml:space="preserve"> 40</w:t>
             </w:r>
           </w:p>
         </w:tc>
@@ -8514,7 +8017,7 @@
               <w:rPr>
                 <w:rtl w:val="0"/>
               </w:rPr>
-              <w:t xml:space="preserve">GitHub Commits</w:t>
+              <w:t xml:space="preserve">Failed Test Cases</w:t>
             </w:r>
           </w:p>
         </w:tc>
@@ -8552,7 +8055,7 @@
               <w:rPr>
                 <w:rtl w:val="0"/>
               </w:rPr>
-              <w:t xml:space="preserve">Total code commits contributed by team</w:t>
+              <w:t xml:space="preserve">Number of failed test cases</w:t>
             </w:r>
           </w:p>
         </w:tc>
@@ -8590,7 +8093,7 @@
               <w:rPr>
                 <w:rtl w:val="0"/>
               </w:rPr>
-              <w:t xml:space="preserve">TBD</w:t>
+              <w:t xml:space="preserve">2</w:t>
             </w:r>
           </w:p>
         </w:tc>
@@ -8634,7 +8137,7 @@
               <w:rPr>
                 <w:rtl w:val="0"/>
               </w:rPr>
-              <w:t xml:space="preserve">Pull Requests Reviewed</w:t>
+              <w:t xml:space="preserve">Test Coverage</w:t>
             </w:r>
           </w:p>
         </w:tc>
@@ -8672,41 +8175,10 @@
               <w:rPr>
                 <w:rtl w:val="0"/>
               </w:rPr>
-              <w:t xml:space="preserve">Number of reviewed pull requests</w:t>
-            </w:r>
-          </w:p>
-        </w:tc>
-        <w:tc>
-          <w:tcPr>
-            <w:shd w:fill="auto" w:val="clear"/>
-            <w:tcMar>
-              <w:top w:w="100.0" w:type="dxa"/>
-              <w:left w:w="100.0" w:type="dxa"/>
-              <w:bottom w:w="100.0" w:type="dxa"/>
-              <w:right w:w="100.0" w:type="dxa"/>
-            </w:tcMar>
-            <w:vAlign w:val="top"/>
-          </w:tcPr>
-          <w:p>
-            <w:pPr>
-              <w:widowControl w:val="0"/>
-              <w:spacing w:line="240" w:lineRule="auto"/>
-              <w:rPr/>
-            </w:pPr>
-            <w:r>
-              <w:rPr>
-                <w:rtl w:val="0"/>
-              </w:rPr>
-              <w:t xml:space="preserve">TBD</w:t>
-            </w:r>
-          </w:p>
-        </w:tc>
-      </w:tr>
-      <w:tr>
-        <w:trPr>
-          <w:cantSplit w:val="0"/>
-          <w:tblHeader w:val="0"/>
-        </w:trPr>
+              <w:t xml:space="preserve">Percentage of application features tested</w:t>
+            </w:r>
+          </w:p>
+        </w:tc>
         <w:tc>
           <w:tcPr>
             <w:shd w:fill="auto" w:val="clear"/>
@@ -8741,10 +8213,16 @@
               <w:rPr>
                 <w:rtl w:val="0"/>
               </w:rPr>
-              <w:t xml:space="preserve">Automated Build Success Rate</w:t>
-            </w:r>
-          </w:p>
-        </w:tc>
+              <w:t xml:space="preserve">80%</w:t>
+            </w:r>
+          </w:p>
+        </w:tc>
+      </w:tr>
+      <w:tr>
+        <w:trPr>
+          <w:cantSplit w:val="0"/>
+          <w:tblHeader w:val="0"/>
+        </w:trPr>
         <w:tc>
           <w:tcPr>
             <w:shd w:fill="auto" w:val="clear"/>
@@ -8779,41 +8257,10 @@
               <w:rPr>
                 <w:rtl w:val="0"/>
               </w:rPr>
-              <w:t xml:space="preserve">Successful CI/CD pipeline executions</w:t>
-            </w:r>
-          </w:p>
-        </w:tc>
-        <w:tc>
-          <w:tcPr>
-            <w:shd w:fill="auto" w:val="clear"/>
-            <w:tcMar>
-              <w:top w:w="100.0" w:type="dxa"/>
-              <w:left w:w="100.0" w:type="dxa"/>
-              <w:bottom w:w="100.0" w:type="dxa"/>
-              <w:right w:w="100.0" w:type="dxa"/>
-            </w:tcMar>
-            <w:vAlign w:val="top"/>
-          </w:tcPr>
-          <w:p>
-            <w:pPr>
-              <w:widowControl w:val="0"/>
-              <w:spacing w:line="240" w:lineRule="auto"/>
-              <w:rPr/>
-            </w:pPr>
-            <w:r>
-              <w:rPr>
-                <w:rtl w:val="0"/>
-              </w:rPr>
-              <w:t xml:space="preserve">TBD</w:t>
-            </w:r>
-          </w:p>
-        </w:tc>
-      </w:tr>
-      <w:tr>
-        <w:trPr>
-          <w:cantSplit w:val="0"/>
-          <w:tblHeader w:val="0"/>
-        </w:trPr>
+              <w:t xml:space="preserve">Defect Density</w:t>
+            </w:r>
+          </w:p>
+        </w:tc>
         <w:tc>
           <w:tcPr>
             <w:shd w:fill="auto" w:val="clear"/>
@@ -8848,7 +8295,7 @@
               <w:rPr>
                 <w:rtl w:val="0"/>
               </w:rPr>
-              <w:t xml:space="preserve">Team Meeting Frequency</w:t>
+              <w:t xml:space="preserve">Number of defects identified per module</w:t>
             </w:r>
           </w:p>
         </w:tc>
@@ -8886,32 +8333,7 @@
               <w:rPr>
                 <w:rtl w:val="0"/>
               </w:rPr>
-              <w:t xml:space="preserve">Scrum/project meetings conducted weekly</w:t>
-            </w:r>
-          </w:p>
-        </w:tc>
-        <w:tc>
-          <w:tcPr>
-            <w:shd w:fill="auto" w:val="clear"/>
-            <w:tcMar>
-              <w:top w:w="100.0" w:type="dxa"/>
-              <w:left w:w="100.0" w:type="dxa"/>
-              <w:bottom w:w="100.0" w:type="dxa"/>
-              <w:right w:w="100.0" w:type="dxa"/>
-            </w:tcMar>
-            <w:vAlign w:val="top"/>
-          </w:tcPr>
-          <w:p>
-            <w:pPr>
-              <w:widowControl w:val="0"/>
-              <w:spacing w:line="240" w:lineRule="auto"/>
-              <w:rPr/>
-            </w:pPr>
-            <w:r>
-              <w:rPr>
-                <w:rtl w:val="0"/>
-              </w:rPr>
-              <w:t xml:space="preserve">TBD</w:t>
+              <w:t xml:space="preserve">1%</w:t>
             </w:r>
           </w:p>
         </w:tc>
@@ -8955,7 +8377,7 @@
               <w:rPr>
                 <w:rtl w:val="0"/>
               </w:rPr>
-              <w:t xml:space="preserve">Average Bug Resolution Time</w:t>
+              <w:t xml:space="preserve">Authentication Success Rate</w:t>
             </w:r>
           </w:p>
         </w:tc>
@@ -8993,41 +8415,10 @@
               <w:rPr>
                 <w:rtl w:val="0"/>
               </w:rPr>
-              <w:t xml:space="preserve">Average time to fix reported issues</w:t>
-            </w:r>
-          </w:p>
-        </w:tc>
-        <w:tc>
-          <w:tcPr>
-            <w:shd w:fill="auto" w:val="clear"/>
-            <w:tcMar>
-              <w:top w:w="100.0" w:type="dxa"/>
-              <w:left w:w="100.0" w:type="dxa"/>
-              <w:bottom w:w="100.0" w:type="dxa"/>
-              <w:right w:w="100.0" w:type="dxa"/>
-            </w:tcMar>
-            <w:vAlign w:val="top"/>
-          </w:tcPr>
-          <w:p>
-            <w:pPr>
-              <w:widowControl w:val="0"/>
-              <w:spacing w:line="240" w:lineRule="auto"/>
-              <w:rPr/>
-            </w:pPr>
-            <w:r>
-              <w:rPr>
-                <w:rtl w:val="0"/>
-              </w:rPr>
-              <w:t xml:space="preserve">TBD</w:t>
-            </w:r>
-          </w:p>
-        </w:tc>
-      </w:tr>
-      <w:tr>
-        <w:trPr>
-          <w:cantSplit w:val="0"/>
-          <w:tblHeader w:val="0"/>
-        </w:trPr>
+              <w:t xml:space="preserve">Successful login/authentication attempts</w:t>
+            </w:r>
+          </w:p>
+        </w:tc>
         <w:tc>
           <w:tcPr>
             <w:shd w:fill="auto" w:val="clear"/>
@@ -9062,10 +8453,16 @@
               <w:rPr>
                 <w:rtl w:val="0"/>
               </w:rPr>
-              <w:t xml:space="preserve">Requirement Completion Rate</w:t>
-            </w:r>
-          </w:p>
-        </w:tc>
+              <w:t xml:space="preserve">100%</w:t>
+            </w:r>
+          </w:p>
+        </w:tc>
+      </w:tr>
+      <w:tr>
+        <w:trPr>
+          <w:cantSplit w:val="0"/>
+          <w:tblHeader w:val="0"/>
+        </w:trPr>
         <w:tc>
           <w:tcPr>
             <w:shd w:fill="auto" w:val="clear"/>
@@ -9100,41 +8497,10 @@
               <w:rPr>
                 <w:rtl w:val="0"/>
               </w:rPr>
-              <w:t xml:space="preserve">Percentage of planned requirements completed</w:t>
-            </w:r>
-          </w:p>
-        </w:tc>
-        <w:tc>
-          <w:tcPr>
-            <w:shd w:fill="auto" w:val="clear"/>
-            <w:tcMar>
-              <w:top w:w="100.0" w:type="dxa"/>
-              <w:left w:w="100.0" w:type="dxa"/>
-              <w:bottom w:w="100.0" w:type="dxa"/>
-              <w:right w:w="100.0" w:type="dxa"/>
-            </w:tcMar>
-            <w:vAlign w:val="top"/>
-          </w:tcPr>
-          <w:p>
-            <w:pPr>
-              <w:widowControl w:val="0"/>
-              <w:spacing w:line="240" w:lineRule="auto"/>
-              <w:rPr/>
-            </w:pPr>
-            <w:r>
-              <w:rPr>
-                <w:rtl w:val="0"/>
-              </w:rPr>
-              <w:t xml:space="preserve">TBD</w:t>
-            </w:r>
-          </w:p>
-        </w:tc>
-      </w:tr>
-      <w:tr>
-        <w:trPr>
-          <w:cantSplit w:val="0"/>
-          <w:tblHeader w:val="0"/>
-        </w:trPr>
+              <w:t xml:space="preserve">PDF Upload Success Rate</w:t>
+            </w:r>
+          </w:p>
+        </w:tc>
         <w:tc>
           <w:tcPr>
             <w:shd w:fill="auto" w:val="clear"/>
@@ -9169,7 +8535,7 @@
               <w:rPr>
                 <w:rtl w:val="0"/>
               </w:rPr>
-              <w:t xml:space="preserve">Documentation Update Frequency</w:t>
+              <w:t xml:space="preserve">Successful document upload and processing rate</w:t>
             </w:r>
           </w:p>
         </w:tc>
@@ -9207,32 +8573,7 @@
               <w:rPr>
                 <w:rtl w:val="0"/>
               </w:rPr>
-              <w:t xml:space="preserve">Frequency of SPPP/SDD/Test document updates</w:t>
-            </w:r>
-          </w:p>
-        </w:tc>
-        <w:tc>
-          <w:tcPr>
-            <w:shd w:fill="auto" w:val="clear"/>
-            <w:tcMar>
-              <w:top w:w="100.0" w:type="dxa"/>
-              <w:left w:w="100.0" w:type="dxa"/>
-              <w:bottom w:w="100.0" w:type="dxa"/>
-              <w:right w:w="100.0" w:type="dxa"/>
-            </w:tcMar>
-            <w:vAlign w:val="top"/>
-          </w:tcPr>
-          <w:p>
-            <w:pPr>
-              <w:widowControl w:val="0"/>
-              <w:spacing w:line="240" w:lineRule="auto"/>
-              <w:rPr/>
-            </w:pPr>
-            <w:r>
-              <w:rPr>
-                <w:rtl w:val="0"/>
-              </w:rPr>
-              <w:t xml:space="preserve">TBD</w:t>
+              <w:t xml:space="preserve">90%</w:t>
             </w:r>
           </w:p>
         </w:tc>
@@ -9276,7 +8617,7 @@
               <w:rPr>
                 <w:rtl w:val="0"/>
               </w:rPr>
-              <w:t xml:space="preserve">AI-Assisted Development Usage</w:t>
+              <w:t xml:space="preserve">AI Test Generation Accuracy</w:t>
             </w:r>
           </w:p>
         </w:tc>
@@ -9314,7 +8655,7 @@
               <w:rPr>
                 <w:rtl w:val="0"/>
               </w:rPr>
-              <w:t xml:space="preserve">Percentage of AI-assisted documentation/coding support</w:t>
+              <w:t xml:space="preserve">Accuracy of generated Gherkin test cases</w:t>
             </w:r>
           </w:p>
         </w:tc>
@@ -9331,6 +8672,126 @@
           </w:tcPr>
           <w:p>
             <w:pPr>
+              <w:keepNext w:val="0"/>
+              <w:keepLines w:val="0"/>
+              <w:pageBreakBefore w:val="0"/>
+              <w:widowControl w:val="0"/>
+              <w:pBdr>
+                <w:top w:space="0" w:sz="0" w:val="nil"/>
+                <w:left w:space="0" w:sz="0" w:val="nil"/>
+                <w:bottom w:space="0" w:sz="0" w:val="nil"/>
+                <w:right w:space="0" w:sz="0" w:val="nil"/>
+                <w:between w:space="0" w:sz="0" w:val="nil"/>
+              </w:pBdr>
+              <w:shd w:fill="auto" w:val="clear"/>
+              <w:spacing w:after="0" w:before="0" w:line="240" w:lineRule="auto"/>
+              <w:ind w:left="0" w:right="0" w:firstLine="0"/>
+              <w:jc w:val="left"/>
+              <w:rPr/>
+            </w:pPr>
+            <w:r>
+              <w:rPr>
+                <w:rtl w:val="0"/>
+              </w:rPr>
+              <w:t xml:space="preserve">not yet applicable : iteration 2 </w:t>
+            </w:r>
+          </w:p>
+        </w:tc>
+      </w:tr>
+      <w:tr>
+        <w:trPr>
+          <w:cantSplit w:val="0"/>
+          <w:tblHeader w:val="0"/>
+        </w:trPr>
+        <w:tc>
+          <w:tcPr>
+            <w:shd w:fill="auto" w:val="clear"/>
+            <w:tcMar>
+              <w:top w:w="100.0" w:type="dxa"/>
+              <w:left w:w="100.0" w:type="dxa"/>
+              <w:bottom w:w="100.0" w:type="dxa"/>
+              <w:right w:w="100.0" w:type="dxa"/>
+            </w:tcMar>
+            <w:vAlign w:val="top"/>
+          </w:tcPr>
+          <w:p>
+            <w:pPr>
+              <w:keepNext w:val="0"/>
+              <w:keepLines w:val="0"/>
+              <w:pageBreakBefore w:val="0"/>
+              <w:widowControl w:val="0"/>
+              <w:pBdr>
+                <w:top w:space="0" w:sz="0" w:val="nil"/>
+                <w:left w:space="0" w:sz="0" w:val="nil"/>
+                <w:bottom w:space="0" w:sz="0" w:val="nil"/>
+                <w:right w:space="0" w:sz="0" w:val="nil"/>
+                <w:between w:space="0" w:sz="0" w:val="nil"/>
+              </w:pBdr>
+              <w:shd w:fill="auto" w:val="clear"/>
+              <w:spacing w:after="0" w:before="0" w:line="240" w:lineRule="auto"/>
+              <w:ind w:left="0" w:right="0" w:firstLine="0"/>
+              <w:jc w:val="left"/>
+              <w:rPr/>
+            </w:pPr>
+            <w:r>
+              <w:rPr>
+                <w:rtl w:val="0"/>
+              </w:rPr>
+              <w:t xml:space="preserve">Export Functionality Success Rate</w:t>
+            </w:r>
+          </w:p>
+        </w:tc>
+        <w:tc>
+          <w:tcPr>
+            <w:shd w:fill="auto" w:val="clear"/>
+            <w:tcMar>
+              <w:top w:w="100.0" w:type="dxa"/>
+              <w:left w:w="100.0" w:type="dxa"/>
+              <w:bottom w:w="100.0" w:type="dxa"/>
+              <w:right w:w="100.0" w:type="dxa"/>
+            </w:tcMar>
+            <w:vAlign w:val="top"/>
+          </w:tcPr>
+          <w:p>
+            <w:pPr>
+              <w:keepNext w:val="0"/>
+              <w:keepLines w:val="0"/>
+              <w:pageBreakBefore w:val="0"/>
+              <w:widowControl w:val="0"/>
+              <w:pBdr>
+                <w:top w:space="0" w:sz="0" w:val="nil"/>
+                <w:left w:space="0" w:sz="0" w:val="nil"/>
+                <w:bottom w:space="0" w:sz="0" w:val="nil"/>
+                <w:right w:space="0" w:sz="0" w:val="nil"/>
+                <w:between w:space="0" w:sz="0" w:val="nil"/>
+              </w:pBdr>
+              <w:shd w:fill="auto" w:val="clear"/>
+              <w:spacing w:after="0" w:before="0" w:line="240" w:lineRule="auto"/>
+              <w:ind w:left="0" w:right="0" w:firstLine="0"/>
+              <w:jc w:val="left"/>
+              <w:rPr/>
+            </w:pPr>
+            <w:r>
+              <w:rPr>
+                <w:rtl w:val="0"/>
+              </w:rPr>
+              <w:t xml:space="preserve">Successful export operations</w:t>
+            </w:r>
+          </w:p>
+        </w:tc>
+        <w:tc>
+          <w:tcPr>
+            <w:shd w:fill="auto" w:val="clear"/>
+            <w:tcMar>
+              <w:top w:w="100.0" w:type="dxa"/>
+              <w:left w:w="100.0" w:type="dxa"/>
+              <w:bottom w:w="100.0" w:type="dxa"/>
+              <w:right w:w="100.0" w:type="dxa"/>
+            </w:tcMar>
+            <w:vAlign w:val="top"/>
+          </w:tcPr>
+          <w:p>
+            <w:pPr>
               <w:widowControl w:val="0"/>
               <w:spacing w:line="240" w:lineRule="auto"/>
               <w:rPr/>
@@ -9339,7 +8800,114 @@
               <w:rPr>
                 <w:rtl w:val="0"/>
               </w:rPr>
-              <w:t xml:space="preserve">TBD</w:t>
+              <w:t xml:space="preserve">not yet applicable : iteration 2 </w:t>
+            </w:r>
+          </w:p>
+        </w:tc>
+      </w:tr>
+      <w:tr>
+        <w:trPr>
+          <w:cantSplit w:val="0"/>
+          <w:tblHeader w:val="0"/>
+        </w:trPr>
+        <w:tc>
+          <w:tcPr>
+            <w:shd w:fill="auto" w:val="clear"/>
+            <w:tcMar>
+              <w:top w:w="100.0" w:type="dxa"/>
+              <w:left w:w="100.0" w:type="dxa"/>
+              <w:bottom w:w="100.0" w:type="dxa"/>
+              <w:right w:w="100.0" w:type="dxa"/>
+            </w:tcMar>
+            <w:vAlign w:val="top"/>
+          </w:tcPr>
+          <w:p>
+            <w:pPr>
+              <w:keepNext w:val="0"/>
+              <w:keepLines w:val="0"/>
+              <w:pageBreakBefore w:val="0"/>
+              <w:widowControl w:val="0"/>
+              <w:pBdr>
+                <w:top w:space="0" w:sz="0" w:val="nil"/>
+                <w:left w:space="0" w:sz="0" w:val="nil"/>
+                <w:bottom w:space="0" w:sz="0" w:val="nil"/>
+                <w:right w:space="0" w:sz="0" w:val="nil"/>
+                <w:between w:space="0" w:sz="0" w:val="nil"/>
+              </w:pBdr>
+              <w:shd w:fill="auto" w:val="clear"/>
+              <w:spacing w:after="0" w:before="0" w:line="240" w:lineRule="auto"/>
+              <w:ind w:left="0" w:right="0" w:firstLine="0"/>
+              <w:jc w:val="left"/>
+              <w:rPr/>
+            </w:pPr>
+            <w:r>
+              <w:rPr>
+                <w:rtl w:val="0"/>
+              </w:rPr>
+              <w:t xml:space="preserve">System Response Time</w:t>
+            </w:r>
+          </w:p>
+        </w:tc>
+        <w:tc>
+          <w:tcPr>
+            <w:shd w:fill="auto" w:val="clear"/>
+            <w:tcMar>
+              <w:top w:w="100.0" w:type="dxa"/>
+              <w:left w:w="100.0" w:type="dxa"/>
+              <w:bottom w:w="100.0" w:type="dxa"/>
+              <w:right w:w="100.0" w:type="dxa"/>
+            </w:tcMar>
+            <w:vAlign w:val="top"/>
+          </w:tcPr>
+          <w:p>
+            <w:pPr>
+              <w:keepNext w:val="0"/>
+              <w:keepLines w:val="0"/>
+              <w:pageBreakBefore w:val="0"/>
+              <w:widowControl w:val="0"/>
+              <w:pBdr>
+                <w:top w:space="0" w:sz="0" w:val="nil"/>
+                <w:left w:space="0" w:sz="0" w:val="nil"/>
+                <w:bottom w:space="0" w:sz="0" w:val="nil"/>
+                <w:right w:space="0" w:sz="0" w:val="nil"/>
+                <w:between w:space="0" w:sz="0" w:val="nil"/>
+              </w:pBdr>
+              <w:shd w:fill="auto" w:val="clear"/>
+              <w:spacing w:after="0" w:before="0" w:line="240" w:lineRule="auto"/>
+              <w:ind w:left="0" w:right="0" w:firstLine="0"/>
+              <w:jc w:val="left"/>
+              <w:rPr/>
+            </w:pPr>
+            <w:r>
+              <w:rPr>
+                <w:rtl w:val="0"/>
+              </w:rPr>
+              <w:t xml:space="preserve">Average response time during AI generation</w:t>
+            </w:r>
+          </w:p>
+        </w:tc>
+        <w:tc>
+          <w:tcPr>
+            <w:shd w:fill="auto" w:val="clear"/>
+            <w:tcMar>
+              <w:top w:w="100.0" w:type="dxa"/>
+              <w:left w:w="100.0" w:type="dxa"/>
+              <w:bottom w:w="100.0" w:type="dxa"/>
+              <w:right w:w="100.0" w:type="dxa"/>
+            </w:tcMar>
+            <w:vAlign w:val="top"/>
+          </w:tcPr>
+          <w:p>
+            <w:pPr>
+              <w:widowControl w:val="0"/>
+              <w:spacing w:line="240" w:lineRule="auto"/>
+              <w:rPr/>
+            </w:pPr>
+            <w:r>
+              <w:rPr>
+                <w:rtl w:val="0"/>
+              </w:rPr>
+              <w:t xml:space="preserve">not yet applicable : iteration 2 </w:t>
             </w:r>
           </w:p>
         </w:tc>
@@ -9374,6 +8942,2396 @@
         <w:keepLines w:val="0"/>
         <w:pageBreakBefore w:val="0"/>
         <w:widowControl w:val="0"/>
+        <w:numPr>
+          <w:ilvl w:val="0"/>
+          <w:numId w:val="4"/>
+        </w:numPr>
+        <w:pBdr>
+          <w:top w:space="0" w:sz="0" w:val="nil"/>
+          <w:left w:space="0" w:sz="0" w:val="nil"/>
+          <w:bottom w:space="0" w:sz="0" w:val="nil"/>
+          <w:right w:space="0" w:sz="0" w:val="nil"/>
+          <w:between w:space="0" w:sz="0" w:val="nil"/>
+        </w:pBdr>
+        <w:shd w:fill="auto" w:val="clear"/>
+        <w:ind w:left="1440" w:hanging="360"/>
+        <w:rPr/>
+      </w:pPr>
+      <w:r>
+        <w:rPr>
+          <w:rtl w:val="0"/>
+        </w:rPr>
+        <w:t xml:space="preserve">Process Metrics: evaluate the effectiveness and efficiency of the software development and testing process.</w:t>
+      </w:r>
+    </w:p>
+    <w:p>
+      <w:pPr>
+        <w:pStyle w:val="Heading1"/>
+        <w:keepNext w:val="0"/>
+        <w:keepLines w:val="0"/>
+        <w:widowControl w:val="0"/>
+        <w:spacing w:after="120" w:before="480" w:lineRule="auto"/>
+        <w:ind w:left="20" w:firstLine="0"/>
+        <w:rPr>
+          <w:rFonts w:ascii="Arial" w:cs="Arial" w:eastAsia="Arial" w:hAnsi="Arial"/>
+          <w:b w:val="1"/>
+          <w:bCs w:val="1"/>
+          <w:sz w:val="46"/>
+          <w:szCs w:val="46"/>
+        </w:rPr>
+      </w:pPr>
+      <w:bookmarkStart w:colFirst="0" w:colLast="0" w:name="_d1bgtffnw7jd" w:id="9"/>
+      <w:bookmarkEnd w:id="9"/>
+      <w:r>
+        <w:rPr>
+          <w:rFonts w:ascii="Arial" w:cs="Arial" w:eastAsia="Arial" w:hAnsi="Arial"/>
+          <w:b w:val="1"/>
+          <w:bCs w:val="1"/>
+          <w:sz w:val="46"/>
+          <w:szCs w:val="46"/>
+          <w:rtl w:val="0"/>
+        </w:rPr>
+        <w:t xml:space="preserve">●</w:t>
+      </w:r>
+      <w:r>
+        <w:rPr>
+          <w:rFonts w:ascii="Times New Roman" w:cs="Times New Roman" w:eastAsia="Times New Roman" w:hAnsi="Times New Roman"/>
+          <w:sz w:val="14"/>
+          <w:szCs w:val="14"/>
+          <w:rtl w:val="0"/>
+        </w:rPr>
+        <w:t xml:space="preserve">    </w:t>
+      </w:r>
+      <w:r>
+        <w:rPr>
+          <w:rFonts w:ascii="Arial" w:cs="Arial" w:eastAsia="Arial" w:hAnsi="Arial"/>
+          <w:b w:val="1"/>
+          <w:bCs w:val="1"/>
+          <w:sz w:val="46"/>
+          <w:szCs w:val="46"/>
+          <w:rtl w:val="0"/>
+        </w:rPr>
+        <w:t xml:space="preserve">Testing Metrics</w:t>
+      </w:r>
+    </w:p>
+    <w:p>
+      <w:pPr>
+        <w:widowControl w:val="0"/>
+        <w:ind w:left="1440" w:firstLine="0"/>
+        <w:rPr/>
+      </w:pPr>
+      <w:r>
+        <w:rPr>
+          <w:rtl w:val="0"/>
+        </w:rPr>
+        <w:t xml:space="preserve">1.</w:t>
+      </w:r>
+      <w:r>
+        <w:rPr>
+          <w:rFonts w:ascii="Times New Roman" w:cs="Times New Roman" w:eastAsia="Times New Roman" w:hAnsi="Times New Roman"/>
+          <w:sz w:val="14"/>
+          <w:szCs w:val="14"/>
+          <w:rtl w:val="0"/>
+        </w:rPr>
+        <w:t xml:space="preserve">    </w:t>
+      </w:r>
+      <w:r>
+        <w:rPr>
+          <w:rtl w:val="0"/>
+        </w:rPr>
+        <w:t xml:space="preserve">Product Metrics: Product metrics evaluate the quality, reliability, and performance of the SpecCheck application itself</w:t>
+      </w:r>
+    </w:p>
+    <w:p>
+      <w:pPr>
+        <w:widowControl w:val="0"/>
+        <w:ind w:left="1440" w:firstLine="0"/>
+        <w:rPr/>
+      </w:pPr>
+      <w:r>
+        <w:rPr>
+          <w:rtl w:val="0"/>
+        </w:rPr>
+        <w:t xml:space="preserve"> </w:t>
+      </w:r>
+    </w:p>
+    <w:tbl>
+      <w:tblPr>
+        <w:tblStyle w:val="Table7"/>
+        <w:tblW w:w="7065.0" w:type="dxa"/>
+        <w:jc w:val="left"/>
+        <w:tblInd w:w="825.0" w:type="dxa"/>
+        <w:tblBorders>
+          <w:top w:color="000000" w:space="0" w:sz="0" w:val="nil"/>
+          <w:left w:color="000000" w:space="0" w:sz="0" w:val="nil"/>
+          <w:bottom w:color="000000" w:space="0" w:sz="0" w:val="nil"/>
+          <w:right w:color="000000" w:space="0" w:sz="0" w:val="nil"/>
+          <w:insideH w:color="000000" w:space="0" w:sz="0" w:val="nil"/>
+          <w:insideV w:color="000000" w:space="0" w:sz="0" w:val="nil"/>
+        </w:tblBorders>
+        <w:tblLayout w:type="fixed"/>
+        <w:tblLook w:val="0600"/>
+      </w:tblPr>
+      <w:tblGrid>
+        <w:gridCol w:w="1800"/>
+        <w:gridCol w:w="2715"/>
+        <w:gridCol w:w="2550"/>
+        <w:tblGridChange w:id="0">
+          <w:tblGrid>
+            <w:gridCol w:w="1800"/>
+            <w:gridCol w:w="2715"/>
+            <w:gridCol w:w="2550"/>
+          </w:tblGrid>
+        </w:tblGridChange>
+      </w:tblGrid>
+      <w:tr>
+        <w:trPr>
+          <w:cantSplit w:val="0"/>
+          <w:trHeight w:val="450" w:hRule="atLeast"/>
+          <w:tblHeader w:val="0"/>
+        </w:trPr>
+        <w:tc>
+          <w:tcPr>
+            <w:tcBorders>
+              <w:top w:color="000000" w:space="0" w:sz="6" w:val="single"/>
+              <w:left w:color="000000" w:space="0" w:sz="6" w:val="single"/>
+              <w:bottom w:color="000000" w:space="0" w:sz="6" w:val="single"/>
+              <w:right w:color="000000" w:space="0" w:sz="6" w:val="single"/>
+            </w:tcBorders>
+            <w:tcMar>
+              <w:top w:w="100.0" w:type="dxa"/>
+              <w:left w:w="100.0" w:type="dxa"/>
+              <w:bottom w:w="100.0" w:type="dxa"/>
+              <w:right w:w="100.0" w:type="dxa"/>
+            </w:tcMar>
+            <w:vAlign w:val="top"/>
+          </w:tcPr>
+          <w:p>
+            <w:pPr>
+              <w:widowControl w:val="0"/>
+              <w:ind w:left="20" w:firstLine="0"/>
+              <w:rPr/>
+            </w:pPr>
+            <w:r>
+              <w:rPr>
+                <w:rtl w:val="0"/>
+              </w:rPr>
+              <w:t xml:space="preserve">Metric</w:t>
+            </w:r>
+          </w:p>
+        </w:tc>
+        <w:tc>
+          <w:tcPr>
+            <w:tcBorders>
+              <w:top w:color="000000" w:space="0" w:sz="6" w:val="single"/>
+              <w:left w:color="000000" w:space="0" w:sz="0" w:val="nil"/>
+              <w:bottom w:color="000000" w:space="0" w:sz="6" w:val="single"/>
+              <w:right w:color="000000" w:space="0" w:sz="6" w:val="single"/>
+            </w:tcBorders>
+            <w:tcMar>
+              <w:top w:w="100.0" w:type="dxa"/>
+              <w:left w:w="100.0" w:type="dxa"/>
+              <w:bottom w:w="100.0" w:type="dxa"/>
+              <w:right w:w="100.0" w:type="dxa"/>
+            </w:tcMar>
+            <w:vAlign w:val="top"/>
+          </w:tcPr>
+          <w:p>
+            <w:pPr>
+              <w:widowControl w:val="0"/>
+              <w:ind w:left="20" w:firstLine="0"/>
+              <w:rPr/>
+            </w:pPr>
+            <w:r>
+              <w:rPr>
+                <w:rtl w:val="0"/>
+              </w:rPr>
+              <w:t xml:space="preserve">Description</w:t>
+            </w:r>
+          </w:p>
+        </w:tc>
+        <w:tc>
+          <w:tcPr>
+            <w:tcBorders>
+              <w:top w:color="000000" w:space="0" w:sz="6" w:val="single"/>
+              <w:left w:color="000000" w:space="0" w:sz="0" w:val="nil"/>
+              <w:bottom w:color="000000" w:space="0" w:sz="6" w:val="single"/>
+              <w:right w:color="000000" w:space="0" w:sz="6" w:val="single"/>
+            </w:tcBorders>
+            <w:tcMar>
+              <w:top w:w="100.0" w:type="dxa"/>
+              <w:left w:w="100.0" w:type="dxa"/>
+              <w:bottom w:w="100.0" w:type="dxa"/>
+              <w:right w:w="100.0" w:type="dxa"/>
+            </w:tcMar>
+            <w:vAlign w:val="top"/>
+          </w:tcPr>
+          <w:p>
+            <w:pPr>
+              <w:widowControl w:val="0"/>
+              <w:ind w:left="20" w:firstLine="0"/>
+              <w:rPr/>
+            </w:pPr>
+            <w:r>
+              <w:rPr>
+                <w:rtl w:val="0"/>
+              </w:rPr>
+              <w:t xml:space="preserve">Result</w:t>
+            </w:r>
+          </w:p>
+        </w:tc>
+      </w:tr>
+      <w:tr>
+        <w:trPr>
+          <w:cantSplit w:val="0"/>
+          <w:trHeight w:val="930" w:hRule="atLeast"/>
+          <w:tblHeader w:val="0"/>
+        </w:trPr>
+        <w:tc>
+          <w:tcPr>
+            <w:tcBorders>
+              <w:top w:color="000000" w:space="0" w:sz="0" w:val="nil"/>
+              <w:left w:color="000000" w:space="0" w:sz="6" w:val="single"/>
+              <w:bottom w:color="000000" w:space="0" w:sz="6" w:val="single"/>
+              <w:right w:color="000000" w:space="0" w:sz="6" w:val="single"/>
+            </w:tcBorders>
+            <w:tcMar>
+              <w:top w:w="100.0" w:type="dxa"/>
+              <w:left w:w="100.0" w:type="dxa"/>
+              <w:bottom w:w="100.0" w:type="dxa"/>
+              <w:right w:w="100.0" w:type="dxa"/>
+            </w:tcMar>
+            <w:vAlign w:val="top"/>
+          </w:tcPr>
+          <w:p>
+            <w:pPr>
+              <w:widowControl w:val="0"/>
+              <w:ind w:left="20" w:firstLine="0"/>
+              <w:rPr/>
+            </w:pPr>
+            <w:r>
+              <w:rPr>
+                <w:rtl w:val="0"/>
+              </w:rPr>
+              <w:t xml:space="preserve">Total Test Cases</w:t>
+            </w:r>
+          </w:p>
+        </w:tc>
+        <w:tc>
+          <w:tcPr>
+            <w:tcBorders>
+              <w:top w:color="000000" w:space="0" w:sz="0" w:val="nil"/>
+              <w:left w:color="000000" w:space="0" w:sz="0" w:val="nil"/>
+              <w:bottom w:color="000000" w:space="0" w:sz="6" w:val="single"/>
+              <w:right w:color="000000" w:space="0" w:sz="6" w:val="single"/>
+            </w:tcBorders>
+            <w:tcMar>
+              <w:top w:w="100.0" w:type="dxa"/>
+              <w:left w:w="100.0" w:type="dxa"/>
+              <w:bottom w:w="100.0" w:type="dxa"/>
+              <w:right w:w="100.0" w:type="dxa"/>
+            </w:tcMar>
+            <w:vAlign w:val="top"/>
+          </w:tcPr>
+          <w:p>
+            <w:pPr>
+              <w:widowControl w:val="0"/>
+              <w:ind w:left="20" w:firstLine="0"/>
+              <w:rPr/>
+            </w:pPr>
+            <w:r>
+              <w:rPr>
+                <w:rtl w:val="0"/>
+              </w:rPr>
+              <w:t xml:space="preserve">Total number of manual and automated test cases executed</w:t>
+            </w:r>
+          </w:p>
+        </w:tc>
+        <w:tc>
+          <w:tcPr>
+            <w:tcBorders>
+              <w:top w:color="000000" w:space="0" w:sz="0" w:val="nil"/>
+              <w:left w:color="000000" w:space="0" w:sz="0" w:val="nil"/>
+              <w:bottom w:color="000000" w:space="0" w:sz="6" w:val="single"/>
+              <w:right w:color="000000" w:space="0" w:sz="6" w:val="single"/>
+            </w:tcBorders>
+            <w:tcMar>
+              <w:top w:w="100.0" w:type="dxa"/>
+              <w:left w:w="100.0" w:type="dxa"/>
+              <w:bottom w:w="100.0" w:type="dxa"/>
+              <w:right w:w="100.0" w:type="dxa"/>
+            </w:tcMar>
+            <w:vAlign w:val="top"/>
+          </w:tcPr>
+          <w:p>
+            <w:pPr>
+              <w:widowControl w:val="0"/>
+              <w:ind w:left="20" w:firstLine="0"/>
+              <w:rPr/>
+            </w:pPr>
+            <w:r>
+              <w:rPr>
+                <w:rtl w:val="0"/>
+              </w:rPr>
+              <w:t xml:space="preserve">44</w:t>
+            </w:r>
+          </w:p>
+        </w:tc>
+      </w:tr>
+      <w:tr>
+        <w:trPr>
+          <w:cantSplit w:val="0"/>
+          <w:trHeight w:val="690" w:hRule="atLeast"/>
+          <w:tblHeader w:val="0"/>
+        </w:trPr>
+        <w:tc>
+          <w:tcPr>
+            <w:tcBorders>
+              <w:top w:color="000000" w:space="0" w:sz="0" w:val="nil"/>
+              <w:left w:color="000000" w:space="0" w:sz="6" w:val="single"/>
+              <w:bottom w:color="000000" w:space="0" w:sz="6" w:val="single"/>
+              <w:right w:color="000000" w:space="0" w:sz="6" w:val="single"/>
+            </w:tcBorders>
+            <w:tcMar>
+              <w:top w:w="100.0" w:type="dxa"/>
+              <w:left w:w="100.0" w:type="dxa"/>
+              <w:bottom w:w="100.0" w:type="dxa"/>
+              <w:right w:w="100.0" w:type="dxa"/>
+            </w:tcMar>
+            <w:vAlign w:val="top"/>
+          </w:tcPr>
+          <w:p>
+            <w:pPr>
+              <w:widowControl w:val="0"/>
+              <w:ind w:left="20" w:firstLine="0"/>
+              <w:rPr/>
+            </w:pPr>
+            <w:r>
+              <w:rPr>
+                <w:rtl w:val="0"/>
+              </w:rPr>
+              <w:t xml:space="preserve">Passed Test Cases</w:t>
+            </w:r>
+          </w:p>
+        </w:tc>
+        <w:tc>
+          <w:tcPr>
+            <w:tcBorders>
+              <w:top w:color="000000" w:space="0" w:sz="0" w:val="nil"/>
+              <w:left w:color="000000" w:space="0" w:sz="0" w:val="nil"/>
+              <w:bottom w:color="000000" w:space="0" w:sz="6" w:val="single"/>
+              <w:right w:color="000000" w:space="0" w:sz="6" w:val="single"/>
+            </w:tcBorders>
+            <w:tcMar>
+              <w:top w:w="100.0" w:type="dxa"/>
+              <w:left w:w="100.0" w:type="dxa"/>
+              <w:bottom w:w="100.0" w:type="dxa"/>
+              <w:right w:w="100.0" w:type="dxa"/>
+            </w:tcMar>
+            <w:vAlign w:val="top"/>
+          </w:tcPr>
+          <w:p>
+            <w:pPr>
+              <w:widowControl w:val="0"/>
+              <w:ind w:left="20" w:firstLine="0"/>
+              <w:rPr/>
+            </w:pPr>
+            <w:r>
+              <w:rPr>
+                <w:rtl w:val="0"/>
+              </w:rPr>
+              <w:t xml:space="preserve">Number of successfully passed test cases</w:t>
+            </w:r>
+          </w:p>
+        </w:tc>
+        <w:tc>
+          <w:tcPr>
+            <w:tcBorders>
+              <w:top w:color="000000" w:space="0" w:sz="0" w:val="nil"/>
+              <w:left w:color="000000" w:space="0" w:sz="0" w:val="nil"/>
+              <w:bottom w:color="000000" w:space="0" w:sz="6" w:val="single"/>
+              <w:right w:color="000000" w:space="0" w:sz="6" w:val="single"/>
+            </w:tcBorders>
+            <w:tcMar>
+              <w:top w:w="100.0" w:type="dxa"/>
+              <w:left w:w="100.0" w:type="dxa"/>
+              <w:bottom w:w="100.0" w:type="dxa"/>
+              <w:right w:w="100.0" w:type="dxa"/>
+            </w:tcMar>
+            <w:vAlign w:val="top"/>
+          </w:tcPr>
+          <w:p>
+            <w:pPr>
+              <w:widowControl w:val="0"/>
+              <w:ind w:left="20" w:firstLine="0"/>
+              <w:rPr/>
+            </w:pPr>
+            <w:r>
+              <w:rPr>
+                <w:rtl w:val="0"/>
+              </w:rPr>
+              <w:t xml:space="preserve"> 40</w:t>
+            </w:r>
+          </w:p>
+        </w:tc>
+      </w:tr>
+      <w:tr>
+        <w:trPr>
+          <w:cantSplit w:val="0"/>
+          <w:trHeight w:val="690" w:hRule="atLeast"/>
+          <w:tblHeader w:val="0"/>
+        </w:trPr>
+        <w:tc>
+          <w:tcPr>
+            <w:tcBorders>
+              <w:top w:color="000000" w:space="0" w:sz="0" w:val="nil"/>
+              <w:left w:color="000000" w:space="0" w:sz="6" w:val="single"/>
+              <w:bottom w:color="000000" w:space="0" w:sz="6" w:val="single"/>
+              <w:right w:color="000000" w:space="0" w:sz="6" w:val="single"/>
+            </w:tcBorders>
+            <w:tcMar>
+              <w:top w:w="100.0" w:type="dxa"/>
+              <w:left w:w="100.0" w:type="dxa"/>
+              <w:bottom w:w="100.0" w:type="dxa"/>
+              <w:right w:w="100.0" w:type="dxa"/>
+            </w:tcMar>
+            <w:vAlign w:val="top"/>
+          </w:tcPr>
+          <w:p>
+            <w:pPr>
+              <w:widowControl w:val="0"/>
+              <w:ind w:left="20" w:firstLine="0"/>
+              <w:rPr/>
+            </w:pPr>
+            <w:r>
+              <w:rPr>
+                <w:rtl w:val="0"/>
+              </w:rPr>
+              <w:t xml:space="preserve">Failed Test Cases</w:t>
+            </w:r>
+          </w:p>
+        </w:tc>
+        <w:tc>
+          <w:tcPr>
+            <w:tcBorders>
+              <w:top w:color="000000" w:space="0" w:sz="0" w:val="nil"/>
+              <w:left w:color="000000" w:space="0" w:sz="0" w:val="nil"/>
+              <w:bottom w:color="000000" w:space="0" w:sz="6" w:val="single"/>
+              <w:right w:color="000000" w:space="0" w:sz="6" w:val="single"/>
+            </w:tcBorders>
+            <w:tcMar>
+              <w:top w:w="100.0" w:type="dxa"/>
+              <w:left w:w="100.0" w:type="dxa"/>
+              <w:bottom w:w="100.0" w:type="dxa"/>
+              <w:right w:w="100.0" w:type="dxa"/>
+            </w:tcMar>
+            <w:vAlign w:val="top"/>
+          </w:tcPr>
+          <w:p>
+            <w:pPr>
+              <w:widowControl w:val="0"/>
+              <w:ind w:left="20" w:firstLine="0"/>
+              <w:rPr/>
+            </w:pPr>
+            <w:r>
+              <w:rPr>
+                <w:rtl w:val="0"/>
+              </w:rPr>
+              <w:t xml:space="preserve">Number of failed test cases</w:t>
+            </w:r>
+          </w:p>
+        </w:tc>
+        <w:tc>
+          <w:tcPr>
+            <w:tcBorders>
+              <w:top w:color="000000" w:space="0" w:sz="0" w:val="nil"/>
+              <w:left w:color="000000" w:space="0" w:sz="0" w:val="nil"/>
+              <w:bottom w:color="000000" w:space="0" w:sz="6" w:val="single"/>
+              <w:right w:color="000000" w:space="0" w:sz="6" w:val="single"/>
+            </w:tcBorders>
+            <w:tcMar>
+              <w:top w:w="100.0" w:type="dxa"/>
+              <w:left w:w="100.0" w:type="dxa"/>
+              <w:bottom w:w="100.0" w:type="dxa"/>
+              <w:right w:w="100.0" w:type="dxa"/>
+            </w:tcMar>
+            <w:vAlign w:val="top"/>
+          </w:tcPr>
+          <w:p>
+            <w:pPr>
+              <w:widowControl w:val="0"/>
+              <w:ind w:left="20" w:firstLine="0"/>
+              <w:rPr/>
+            </w:pPr>
+            <w:r>
+              <w:rPr>
+                <w:rtl w:val="0"/>
+              </w:rPr>
+              <w:t xml:space="preserve">2</w:t>
+            </w:r>
+          </w:p>
+        </w:tc>
+      </w:tr>
+      <w:tr>
+        <w:trPr>
+          <w:cantSplit w:val="0"/>
+          <w:trHeight w:val="690" w:hRule="atLeast"/>
+          <w:tblHeader w:val="0"/>
+        </w:trPr>
+        <w:tc>
+          <w:tcPr>
+            <w:tcBorders>
+              <w:top w:color="000000" w:space="0" w:sz="0" w:val="nil"/>
+              <w:left w:color="000000" w:space="0" w:sz="6" w:val="single"/>
+              <w:bottom w:color="000000" w:space="0" w:sz="6" w:val="single"/>
+              <w:right w:color="000000" w:space="0" w:sz="6" w:val="single"/>
+            </w:tcBorders>
+            <w:tcMar>
+              <w:top w:w="100.0" w:type="dxa"/>
+              <w:left w:w="100.0" w:type="dxa"/>
+              <w:bottom w:w="100.0" w:type="dxa"/>
+              <w:right w:w="100.0" w:type="dxa"/>
+            </w:tcMar>
+            <w:vAlign w:val="top"/>
+          </w:tcPr>
+          <w:p>
+            <w:pPr>
+              <w:widowControl w:val="0"/>
+              <w:ind w:left="20" w:firstLine="0"/>
+              <w:rPr/>
+            </w:pPr>
+            <w:r>
+              <w:rPr>
+                <w:rtl w:val="0"/>
+              </w:rPr>
+              <w:t xml:space="preserve">Test Coverage</w:t>
+            </w:r>
+          </w:p>
+        </w:tc>
+        <w:tc>
+          <w:tcPr>
+            <w:tcBorders>
+              <w:top w:color="000000" w:space="0" w:sz="0" w:val="nil"/>
+              <w:left w:color="000000" w:space="0" w:sz="0" w:val="nil"/>
+              <w:bottom w:color="000000" w:space="0" w:sz="6" w:val="single"/>
+              <w:right w:color="000000" w:space="0" w:sz="6" w:val="single"/>
+            </w:tcBorders>
+            <w:tcMar>
+              <w:top w:w="100.0" w:type="dxa"/>
+              <w:left w:w="100.0" w:type="dxa"/>
+              <w:bottom w:w="100.0" w:type="dxa"/>
+              <w:right w:w="100.0" w:type="dxa"/>
+            </w:tcMar>
+            <w:vAlign w:val="top"/>
+          </w:tcPr>
+          <w:p>
+            <w:pPr>
+              <w:widowControl w:val="0"/>
+              <w:ind w:left="20" w:firstLine="0"/>
+              <w:rPr/>
+            </w:pPr>
+            <w:r>
+              <w:rPr>
+                <w:rtl w:val="0"/>
+              </w:rPr>
+              <w:t xml:space="preserve">Percentage of application features tested</w:t>
+            </w:r>
+          </w:p>
+        </w:tc>
+        <w:tc>
+          <w:tcPr>
+            <w:tcBorders>
+              <w:top w:color="000000" w:space="0" w:sz="0" w:val="nil"/>
+              <w:left w:color="000000" w:space="0" w:sz="0" w:val="nil"/>
+              <w:bottom w:color="000000" w:space="0" w:sz="6" w:val="single"/>
+              <w:right w:color="000000" w:space="0" w:sz="6" w:val="single"/>
+            </w:tcBorders>
+            <w:tcMar>
+              <w:top w:w="100.0" w:type="dxa"/>
+              <w:left w:w="100.0" w:type="dxa"/>
+              <w:bottom w:w="100.0" w:type="dxa"/>
+              <w:right w:w="100.0" w:type="dxa"/>
+            </w:tcMar>
+            <w:vAlign w:val="top"/>
+          </w:tcPr>
+          <w:p>
+            <w:pPr>
+              <w:widowControl w:val="0"/>
+              <w:ind w:left="20" w:firstLine="0"/>
+              <w:rPr/>
+            </w:pPr>
+            <w:r>
+              <w:rPr>
+                <w:rtl w:val="0"/>
+              </w:rPr>
+              <w:t xml:space="preserve">80%</w:t>
+            </w:r>
+          </w:p>
+        </w:tc>
+      </w:tr>
+      <w:tr>
+        <w:trPr>
+          <w:cantSplit w:val="0"/>
+          <w:trHeight w:val="690" w:hRule="atLeast"/>
+          <w:tblHeader w:val="0"/>
+        </w:trPr>
+        <w:tc>
+          <w:tcPr>
+            <w:tcBorders>
+              <w:top w:color="000000" w:space="0" w:sz="0" w:val="nil"/>
+              <w:left w:color="000000" w:space="0" w:sz="6" w:val="single"/>
+              <w:bottom w:color="000000" w:space="0" w:sz="6" w:val="single"/>
+              <w:right w:color="000000" w:space="0" w:sz="6" w:val="single"/>
+            </w:tcBorders>
+            <w:tcMar>
+              <w:top w:w="100.0" w:type="dxa"/>
+              <w:left w:w="100.0" w:type="dxa"/>
+              <w:bottom w:w="100.0" w:type="dxa"/>
+              <w:right w:w="100.0" w:type="dxa"/>
+            </w:tcMar>
+            <w:vAlign w:val="top"/>
+          </w:tcPr>
+          <w:p>
+            <w:pPr>
+              <w:widowControl w:val="0"/>
+              <w:ind w:left="20" w:firstLine="0"/>
+              <w:rPr/>
+            </w:pPr>
+            <w:r>
+              <w:rPr>
+                <w:rtl w:val="0"/>
+              </w:rPr>
+              <w:t xml:space="preserve">Defect Density</w:t>
+            </w:r>
+          </w:p>
+        </w:tc>
+        <w:tc>
+          <w:tcPr>
+            <w:tcBorders>
+              <w:top w:color="000000" w:space="0" w:sz="0" w:val="nil"/>
+              <w:left w:color="000000" w:space="0" w:sz="0" w:val="nil"/>
+              <w:bottom w:color="000000" w:space="0" w:sz="6" w:val="single"/>
+              <w:right w:color="000000" w:space="0" w:sz="6" w:val="single"/>
+            </w:tcBorders>
+            <w:tcMar>
+              <w:top w:w="100.0" w:type="dxa"/>
+              <w:left w:w="100.0" w:type="dxa"/>
+              <w:bottom w:w="100.0" w:type="dxa"/>
+              <w:right w:w="100.0" w:type="dxa"/>
+            </w:tcMar>
+            <w:vAlign w:val="top"/>
+          </w:tcPr>
+          <w:p>
+            <w:pPr>
+              <w:widowControl w:val="0"/>
+              <w:ind w:left="20" w:firstLine="0"/>
+              <w:rPr/>
+            </w:pPr>
+            <w:r>
+              <w:rPr>
+                <w:rtl w:val="0"/>
+              </w:rPr>
+              <w:t xml:space="preserve">Number of defects identified per module</w:t>
+            </w:r>
+          </w:p>
+        </w:tc>
+        <w:tc>
+          <w:tcPr>
+            <w:tcBorders>
+              <w:top w:color="000000" w:space="0" w:sz="0" w:val="nil"/>
+              <w:left w:color="000000" w:space="0" w:sz="0" w:val="nil"/>
+              <w:bottom w:color="000000" w:space="0" w:sz="6" w:val="single"/>
+              <w:right w:color="000000" w:space="0" w:sz="6" w:val="single"/>
+            </w:tcBorders>
+            <w:tcMar>
+              <w:top w:w="100.0" w:type="dxa"/>
+              <w:left w:w="100.0" w:type="dxa"/>
+              <w:bottom w:w="100.0" w:type="dxa"/>
+              <w:right w:w="100.0" w:type="dxa"/>
+            </w:tcMar>
+            <w:vAlign w:val="top"/>
+          </w:tcPr>
+          <w:p>
+            <w:pPr>
+              <w:widowControl w:val="0"/>
+              <w:ind w:left="20" w:firstLine="0"/>
+              <w:rPr/>
+            </w:pPr>
+            <w:r>
+              <w:rPr>
+                <w:rtl w:val="0"/>
+              </w:rPr>
+              <w:t xml:space="preserve">1%</w:t>
+            </w:r>
+          </w:p>
+        </w:tc>
+      </w:tr>
+      <w:tr>
+        <w:trPr>
+          <w:cantSplit w:val="0"/>
+          <w:trHeight w:val="930" w:hRule="atLeast"/>
+          <w:tblHeader w:val="0"/>
+        </w:trPr>
+        <w:tc>
+          <w:tcPr>
+            <w:tcBorders>
+              <w:top w:color="000000" w:space="0" w:sz="0" w:val="nil"/>
+              <w:left w:color="000000" w:space="0" w:sz="6" w:val="single"/>
+              <w:bottom w:color="000000" w:space="0" w:sz="6" w:val="single"/>
+              <w:right w:color="000000" w:space="0" w:sz="6" w:val="single"/>
+            </w:tcBorders>
+            <w:tcMar>
+              <w:top w:w="100.0" w:type="dxa"/>
+              <w:left w:w="100.0" w:type="dxa"/>
+              <w:bottom w:w="100.0" w:type="dxa"/>
+              <w:right w:w="100.0" w:type="dxa"/>
+            </w:tcMar>
+            <w:vAlign w:val="top"/>
+          </w:tcPr>
+          <w:p>
+            <w:pPr>
+              <w:widowControl w:val="0"/>
+              <w:ind w:left="20" w:firstLine="0"/>
+              <w:rPr/>
+            </w:pPr>
+            <w:r>
+              <w:rPr>
+                <w:rtl w:val="0"/>
+              </w:rPr>
+              <w:t xml:space="preserve">Authentication Success Rate</w:t>
+            </w:r>
+          </w:p>
+        </w:tc>
+        <w:tc>
+          <w:tcPr>
+            <w:tcBorders>
+              <w:top w:color="000000" w:space="0" w:sz="0" w:val="nil"/>
+              <w:left w:color="000000" w:space="0" w:sz="0" w:val="nil"/>
+              <w:bottom w:color="000000" w:space="0" w:sz="6" w:val="single"/>
+              <w:right w:color="000000" w:space="0" w:sz="6" w:val="single"/>
+            </w:tcBorders>
+            <w:tcMar>
+              <w:top w:w="100.0" w:type="dxa"/>
+              <w:left w:w="100.0" w:type="dxa"/>
+              <w:bottom w:w="100.0" w:type="dxa"/>
+              <w:right w:w="100.0" w:type="dxa"/>
+            </w:tcMar>
+            <w:vAlign w:val="top"/>
+          </w:tcPr>
+          <w:p>
+            <w:pPr>
+              <w:widowControl w:val="0"/>
+              <w:ind w:left="20" w:firstLine="0"/>
+              <w:rPr/>
+            </w:pPr>
+            <w:r>
+              <w:rPr>
+                <w:rtl w:val="0"/>
+              </w:rPr>
+              <w:t xml:space="preserve">Successful login/authentication attempts</w:t>
+            </w:r>
+          </w:p>
+        </w:tc>
+        <w:tc>
+          <w:tcPr>
+            <w:tcBorders>
+              <w:top w:color="000000" w:space="0" w:sz="0" w:val="nil"/>
+              <w:left w:color="000000" w:space="0" w:sz="0" w:val="nil"/>
+              <w:bottom w:color="000000" w:space="0" w:sz="6" w:val="single"/>
+              <w:right w:color="000000" w:space="0" w:sz="6" w:val="single"/>
+            </w:tcBorders>
+            <w:tcMar>
+              <w:top w:w="100.0" w:type="dxa"/>
+              <w:left w:w="100.0" w:type="dxa"/>
+              <w:bottom w:w="100.0" w:type="dxa"/>
+              <w:right w:w="100.0" w:type="dxa"/>
+            </w:tcMar>
+            <w:vAlign w:val="top"/>
+          </w:tcPr>
+          <w:p>
+            <w:pPr>
+              <w:widowControl w:val="0"/>
+              <w:ind w:left="20" w:firstLine="0"/>
+              <w:rPr/>
+            </w:pPr>
+            <w:r>
+              <w:rPr>
+                <w:rtl w:val="0"/>
+              </w:rPr>
+              <w:t xml:space="preserve">100%</w:t>
+            </w:r>
+          </w:p>
+        </w:tc>
+      </w:tr>
+      <w:tr>
+        <w:trPr>
+          <w:cantSplit w:val="0"/>
+          <w:trHeight w:val="930" w:hRule="atLeast"/>
+          <w:tblHeader w:val="0"/>
+        </w:trPr>
+        <w:tc>
+          <w:tcPr>
+            <w:tcBorders>
+              <w:top w:color="000000" w:space="0" w:sz="0" w:val="nil"/>
+              <w:left w:color="000000" w:space="0" w:sz="6" w:val="single"/>
+              <w:bottom w:color="000000" w:space="0" w:sz="6" w:val="single"/>
+              <w:right w:color="000000" w:space="0" w:sz="6" w:val="single"/>
+            </w:tcBorders>
+            <w:tcMar>
+              <w:top w:w="100.0" w:type="dxa"/>
+              <w:left w:w="100.0" w:type="dxa"/>
+              <w:bottom w:w="100.0" w:type="dxa"/>
+              <w:right w:w="100.0" w:type="dxa"/>
+            </w:tcMar>
+            <w:vAlign w:val="top"/>
+          </w:tcPr>
+          <w:p>
+            <w:pPr>
+              <w:widowControl w:val="0"/>
+              <w:ind w:left="20" w:firstLine="0"/>
+              <w:rPr/>
+            </w:pPr>
+            <w:r>
+              <w:rPr>
+                <w:rtl w:val="0"/>
+              </w:rPr>
+              <w:t xml:space="preserve">PDF Upload Success Rate</w:t>
+            </w:r>
+          </w:p>
+        </w:tc>
+        <w:tc>
+          <w:tcPr>
+            <w:tcBorders>
+              <w:top w:color="000000" w:space="0" w:sz="0" w:val="nil"/>
+              <w:left w:color="000000" w:space="0" w:sz="0" w:val="nil"/>
+              <w:bottom w:color="000000" w:space="0" w:sz="6" w:val="single"/>
+              <w:right w:color="000000" w:space="0" w:sz="6" w:val="single"/>
+            </w:tcBorders>
+            <w:tcMar>
+              <w:top w:w="100.0" w:type="dxa"/>
+              <w:left w:w="100.0" w:type="dxa"/>
+              <w:bottom w:w="100.0" w:type="dxa"/>
+              <w:right w:w="100.0" w:type="dxa"/>
+            </w:tcMar>
+            <w:vAlign w:val="top"/>
+          </w:tcPr>
+          <w:p>
+            <w:pPr>
+              <w:widowControl w:val="0"/>
+              <w:ind w:left="20" w:firstLine="0"/>
+              <w:rPr/>
+            </w:pPr>
+            <w:r>
+              <w:rPr>
+                <w:rtl w:val="0"/>
+              </w:rPr>
+              <w:t xml:space="preserve">Successful document upload and processing rate</w:t>
+            </w:r>
+          </w:p>
+        </w:tc>
+        <w:tc>
+          <w:tcPr>
+            <w:tcBorders>
+              <w:top w:color="000000" w:space="0" w:sz="0" w:val="nil"/>
+              <w:left w:color="000000" w:space="0" w:sz="0" w:val="nil"/>
+              <w:bottom w:color="000000" w:space="0" w:sz="6" w:val="single"/>
+              <w:right w:color="000000" w:space="0" w:sz="6" w:val="single"/>
+            </w:tcBorders>
+            <w:tcMar>
+              <w:top w:w="100.0" w:type="dxa"/>
+              <w:left w:w="100.0" w:type="dxa"/>
+              <w:bottom w:w="100.0" w:type="dxa"/>
+              <w:right w:w="100.0" w:type="dxa"/>
+            </w:tcMar>
+            <w:vAlign w:val="top"/>
+          </w:tcPr>
+          <w:p>
+            <w:pPr>
+              <w:widowControl w:val="0"/>
+              <w:ind w:left="20" w:firstLine="0"/>
+              <w:rPr/>
+            </w:pPr>
+            <w:r>
+              <w:rPr>
+                <w:rtl w:val="0"/>
+              </w:rPr>
+              <w:t xml:space="preserve">90%</w:t>
+            </w:r>
+          </w:p>
+        </w:tc>
+      </w:tr>
+      <w:tr>
+        <w:trPr>
+          <w:cantSplit w:val="0"/>
+          <w:trHeight w:val="690" w:hRule="atLeast"/>
+          <w:tblHeader w:val="0"/>
+        </w:trPr>
+        <w:tc>
+          <w:tcPr>
+            <w:tcBorders>
+              <w:top w:color="000000" w:space="0" w:sz="0" w:val="nil"/>
+              <w:left w:color="000000" w:space="0" w:sz="6" w:val="single"/>
+              <w:bottom w:color="000000" w:space="0" w:sz="6" w:val="single"/>
+              <w:right w:color="000000" w:space="0" w:sz="6" w:val="single"/>
+            </w:tcBorders>
+            <w:tcMar>
+              <w:top w:w="100.0" w:type="dxa"/>
+              <w:left w:w="100.0" w:type="dxa"/>
+              <w:bottom w:w="100.0" w:type="dxa"/>
+              <w:right w:w="100.0" w:type="dxa"/>
+            </w:tcMar>
+            <w:vAlign w:val="top"/>
+          </w:tcPr>
+          <w:p>
+            <w:pPr>
+              <w:widowControl w:val="0"/>
+              <w:ind w:left="20" w:firstLine="0"/>
+              <w:rPr/>
+            </w:pPr>
+            <w:r>
+              <w:rPr>
+                <w:rtl w:val="0"/>
+              </w:rPr>
+              <w:t xml:space="preserve">AI Test Generation Accuracy</w:t>
+            </w:r>
+          </w:p>
+        </w:tc>
+        <w:tc>
+          <w:tcPr>
+            <w:tcBorders>
+              <w:top w:color="000000" w:space="0" w:sz="0" w:val="nil"/>
+              <w:left w:color="000000" w:space="0" w:sz="0" w:val="nil"/>
+              <w:bottom w:color="000000" w:space="0" w:sz="6" w:val="single"/>
+              <w:right w:color="000000" w:space="0" w:sz="6" w:val="single"/>
+            </w:tcBorders>
+            <w:tcMar>
+              <w:top w:w="100.0" w:type="dxa"/>
+              <w:left w:w="100.0" w:type="dxa"/>
+              <w:bottom w:w="100.0" w:type="dxa"/>
+              <w:right w:w="100.0" w:type="dxa"/>
+            </w:tcMar>
+            <w:vAlign w:val="top"/>
+          </w:tcPr>
+          <w:p>
+            <w:pPr>
+              <w:widowControl w:val="0"/>
+              <w:ind w:left="20" w:firstLine="0"/>
+              <w:rPr/>
+            </w:pPr>
+            <w:r>
+              <w:rPr>
+                <w:rtl w:val="0"/>
+              </w:rPr>
+              <w:t xml:space="preserve">Accuracy of generated Gherkin test cases</w:t>
+            </w:r>
+          </w:p>
+        </w:tc>
+        <w:tc>
+          <w:tcPr>
+            <w:tcBorders>
+              <w:top w:color="000000" w:space="0" w:sz="0" w:val="nil"/>
+              <w:left w:color="000000" w:space="0" w:sz="0" w:val="nil"/>
+              <w:bottom w:color="000000" w:space="0" w:sz="6" w:val="single"/>
+              <w:right w:color="000000" w:space="0" w:sz="6" w:val="single"/>
+            </w:tcBorders>
+            <w:tcMar>
+              <w:top w:w="100.0" w:type="dxa"/>
+              <w:left w:w="100.0" w:type="dxa"/>
+              <w:bottom w:w="100.0" w:type="dxa"/>
+              <w:right w:w="100.0" w:type="dxa"/>
+            </w:tcMar>
+            <w:vAlign w:val="top"/>
+          </w:tcPr>
+          <w:p>
+            <w:pPr>
+              <w:widowControl w:val="0"/>
+              <w:ind w:left="20" w:firstLine="0"/>
+              <w:rPr/>
+            </w:pPr>
+            <w:r>
+              <w:rPr>
+                <w:rtl w:val="0"/>
+              </w:rPr>
+              <w:t xml:space="preserve">not yet applicable : iteration 2</w:t>
+            </w:r>
+          </w:p>
+        </w:tc>
+      </w:tr>
+      <w:tr>
+        <w:trPr>
+          <w:cantSplit w:val="0"/>
+          <w:trHeight w:val="690" w:hRule="atLeast"/>
+          <w:tblHeader w:val="0"/>
+        </w:trPr>
+        <w:tc>
+          <w:tcPr>
+            <w:tcBorders>
+              <w:top w:color="000000" w:space="0" w:sz="0" w:val="nil"/>
+              <w:left w:color="000000" w:space="0" w:sz="6" w:val="single"/>
+              <w:bottom w:color="000000" w:space="0" w:sz="6" w:val="single"/>
+              <w:right w:color="000000" w:space="0" w:sz="6" w:val="single"/>
+            </w:tcBorders>
+            <w:tcMar>
+              <w:top w:w="100.0" w:type="dxa"/>
+              <w:left w:w="100.0" w:type="dxa"/>
+              <w:bottom w:w="100.0" w:type="dxa"/>
+              <w:right w:w="100.0" w:type="dxa"/>
+            </w:tcMar>
+            <w:vAlign w:val="top"/>
+          </w:tcPr>
+          <w:p>
+            <w:pPr>
+              <w:widowControl w:val="0"/>
+              <w:ind w:left="20" w:firstLine="0"/>
+              <w:rPr/>
+            </w:pPr>
+            <w:r>
+              <w:rPr>
+                <w:rtl w:val="0"/>
+              </w:rPr>
+              <w:t xml:space="preserve">Export Functionality Success Rate</w:t>
+            </w:r>
+          </w:p>
+        </w:tc>
+        <w:tc>
+          <w:tcPr>
+            <w:tcBorders>
+              <w:top w:color="000000" w:space="0" w:sz="0" w:val="nil"/>
+              <w:left w:color="000000" w:space="0" w:sz="0" w:val="nil"/>
+              <w:bottom w:color="000000" w:space="0" w:sz="6" w:val="single"/>
+              <w:right w:color="000000" w:space="0" w:sz="6" w:val="single"/>
+            </w:tcBorders>
+            <w:tcMar>
+              <w:top w:w="100.0" w:type="dxa"/>
+              <w:left w:w="100.0" w:type="dxa"/>
+              <w:bottom w:w="100.0" w:type="dxa"/>
+              <w:right w:w="100.0" w:type="dxa"/>
+            </w:tcMar>
+            <w:vAlign w:val="top"/>
+          </w:tcPr>
+          <w:p>
+            <w:pPr>
+              <w:widowControl w:val="0"/>
+              <w:ind w:left="20" w:firstLine="0"/>
+              <w:rPr/>
+            </w:pPr>
+            <w:r>
+              <w:rPr>
+                <w:rtl w:val="0"/>
+              </w:rPr>
+              <w:t xml:space="preserve">Successful export operations</w:t>
+            </w:r>
+          </w:p>
+        </w:tc>
+        <w:tc>
+          <w:tcPr>
+            <w:tcBorders>
+              <w:top w:color="000000" w:space="0" w:sz="0" w:val="nil"/>
+              <w:left w:color="000000" w:space="0" w:sz="0" w:val="nil"/>
+              <w:bottom w:color="000000" w:space="0" w:sz="6" w:val="single"/>
+              <w:right w:color="000000" w:space="0" w:sz="6" w:val="single"/>
+            </w:tcBorders>
+            <w:tcMar>
+              <w:top w:w="100.0" w:type="dxa"/>
+              <w:left w:w="100.0" w:type="dxa"/>
+              <w:bottom w:w="100.0" w:type="dxa"/>
+              <w:right w:w="100.0" w:type="dxa"/>
+            </w:tcMar>
+            <w:vAlign w:val="top"/>
+          </w:tcPr>
+          <w:p>
+            <w:pPr>
+              <w:widowControl w:val="0"/>
+              <w:ind w:left="20" w:firstLine="0"/>
+              <w:rPr/>
+            </w:pPr>
+            <w:r>
+              <w:rPr>
+                <w:rtl w:val="0"/>
+              </w:rPr>
+              <w:t xml:space="preserve">not yet applicable : iteration 2</w:t>
+            </w:r>
+          </w:p>
+        </w:tc>
+      </w:tr>
+      <w:tr>
+        <w:trPr>
+          <w:cantSplit w:val="0"/>
+          <w:trHeight w:val="690" w:hRule="atLeast"/>
+          <w:tblHeader w:val="0"/>
+        </w:trPr>
+        <w:tc>
+          <w:tcPr>
+            <w:tcBorders>
+              <w:top w:color="000000" w:space="0" w:sz="0" w:val="nil"/>
+              <w:left w:color="000000" w:space="0" w:sz="6" w:val="single"/>
+              <w:bottom w:color="000000" w:space="0" w:sz="6" w:val="single"/>
+              <w:right w:color="000000" w:space="0" w:sz="6" w:val="single"/>
+            </w:tcBorders>
+            <w:tcMar>
+              <w:top w:w="100.0" w:type="dxa"/>
+              <w:left w:w="100.0" w:type="dxa"/>
+              <w:bottom w:w="100.0" w:type="dxa"/>
+              <w:right w:w="100.0" w:type="dxa"/>
+            </w:tcMar>
+            <w:vAlign w:val="top"/>
+          </w:tcPr>
+          <w:p>
+            <w:pPr>
+              <w:widowControl w:val="0"/>
+              <w:ind w:left="20" w:firstLine="0"/>
+              <w:rPr/>
+            </w:pPr>
+            <w:r>
+              <w:rPr>
+                <w:rtl w:val="0"/>
+              </w:rPr>
+              <w:t xml:space="preserve">System Response Time</w:t>
+            </w:r>
+          </w:p>
+        </w:tc>
+        <w:tc>
+          <w:tcPr>
+            <w:tcBorders>
+              <w:top w:color="000000" w:space="0" w:sz="0" w:val="nil"/>
+              <w:left w:color="000000" w:space="0" w:sz="0" w:val="nil"/>
+              <w:bottom w:color="000000" w:space="0" w:sz="6" w:val="single"/>
+              <w:right w:color="000000" w:space="0" w:sz="6" w:val="single"/>
+            </w:tcBorders>
+            <w:tcMar>
+              <w:top w:w="100.0" w:type="dxa"/>
+              <w:left w:w="100.0" w:type="dxa"/>
+              <w:bottom w:w="100.0" w:type="dxa"/>
+              <w:right w:w="100.0" w:type="dxa"/>
+            </w:tcMar>
+            <w:vAlign w:val="top"/>
+          </w:tcPr>
+          <w:p>
+            <w:pPr>
+              <w:widowControl w:val="0"/>
+              <w:ind w:left="20" w:firstLine="0"/>
+              <w:rPr/>
+            </w:pPr>
+            <w:r>
+              <w:rPr>
+                <w:rtl w:val="0"/>
+              </w:rPr>
+              <w:t xml:space="preserve">Average response time during AI generation</w:t>
+            </w:r>
+          </w:p>
+        </w:tc>
+        <w:tc>
+          <w:tcPr>
+            <w:tcBorders>
+              <w:top w:color="000000" w:space="0" w:sz="0" w:val="nil"/>
+              <w:left w:color="000000" w:space="0" w:sz="0" w:val="nil"/>
+              <w:bottom w:color="000000" w:space="0" w:sz="6" w:val="single"/>
+              <w:right w:color="000000" w:space="0" w:sz="6" w:val="single"/>
+            </w:tcBorders>
+            <w:tcMar>
+              <w:top w:w="100.0" w:type="dxa"/>
+              <w:left w:w="100.0" w:type="dxa"/>
+              <w:bottom w:w="100.0" w:type="dxa"/>
+              <w:right w:w="100.0" w:type="dxa"/>
+            </w:tcMar>
+            <w:vAlign w:val="top"/>
+          </w:tcPr>
+          <w:p>
+            <w:pPr>
+              <w:widowControl w:val="0"/>
+              <w:ind w:left="20" w:firstLine="0"/>
+              <w:rPr/>
+            </w:pPr>
+            <w:r>
+              <w:rPr>
+                <w:rtl w:val="0"/>
+              </w:rPr>
+              <w:t xml:space="preserve">not yet applicable : iteration 2</w:t>
+            </w:r>
+          </w:p>
+        </w:tc>
+      </w:tr>
+    </w:tbl>
+    <w:p>
+      <w:pPr>
+        <w:widowControl w:val="0"/>
+        <w:ind w:left="1440" w:firstLine="0"/>
+        <w:rPr/>
+      </w:pPr>
+      <w:r>
+        <w:rPr>
+          <w:rtl w:val="0"/>
+        </w:rPr>
+        <w:t xml:space="preserve"> </w:t>
+      </w:r>
+    </w:p>
+    <w:p>
+      <w:pPr>
+        <w:widowControl w:val="0"/>
+        <w:ind w:left="1440" w:firstLine="0"/>
+        <w:rPr/>
+      </w:pPr>
+      <w:r>
+        <w:rPr>
+          <w:rtl w:val="0"/>
+        </w:rPr>
+        <w:t xml:space="preserve">2.</w:t>
+      </w:r>
+      <w:r>
+        <w:rPr>
+          <w:rFonts w:ascii="Times New Roman" w:cs="Times New Roman" w:eastAsia="Times New Roman" w:hAnsi="Times New Roman"/>
+          <w:sz w:val="14"/>
+          <w:szCs w:val="14"/>
+          <w:rtl w:val="0"/>
+        </w:rPr>
+        <w:t xml:space="preserve">    </w:t>
+      </w:r>
+      <w:r>
+        <w:rPr>
+          <w:rtl w:val="0"/>
+        </w:rPr>
+        <w:t xml:space="preserve">Process Metrics: evaluate the effectiveness and efficiency of the software development and testing process.</w:t>
+      </w:r>
+    </w:p>
+    <w:p>
+      <w:pPr>
+        <w:widowControl w:val="0"/>
+        <w:ind w:left="1440" w:firstLine="0"/>
+        <w:rPr/>
+      </w:pPr>
+      <w:r>
+        <w:rPr>
+          <w:rtl w:val="0"/>
+        </w:rPr>
+        <w:t xml:space="preserve"> </w:t>
+      </w:r>
+    </w:p>
+    <w:tbl>
+      <w:tblPr>
+        <w:tblStyle w:val="Table8"/>
+        <w:tblW w:w="7020.0" w:type="dxa"/>
+        <w:jc w:val="left"/>
+        <w:tblInd w:w="870.0" w:type="dxa"/>
+        <w:tblBorders>
+          <w:top w:color="000000" w:space="0" w:sz="0" w:val="nil"/>
+          <w:left w:color="000000" w:space="0" w:sz="0" w:val="nil"/>
+          <w:bottom w:color="000000" w:space="0" w:sz="0" w:val="nil"/>
+          <w:right w:color="000000" w:space="0" w:sz="0" w:val="nil"/>
+          <w:insideH w:color="000000" w:space="0" w:sz="0" w:val="nil"/>
+          <w:insideV w:color="000000" w:space="0" w:sz="0" w:val="nil"/>
+        </w:tblBorders>
+        <w:tblLayout w:type="fixed"/>
+        <w:tblLook w:val="0600"/>
+      </w:tblPr>
+      <w:tblGrid>
+        <w:gridCol w:w="1770"/>
+        <w:gridCol w:w="2760"/>
+        <w:gridCol w:w="2490"/>
+        <w:tblGridChange w:id="0">
+          <w:tblGrid>
+            <w:gridCol w:w="1770"/>
+            <w:gridCol w:w="2760"/>
+            <w:gridCol w:w="2490"/>
+          </w:tblGrid>
+        </w:tblGridChange>
+      </w:tblGrid>
+      <w:tr>
+        <w:trPr>
+          <w:cantSplit w:val="0"/>
+          <w:trHeight w:val="450" w:hRule="atLeast"/>
+          <w:tblHeader w:val="0"/>
+        </w:trPr>
+        <w:tc>
+          <w:tcPr>
+            <w:tcBorders>
+              <w:top w:color="000000" w:space="0" w:sz="6" w:val="single"/>
+              <w:left w:color="000000" w:space="0" w:sz="6" w:val="single"/>
+              <w:bottom w:color="000000" w:space="0" w:sz="6" w:val="single"/>
+              <w:right w:color="000000" w:space="0" w:sz="6" w:val="single"/>
+            </w:tcBorders>
+            <w:tcMar>
+              <w:top w:w="100.0" w:type="dxa"/>
+              <w:left w:w="100.0" w:type="dxa"/>
+              <w:bottom w:w="100.0" w:type="dxa"/>
+              <w:right w:w="100.0" w:type="dxa"/>
+            </w:tcMar>
+            <w:vAlign w:val="top"/>
+          </w:tcPr>
+          <w:p>
+            <w:pPr>
+              <w:widowControl w:val="0"/>
+              <w:ind w:left="20" w:firstLine="0"/>
+              <w:rPr/>
+            </w:pPr>
+            <w:r>
+              <w:rPr>
+                <w:rtl w:val="0"/>
+              </w:rPr>
+              <w:t xml:space="preserve">Metric</w:t>
+            </w:r>
+          </w:p>
+        </w:tc>
+        <w:tc>
+          <w:tcPr>
+            <w:tcBorders>
+              <w:top w:color="000000" w:space="0" w:sz="6" w:val="single"/>
+              <w:left w:color="000000" w:space="0" w:sz="0" w:val="nil"/>
+              <w:bottom w:color="000000" w:space="0" w:sz="6" w:val="single"/>
+              <w:right w:color="000000" w:space="0" w:sz="6" w:val="single"/>
+            </w:tcBorders>
+            <w:tcMar>
+              <w:top w:w="100.0" w:type="dxa"/>
+              <w:left w:w="100.0" w:type="dxa"/>
+              <w:bottom w:w="100.0" w:type="dxa"/>
+              <w:right w:w="100.0" w:type="dxa"/>
+            </w:tcMar>
+            <w:vAlign w:val="top"/>
+          </w:tcPr>
+          <w:p>
+            <w:pPr>
+              <w:widowControl w:val="0"/>
+              <w:ind w:left="20" w:firstLine="0"/>
+              <w:rPr/>
+            </w:pPr>
+            <w:r>
+              <w:rPr>
+                <w:rtl w:val="0"/>
+              </w:rPr>
+              <w:t xml:space="preserve">Description</w:t>
+            </w:r>
+          </w:p>
+        </w:tc>
+        <w:tc>
+          <w:tcPr>
+            <w:tcBorders>
+              <w:top w:color="000000" w:space="0" w:sz="6" w:val="single"/>
+              <w:left w:color="000000" w:space="0" w:sz="0" w:val="nil"/>
+              <w:bottom w:color="000000" w:space="0" w:sz="6" w:val="single"/>
+              <w:right w:color="000000" w:space="0" w:sz="6" w:val="single"/>
+            </w:tcBorders>
+            <w:tcMar>
+              <w:top w:w="100.0" w:type="dxa"/>
+              <w:left w:w="100.0" w:type="dxa"/>
+              <w:bottom w:w="100.0" w:type="dxa"/>
+              <w:right w:w="100.0" w:type="dxa"/>
+            </w:tcMar>
+            <w:vAlign w:val="top"/>
+          </w:tcPr>
+          <w:p>
+            <w:pPr>
+              <w:widowControl w:val="0"/>
+              <w:ind w:left="20" w:firstLine="0"/>
+              <w:rPr/>
+            </w:pPr>
+            <w:r>
+              <w:rPr>
+                <w:rtl w:val="0"/>
+              </w:rPr>
+              <w:t xml:space="preserve">Result</w:t>
+            </w:r>
+          </w:p>
+        </w:tc>
+      </w:tr>
+      <w:tr>
+        <w:trPr>
+          <w:cantSplit w:val="0"/>
+          <w:trHeight w:val="690" w:hRule="atLeast"/>
+          <w:tblHeader w:val="0"/>
+        </w:trPr>
+        <w:tc>
+          <w:tcPr>
+            <w:tcBorders>
+              <w:top w:color="000000" w:space="0" w:sz="0" w:val="nil"/>
+              <w:left w:color="000000" w:space="0" w:sz="6" w:val="single"/>
+              <w:bottom w:color="000000" w:space="0" w:sz="6" w:val="single"/>
+              <w:right w:color="000000" w:space="0" w:sz="6" w:val="single"/>
+            </w:tcBorders>
+            <w:tcMar>
+              <w:top w:w="100.0" w:type="dxa"/>
+              <w:left w:w="100.0" w:type="dxa"/>
+              <w:bottom w:w="100.0" w:type="dxa"/>
+              <w:right w:w="100.0" w:type="dxa"/>
+            </w:tcMar>
+            <w:vAlign w:val="top"/>
+          </w:tcPr>
+          <w:p>
+            <w:pPr>
+              <w:widowControl w:val="0"/>
+              <w:ind w:left="20" w:firstLine="0"/>
+              <w:rPr/>
+            </w:pPr>
+            <w:r>
+              <w:rPr>
+                <w:rtl w:val="0"/>
+              </w:rPr>
+              <w:t xml:space="preserve">Number of Iterations Completed</w:t>
+            </w:r>
+          </w:p>
+        </w:tc>
+        <w:tc>
+          <w:tcPr>
+            <w:tcBorders>
+              <w:top w:color="000000" w:space="0" w:sz="0" w:val="nil"/>
+              <w:left w:color="000000" w:space="0" w:sz="0" w:val="nil"/>
+              <w:bottom w:color="000000" w:space="0" w:sz="6" w:val="single"/>
+              <w:right w:color="000000" w:space="0" w:sz="6" w:val="single"/>
+            </w:tcBorders>
+            <w:tcMar>
+              <w:top w:w="100.0" w:type="dxa"/>
+              <w:left w:w="100.0" w:type="dxa"/>
+              <w:bottom w:w="100.0" w:type="dxa"/>
+              <w:right w:w="100.0" w:type="dxa"/>
+            </w:tcMar>
+            <w:vAlign w:val="top"/>
+          </w:tcPr>
+          <w:p>
+            <w:pPr>
+              <w:widowControl w:val="0"/>
+              <w:ind w:left="20" w:firstLine="0"/>
+              <w:rPr/>
+            </w:pPr>
+            <w:r>
+              <w:rPr>
+                <w:rtl w:val="0"/>
+              </w:rPr>
+              <w:t xml:space="preserve">Agile development iterations completed</w:t>
+            </w:r>
+          </w:p>
+        </w:tc>
+        <w:tc>
+          <w:tcPr>
+            <w:tcBorders>
+              <w:top w:color="000000" w:space="0" w:sz="0" w:val="nil"/>
+              <w:left w:color="000000" w:space="0" w:sz="0" w:val="nil"/>
+              <w:bottom w:color="000000" w:space="0" w:sz="6" w:val="single"/>
+              <w:right w:color="000000" w:space="0" w:sz="6" w:val="single"/>
+            </w:tcBorders>
+            <w:tcMar>
+              <w:top w:w="100.0" w:type="dxa"/>
+              <w:left w:w="100.0" w:type="dxa"/>
+              <w:bottom w:w="100.0" w:type="dxa"/>
+              <w:right w:w="100.0" w:type="dxa"/>
+            </w:tcMar>
+            <w:vAlign w:val="top"/>
+          </w:tcPr>
+          <w:p>
+            <w:pPr>
+              <w:widowControl w:val="0"/>
+              <w:ind w:left="20" w:firstLine="0"/>
+              <w:rPr/>
+            </w:pPr>
+            <w:r>
+              <w:rPr>
+                <w:rtl w:val="0"/>
+              </w:rPr>
+              <w:t xml:space="preserve">2</w:t>
+            </w:r>
+          </w:p>
+        </w:tc>
+      </w:tr>
+      <w:tr>
+        <w:trPr>
+          <w:cantSplit w:val="0"/>
+          <w:trHeight w:val="690" w:hRule="atLeast"/>
+          <w:tblHeader w:val="0"/>
+        </w:trPr>
+        <w:tc>
+          <w:tcPr>
+            <w:tcBorders>
+              <w:top w:color="000000" w:space="0" w:sz="0" w:val="nil"/>
+              <w:left w:color="000000" w:space="0" w:sz="6" w:val="single"/>
+              <w:bottom w:color="000000" w:space="0" w:sz="6" w:val="single"/>
+              <w:right w:color="000000" w:space="0" w:sz="6" w:val="single"/>
+            </w:tcBorders>
+            <w:tcMar>
+              <w:top w:w="100.0" w:type="dxa"/>
+              <w:left w:w="100.0" w:type="dxa"/>
+              <w:bottom w:w="100.0" w:type="dxa"/>
+              <w:right w:w="100.0" w:type="dxa"/>
+            </w:tcMar>
+            <w:vAlign w:val="top"/>
+          </w:tcPr>
+          <w:p>
+            <w:pPr>
+              <w:widowControl w:val="0"/>
+              <w:ind w:left="20" w:firstLine="0"/>
+              <w:rPr/>
+            </w:pPr>
+            <w:r>
+              <w:rPr>
+                <w:rtl w:val="0"/>
+              </w:rPr>
+              <w:t xml:space="preserve">Bugs Resolved per Iteration</w:t>
+            </w:r>
+          </w:p>
+        </w:tc>
+        <w:tc>
+          <w:tcPr>
+            <w:tcBorders>
+              <w:top w:color="000000" w:space="0" w:sz="0" w:val="nil"/>
+              <w:left w:color="000000" w:space="0" w:sz="0" w:val="nil"/>
+              <w:bottom w:color="000000" w:space="0" w:sz="6" w:val="single"/>
+              <w:right w:color="000000" w:space="0" w:sz="6" w:val="single"/>
+            </w:tcBorders>
+            <w:tcMar>
+              <w:top w:w="100.0" w:type="dxa"/>
+              <w:left w:w="100.0" w:type="dxa"/>
+              <w:bottom w:w="100.0" w:type="dxa"/>
+              <w:right w:w="100.0" w:type="dxa"/>
+            </w:tcMar>
+            <w:vAlign w:val="top"/>
+          </w:tcPr>
+          <w:p>
+            <w:pPr>
+              <w:widowControl w:val="0"/>
+              <w:ind w:left="20" w:firstLine="0"/>
+              <w:rPr/>
+            </w:pPr>
+            <w:r>
+              <w:rPr>
+                <w:rtl w:val="0"/>
+              </w:rPr>
+              <w:t xml:space="preserve">Average defects fixed during each iteration</w:t>
+            </w:r>
+          </w:p>
+        </w:tc>
+        <w:tc>
+          <w:tcPr>
+            <w:tcBorders>
+              <w:top w:color="000000" w:space="0" w:sz="0" w:val="nil"/>
+              <w:left w:color="000000" w:space="0" w:sz="0" w:val="nil"/>
+              <w:bottom w:color="000000" w:space="0" w:sz="6" w:val="single"/>
+              <w:right w:color="000000" w:space="0" w:sz="6" w:val="single"/>
+            </w:tcBorders>
+            <w:tcMar>
+              <w:top w:w="100.0" w:type="dxa"/>
+              <w:left w:w="100.0" w:type="dxa"/>
+              <w:bottom w:w="100.0" w:type="dxa"/>
+              <w:right w:w="100.0" w:type="dxa"/>
+            </w:tcMar>
+            <w:vAlign w:val="top"/>
+          </w:tcPr>
+          <w:p>
+            <w:pPr>
+              <w:widowControl w:val="0"/>
+              <w:ind w:left="20" w:firstLine="0"/>
+              <w:rPr/>
+            </w:pPr>
+            <w:r>
+              <w:rPr>
+                <w:rtl w:val="0"/>
+              </w:rPr>
+              <w:t xml:space="preserve">0</w:t>
+            </w:r>
+          </w:p>
+        </w:tc>
+      </w:tr>
+      <w:tr>
+        <w:trPr>
+          <w:cantSplit w:val="0"/>
+          <w:trHeight w:val="690" w:hRule="atLeast"/>
+          <w:tblHeader w:val="0"/>
+        </w:trPr>
+        <w:tc>
+          <w:tcPr>
+            <w:tcBorders>
+              <w:top w:color="000000" w:space="0" w:sz="0" w:val="nil"/>
+              <w:left w:color="000000" w:space="0" w:sz="6" w:val="single"/>
+              <w:bottom w:color="000000" w:space="0" w:sz="6" w:val="single"/>
+              <w:right w:color="000000" w:space="0" w:sz="6" w:val="single"/>
+            </w:tcBorders>
+            <w:tcMar>
+              <w:top w:w="100.0" w:type="dxa"/>
+              <w:left w:w="100.0" w:type="dxa"/>
+              <w:bottom w:w="100.0" w:type="dxa"/>
+              <w:right w:w="100.0" w:type="dxa"/>
+            </w:tcMar>
+            <w:vAlign w:val="top"/>
+          </w:tcPr>
+          <w:p>
+            <w:pPr>
+              <w:widowControl w:val="0"/>
+              <w:ind w:left="20" w:firstLine="0"/>
+              <w:rPr/>
+            </w:pPr>
+            <w:r>
+              <w:rPr>
+                <w:rtl w:val="0"/>
+              </w:rPr>
+              <w:t xml:space="preserve">GitHub Commits</w:t>
+            </w:r>
+          </w:p>
+        </w:tc>
+        <w:tc>
+          <w:tcPr>
+            <w:tcBorders>
+              <w:top w:color="000000" w:space="0" w:sz="0" w:val="nil"/>
+              <w:left w:color="000000" w:space="0" w:sz="0" w:val="nil"/>
+              <w:bottom w:color="000000" w:space="0" w:sz="6" w:val="single"/>
+              <w:right w:color="000000" w:space="0" w:sz="6" w:val="single"/>
+            </w:tcBorders>
+            <w:tcMar>
+              <w:top w:w="100.0" w:type="dxa"/>
+              <w:left w:w="100.0" w:type="dxa"/>
+              <w:bottom w:w="100.0" w:type="dxa"/>
+              <w:right w:w="100.0" w:type="dxa"/>
+            </w:tcMar>
+            <w:vAlign w:val="top"/>
+          </w:tcPr>
+          <w:p>
+            <w:pPr>
+              <w:widowControl w:val="0"/>
+              <w:ind w:left="20" w:firstLine="0"/>
+              <w:rPr/>
+            </w:pPr>
+            <w:r>
+              <w:rPr>
+                <w:rtl w:val="0"/>
+              </w:rPr>
+              <w:t xml:space="preserve">Total code commits contributed by team</w:t>
+            </w:r>
+          </w:p>
+        </w:tc>
+        <w:tc>
+          <w:tcPr>
+            <w:tcBorders>
+              <w:top w:color="000000" w:space="0" w:sz="0" w:val="nil"/>
+              <w:left w:color="000000" w:space="0" w:sz="0" w:val="nil"/>
+              <w:bottom w:color="000000" w:space="0" w:sz="6" w:val="single"/>
+              <w:right w:color="000000" w:space="0" w:sz="6" w:val="single"/>
+            </w:tcBorders>
+            <w:tcMar>
+              <w:top w:w="100.0" w:type="dxa"/>
+              <w:left w:w="100.0" w:type="dxa"/>
+              <w:bottom w:w="100.0" w:type="dxa"/>
+              <w:right w:w="100.0" w:type="dxa"/>
+            </w:tcMar>
+            <w:vAlign w:val="top"/>
+          </w:tcPr>
+          <w:p>
+            <w:pPr>
+              <w:widowControl w:val="0"/>
+              <w:ind w:left="20" w:firstLine="0"/>
+              <w:rPr/>
+            </w:pPr>
+            <w:r>
+              <w:rPr>
+                <w:rtl w:val="0"/>
+              </w:rPr>
+              <w:t xml:space="preserve">TBD</w:t>
+            </w:r>
+          </w:p>
+        </w:tc>
+      </w:tr>
+      <w:tr>
+        <w:trPr>
+          <w:cantSplit w:val="0"/>
+          <w:trHeight w:val="690" w:hRule="atLeast"/>
+          <w:tblHeader w:val="0"/>
+        </w:trPr>
+        <w:tc>
+          <w:tcPr>
+            <w:tcBorders>
+              <w:top w:color="000000" w:space="0" w:sz="0" w:val="nil"/>
+              <w:left w:color="000000" w:space="0" w:sz="6" w:val="single"/>
+              <w:bottom w:color="000000" w:space="0" w:sz="6" w:val="single"/>
+              <w:right w:color="000000" w:space="0" w:sz="6" w:val="single"/>
+            </w:tcBorders>
+            <w:tcMar>
+              <w:top w:w="100.0" w:type="dxa"/>
+              <w:left w:w="100.0" w:type="dxa"/>
+              <w:bottom w:w="100.0" w:type="dxa"/>
+              <w:right w:w="100.0" w:type="dxa"/>
+            </w:tcMar>
+            <w:vAlign w:val="top"/>
+          </w:tcPr>
+          <w:p>
+            <w:pPr>
+              <w:widowControl w:val="0"/>
+              <w:ind w:left="20" w:firstLine="0"/>
+              <w:rPr/>
+            </w:pPr>
+            <w:r>
+              <w:rPr>
+                <w:rtl w:val="0"/>
+              </w:rPr>
+              <w:t xml:space="preserve">Pull Requests Reviewed</w:t>
+            </w:r>
+          </w:p>
+        </w:tc>
+        <w:tc>
+          <w:tcPr>
+            <w:tcBorders>
+              <w:top w:color="000000" w:space="0" w:sz="0" w:val="nil"/>
+              <w:left w:color="000000" w:space="0" w:sz="0" w:val="nil"/>
+              <w:bottom w:color="000000" w:space="0" w:sz="6" w:val="single"/>
+              <w:right w:color="000000" w:space="0" w:sz="6" w:val="single"/>
+            </w:tcBorders>
+            <w:tcMar>
+              <w:top w:w="100.0" w:type="dxa"/>
+              <w:left w:w="100.0" w:type="dxa"/>
+              <w:bottom w:w="100.0" w:type="dxa"/>
+              <w:right w:w="100.0" w:type="dxa"/>
+            </w:tcMar>
+            <w:vAlign w:val="top"/>
+          </w:tcPr>
+          <w:p>
+            <w:pPr>
+              <w:widowControl w:val="0"/>
+              <w:ind w:left="20" w:firstLine="0"/>
+              <w:rPr/>
+            </w:pPr>
+            <w:r>
+              <w:rPr>
+                <w:rtl w:val="0"/>
+              </w:rPr>
+              <w:t xml:space="preserve">Number of reviewed pull requests</w:t>
+            </w:r>
+          </w:p>
+        </w:tc>
+        <w:tc>
+          <w:tcPr>
+            <w:tcBorders>
+              <w:top w:color="000000" w:space="0" w:sz="0" w:val="nil"/>
+              <w:left w:color="000000" w:space="0" w:sz="0" w:val="nil"/>
+              <w:bottom w:color="000000" w:space="0" w:sz="6" w:val="single"/>
+              <w:right w:color="000000" w:space="0" w:sz="6" w:val="single"/>
+            </w:tcBorders>
+            <w:tcMar>
+              <w:top w:w="100.0" w:type="dxa"/>
+              <w:left w:w="100.0" w:type="dxa"/>
+              <w:bottom w:w="100.0" w:type="dxa"/>
+              <w:right w:w="100.0" w:type="dxa"/>
+            </w:tcMar>
+            <w:vAlign w:val="top"/>
+          </w:tcPr>
+          <w:p>
+            <w:pPr>
+              <w:widowControl w:val="0"/>
+              <w:ind w:left="20" w:firstLine="0"/>
+              <w:rPr/>
+            </w:pPr>
+            <w:r>
+              <w:rPr>
+                <w:rtl w:val="0"/>
+              </w:rPr>
+              <w:t xml:space="preserve">TBD</w:t>
+            </w:r>
+          </w:p>
+        </w:tc>
+      </w:tr>
+      <w:tr>
+        <w:trPr>
+          <w:cantSplit w:val="0"/>
+          <w:trHeight w:val="690" w:hRule="atLeast"/>
+          <w:tblHeader w:val="0"/>
+        </w:trPr>
+        <w:tc>
+          <w:tcPr>
+            <w:tcBorders>
+              <w:top w:color="000000" w:space="0" w:sz="0" w:val="nil"/>
+              <w:left w:color="000000" w:space="0" w:sz="6" w:val="single"/>
+              <w:bottom w:color="000000" w:space="0" w:sz="6" w:val="single"/>
+              <w:right w:color="000000" w:space="0" w:sz="6" w:val="single"/>
+            </w:tcBorders>
+            <w:tcMar>
+              <w:top w:w="100.0" w:type="dxa"/>
+              <w:left w:w="100.0" w:type="dxa"/>
+              <w:bottom w:w="100.0" w:type="dxa"/>
+              <w:right w:w="100.0" w:type="dxa"/>
+            </w:tcMar>
+            <w:vAlign w:val="top"/>
+          </w:tcPr>
+          <w:p>
+            <w:pPr>
+              <w:widowControl w:val="0"/>
+              <w:ind w:left="20" w:firstLine="0"/>
+              <w:rPr/>
+            </w:pPr>
+            <w:r>
+              <w:rPr>
+                <w:rtl w:val="0"/>
+              </w:rPr>
+              <w:t xml:space="preserve">Automated Build Success Rate</w:t>
+            </w:r>
+          </w:p>
+        </w:tc>
+        <w:tc>
+          <w:tcPr>
+            <w:tcBorders>
+              <w:top w:color="000000" w:space="0" w:sz="0" w:val="nil"/>
+              <w:left w:color="000000" w:space="0" w:sz="0" w:val="nil"/>
+              <w:bottom w:color="000000" w:space="0" w:sz="6" w:val="single"/>
+              <w:right w:color="000000" w:space="0" w:sz="6" w:val="single"/>
+            </w:tcBorders>
+            <w:tcMar>
+              <w:top w:w="100.0" w:type="dxa"/>
+              <w:left w:w="100.0" w:type="dxa"/>
+              <w:bottom w:w="100.0" w:type="dxa"/>
+              <w:right w:w="100.0" w:type="dxa"/>
+            </w:tcMar>
+            <w:vAlign w:val="top"/>
+          </w:tcPr>
+          <w:p>
+            <w:pPr>
+              <w:widowControl w:val="0"/>
+              <w:ind w:left="20" w:firstLine="0"/>
+              <w:rPr/>
+            </w:pPr>
+            <w:r>
+              <w:rPr>
+                <w:rtl w:val="0"/>
+              </w:rPr>
+              <w:t xml:space="preserve">Successful CI/CD pipeline executions</w:t>
+            </w:r>
+          </w:p>
+        </w:tc>
+        <w:tc>
+          <w:tcPr>
+            <w:tcBorders>
+              <w:top w:color="000000" w:space="0" w:sz="0" w:val="nil"/>
+              <w:left w:color="000000" w:space="0" w:sz="0" w:val="nil"/>
+              <w:bottom w:color="000000" w:space="0" w:sz="6" w:val="single"/>
+              <w:right w:color="000000" w:space="0" w:sz="6" w:val="single"/>
+            </w:tcBorders>
+            <w:tcMar>
+              <w:top w:w="100.0" w:type="dxa"/>
+              <w:left w:w="100.0" w:type="dxa"/>
+              <w:bottom w:w="100.0" w:type="dxa"/>
+              <w:right w:w="100.0" w:type="dxa"/>
+            </w:tcMar>
+            <w:vAlign w:val="top"/>
+          </w:tcPr>
+          <w:p>
+            <w:pPr>
+              <w:widowControl w:val="0"/>
+              <w:ind w:left="20" w:firstLine="0"/>
+              <w:rPr/>
+            </w:pPr>
+            <w:r>
+              <w:rPr>
+                <w:rtl w:val="0"/>
+              </w:rPr>
+              <w:t xml:space="preserve">TBD</w:t>
+            </w:r>
+          </w:p>
+        </w:tc>
+      </w:tr>
+      <w:tr>
+        <w:trPr>
+          <w:cantSplit w:val="0"/>
+          <w:trHeight w:val="690" w:hRule="atLeast"/>
+          <w:tblHeader w:val="0"/>
+        </w:trPr>
+        <w:tc>
+          <w:tcPr>
+            <w:tcBorders>
+              <w:top w:color="000000" w:space="0" w:sz="0" w:val="nil"/>
+              <w:left w:color="000000" w:space="0" w:sz="6" w:val="single"/>
+              <w:bottom w:color="000000" w:space="0" w:sz="6" w:val="single"/>
+              <w:right w:color="000000" w:space="0" w:sz="6" w:val="single"/>
+            </w:tcBorders>
+            <w:tcMar>
+              <w:top w:w="100.0" w:type="dxa"/>
+              <w:left w:w="100.0" w:type="dxa"/>
+              <w:bottom w:w="100.0" w:type="dxa"/>
+              <w:right w:w="100.0" w:type="dxa"/>
+            </w:tcMar>
+            <w:vAlign w:val="top"/>
+          </w:tcPr>
+          <w:p>
+            <w:pPr>
+              <w:widowControl w:val="0"/>
+              <w:ind w:left="20" w:firstLine="0"/>
+              <w:rPr/>
+            </w:pPr>
+            <w:r>
+              <w:rPr>
+                <w:rtl w:val="0"/>
+              </w:rPr>
+              <w:t xml:space="preserve">Team Meeting Frequency</w:t>
+            </w:r>
+          </w:p>
+        </w:tc>
+        <w:tc>
+          <w:tcPr>
+            <w:tcBorders>
+              <w:top w:color="000000" w:space="0" w:sz="0" w:val="nil"/>
+              <w:left w:color="000000" w:space="0" w:sz="0" w:val="nil"/>
+              <w:bottom w:color="000000" w:space="0" w:sz="6" w:val="single"/>
+              <w:right w:color="000000" w:space="0" w:sz="6" w:val="single"/>
+            </w:tcBorders>
+            <w:tcMar>
+              <w:top w:w="100.0" w:type="dxa"/>
+              <w:left w:w="100.0" w:type="dxa"/>
+              <w:bottom w:w="100.0" w:type="dxa"/>
+              <w:right w:w="100.0" w:type="dxa"/>
+            </w:tcMar>
+            <w:vAlign w:val="top"/>
+          </w:tcPr>
+          <w:p>
+            <w:pPr>
+              <w:widowControl w:val="0"/>
+              <w:ind w:left="20" w:firstLine="0"/>
+              <w:rPr/>
+            </w:pPr>
+            <w:r>
+              <w:rPr>
+                <w:rtl w:val="0"/>
+              </w:rPr>
+              <w:t xml:space="preserve">Scrum/project meetings conducted weekly</w:t>
+            </w:r>
+          </w:p>
+        </w:tc>
+        <w:tc>
+          <w:tcPr>
+            <w:tcBorders>
+              <w:top w:color="000000" w:space="0" w:sz="0" w:val="nil"/>
+              <w:left w:color="000000" w:space="0" w:sz="0" w:val="nil"/>
+              <w:bottom w:color="000000" w:space="0" w:sz="6" w:val="single"/>
+              <w:right w:color="000000" w:space="0" w:sz="6" w:val="single"/>
+            </w:tcBorders>
+            <w:tcMar>
+              <w:top w:w="100.0" w:type="dxa"/>
+              <w:left w:w="100.0" w:type="dxa"/>
+              <w:bottom w:w="100.0" w:type="dxa"/>
+              <w:right w:w="100.0" w:type="dxa"/>
+            </w:tcMar>
+            <w:vAlign w:val="top"/>
+          </w:tcPr>
+          <w:p>
+            <w:pPr>
+              <w:widowControl w:val="0"/>
+              <w:ind w:left="20" w:firstLine="0"/>
+              <w:rPr/>
+            </w:pPr>
+            <w:r>
+              <w:rPr>
+                <w:rtl w:val="0"/>
+              </w:rPr>
+              <w:t xml:space="preserve">TBD</w:t>
+            </w:r>
+          </w:p>
+        </w:tc>
+      </w:tr>
+      <w:tr>
+        <w:trPr>
+          <w:cantSplit w:val="0"/>
+          <w:trHeight w:val="690" w:hRule="atLeast"/>
+          <w:tblHeader w:val="0"/>
+        </w:trPr>
+        <w:tc>
+          <w:tcPr>
+            <w:tcBorders>
+              <w:top w:color="000000" w:space="0" w:sz="0" w:val="nil"/>
+              <w:left w:color="000000" w:space="0" w:sz="6" w:val="single"/>
+              <w:bottom w:color="000000" w:space="0" w:sz="6" w:val="single"/>
+              <w:right w:color="000000" w:space="0" w:sz="6" w:val="single"/>
+            </w:tcBorders>
+            <w:tcMar>
+              <w:top w:w="100.0" w:type="dxa"/>
+              <w:left w:w="100.0" w:type="dxa"/>
+              <w:bottom w:w="100.0" w:type="dxa"/>
+              <w:right w:w="100.0" w:type="dxa"/>
+            </w:tcMar>
+            <w:vAlign w:val="top"/>
+          </w:tcPr>
+          <w:p>
+            <w:pPr>
+              <w:widowControl w:val="0"/>
+              <w:ind w:left="20" w:firstLine="0"/>
+              <w:rPr/>
+            </w:pPr>
+            <w:r>
+              <w:rPr>
+                <w:rtl w:val="0"/>
+              </w:rPr>
+              <w:t xml:space="preserve">Average Bug Resolution Time</w:t>
+            </w:r>
+          </w:p>
+        </w:tc>
+        <w:tc>
+          <w:tcPr>
+            <w:tcBorders>
+              <w:top w:color="000000" w:space="0" w:sz="0" w:val="nil"/>
+              <w:left w:color="000000" w:space="0" w:sz="0" w:val="nil"/>
+              <w:bottom w:color="000000" w:space="0" w:sz="6" w:val="single"/>
+              <w:right w:color="000000" w:space="0" w:sz="6" w:val="single"/>
+            </w:tcBorders>
+            <w:tcMar>
+              <w:top w:w="100.0" w:type="dxa"/>
+              <w:left w:w="100.0" w:type="dxa"/>
+              <w:bottom w:w="100.0" w:type="dxa"/>
+              <w:right w:w="100.0" w:type="dxa"/>
+            </w:tcMar>
+            <w:vAlign w:val="top"/>
+          </w:tcPr>
+          <w:p>
+            <w:pPr>
+              <w:widowControl w:val="0"/>
+              <w:ind w:left="20" w:firstLine="0"/>
+              <w:rPr/>
+            </w:pPr>
+            <w:r>
+              <w:rPr>
+                <w:rtl w:val="0"/>
+              </w:rPr>
+              <w:t xml:space="preserve">Average time to fix reported issues</w:t>
+            </w:r>
+          </w:p>
+        </w:tc>
+        <w:tc>
+          <w:tcPr>
+            <w:tcBorders>
+              <w:top w:color="000000" w:space="0" w:sz="0" w:val="nil"/>
+              <w:left w:color="000000" w:space="0" w:sz="0" w:val="nil"/>
+              <w:bottom w:color="000000" w:space="0" w:sz="6" w:val="single"/>
+              <w:right w:color="000000" w:space="0" w:sz="6" w:val="single"/>
+            </w:tcBorders>
+            <w:tcMar>
+              <w:top w:w="100.0" w:type="dxa"/>
+              <w:left w:w="100.0" w:type="dxa"/>
+              <w:bottom w:w="100.0" w:type="dxa"/>
+              <w:right w:w="100.0" w:type="dxa"/>
+            </w:tcMar>
+            <w:vAlign w:val="top"/>
+          </w:tcPr>
+          <w:p>
+            <w:pPr>
+              <w:widowControl w:val="0"/>
+              <w:ind w:left="20" w:firstLine="0"/>
+              <w:rPr/>
+            </w:pPr>
+            <w:r>
+              <w:rPr>
+                <w:rtl w:val="0"/>
+              </w:rPr>
+              <w:t xml:space="preserve">TBD</w:t>
+            </w:r>
+          </w:p>
+        </w:tc>
+      </w:tr>
+      <w:tr>
+        <w:trPr>
+          <w:cantSplit w:val="0"/>
+          <w:trHeight w:val="690" w:hRule="atLeast"/>
+          <w:tblHeader w:val="0"/>
+        </w:trPr>
+        <w:tc>
+          <w:tcPr>
+            <w:tcBorders>
+              <w:top w:color="000000" w:space="0" w:sz="0" w:val="nil"/>
+              <w:left w:color="000000" w:space="0" w:sz="6" w:val="single"/>
+              <w:bottom w:color="000000" w:space="0" w:sz="6" w:val="single"/>
+              <w:right w:color="000000" w:space="0" w:sz="6" w:val="single"/>
+            </w:tcBorders>
+            <w:tcMar>
+              <w:top w:w="100.0" w:type="dxa"/>
+              <w:left w:w="100.0" w:type="dxa"/>
+              <w:bottom w:w="100.0" w:type="dxa"/>
+              <w:right w:w="100.0" w:type="dxa"/>
+            </w:tcMar>
+            <w:vAlign w:val="top"/>
+          </w:tcPr>
+          <w:p>
+            <w:pPr>
+              <w:widowControl w:val="0"/>
+              <w:ind w:left="20" w:firstLine="0"/>
+              <w:rPr/>
+            </w:pPr>
+            <w:r>
+              <w:rPr>
+                <w:rtl w:val="0"/>
+              </w:rPr>
+              <w:t xml:space="preserve">Requirement Completion Rate</w:t>
+            </w:r>
+          </w:p>
+        </w:tc>
+        <w:tc>
+          <w:tcPr>
+            <w:tcBorders>
+              <w:top w:color="000000" w:space="0" w:sz="0" w:val="nil"/>
+              <w:left w:color="000000" w:space="0" w:sz="0" w:val="nil"/>
+              <w:bottom w:color="000000" w:space="0" w:sz="6" w:val="single"/>
+              <w:right w:color="000000" w:space="0" w:sz="6" w:val="single"/>
+            </w:tcBorders>
+            <w:tcMar>
+              <w:top w:w="100.0" w:type="dxa"/>
+              <w:left w:w="100.0" w:type="dxa"/>
+              <w:bottom w:w="100.0" w:type="dxa"/>
+              <w:right w:w="100.0" w:type="dxa"/>
+            </w:tcMar>
+            <w:vAlign w:val="top"/>
+          </w:tcPr>
+          <w:p>
+            <w:pPr>
+              <w:widowControl w:val="0"/>
+              <w:ind w:left="20" w:firstLine="0"/>
+              <w:rPr/>
+            </w:pPr>
+            <w:r>
+              <w:rPr>
+                <w:rtl w:val="0"/>
+              </w:rPr>
+              <w:t xml:space="preserve">Percentage of planned requirements completed</w:t>
+            </w:r>
+          </w:p>
+        </w:tc>
+        <w:tc>
+          <w:tcPr>
+            <w:tcBorders>
+              <w:top w:color="000000" w:space="0" w:sz="0" w:val="nil"/>
+              <w:left w:color="000000" w:space="0" w:sz="0" w:val="nil"/>
+              <w:bottom w:color="000000" w:space="0" w:sz="6" w:val="single"/>
+              <w:right w:color="000000" w:space="0" w:sz="6" w:val="single"/>
+            </w:tcBorders>
+            <w:tcMar>
+              <w:top w:w="100.0" w:type="dxa"/>
+              <w:left w:w="100.0" w:type="dxa"/>
+              <w:bottom w:w="100.0" w:type="dxa"/>
+              <w:right w:w="100.0" w:type="dxa"/>
+            </w:tcMar>
+            <w:vAlign w:val="top"/>
+          </w:tcPr>
+          <w:p>
+            <w:pPr>
+              <w:widowControl w:val="0"/>
+              <w:ind w:left="20" w:firstLine="0"/>
+              <w:rPr/>
+            </w:pPr>
+            <w:r>
+              <w:rPr>
+                <w:rtl w:val="0"/>
+              </w:rPr>
+              <w:t xml:space="preserve">TBD</w:t>
+            </w:r>
+          </w:p>
+        </w:tc>
+      </w:tr>
+      <w:tr>
+        <w:trPr>
+          <w:cantSplit w:val="0"/>
+          <w:trHeight w:val="930" w:hRule="atLeast"/>
+          <w:tblHeader w:val="0"/>
+        </w:trPr>
+        <w:tc>
+          <w:tcPr>
+            <w:tcBorders>
+              <w:top w:color="000000" w:space="0" w:sz="0" w:val="nil"/>
+              <w:left w:color="000000" w:space="0" w:sz="6" w:val="single"/>
+              <w:bottom w:color="000000" w:space="0" w:sz="6" w:val="single"/>
+              <w:right w:color="000000" w:space="0" w:sz="6" w:val="single"/>
+            </w:tcBorders>
+            <w:tcMar>
+              <w:top w:w="100.0" w:type="dxa"/>
+              <w:left w:w="100.0" w:type="dxa"/>
+              <w:bottom w:w="100.0" w:type="dxa"/>
+              <w:right w:w="100.0" w:type="dxa"/>
+            </w:tcMar>
+            <w:vAlign w:val="top"/>
+          </w:tcPr>
+          <w:p>
+            <w:pPr>
+              <w:widowControl w:val="0"/>
+              <w:ind w:left="20" w:firstLine="0"/>
+              <w:rPr/>
+            </w:pPr>
+            <w:r>
+              <w:rPr>
+                <w:rtl w:val="0"/>
+              </w:rPr>
+              <w:t xml:space="preserve">Documentation Update Frequency</w:t>
+            </w:r>
+          </w:p>
+        </w:tc>
+        <w:tc>
+          <w:tcPr>
+            <w:tcBorders>
+              <w:top w:color="000000" w:space="0" w:sz="0" w:val="nil"/>
+              <w:left w:color="000000" w:space="0" w:sz="0" w:val="nil"/>
+              <w:bottom w:color="000000" w:space="0" w:sz="6" w:val="single"/>
+              <w:right w:color="000000" w:space="0" w:sz="6" w:val="single"/>
+            </w:tcBorders>
+            <w:tcMar>
+              <w:top w:w="100.0" w:type="dxa"/>
+              <w:left w:w="100.0" w:type="dxa"/>
+              <w:bottom w:w="100.0" w:type="dxa"/>
+              <w:right w:w="100.0" w:type="dxa"/>
+            </w:tcMar>
+            <w:vAlign w:val="top"/>
+          </w:tcPr>
+          <w:p>
+            <w:pPr>
+              <w:widowControl w:val="0"/>
+              <w:ind w:left="20" w:firstLine="0"/>
+              <w:rPr/>
+            </w:pPr>
+            <w:r>
+              <w:rPr>
+                <w:rtl w:val="0"/>
+              </w:rPr>
+              <w:t xml:space="preserve">Frequency of SPPP/SDD/Test document updates</w:t>
+            </w:r>
+          </w:p>
+        </w:tc>
+        <w:tc>
+          <w:tcPr>
+            <w:tcBorders>
+              <w:top w:color="000000" w:space="0" w:sz="0" w:val="nil"/>
+              <w:left w:color="000000" w:space="0" w:sz="0" w:val="nil"/>
+              <w:bottom w:color="000000" w:space="0" w:sz="6" w:val="single"/>
+              <w:right w:color="000000" w:space="0" w:sz="6" w:val="single"/>
+            </w:tcBorders>
+            <w:tcMar>
+              <w:top w:w="100.0" w:type="dxa"/>
+              <w:left w:w="100.0" w:type="dxa"/>
+              <w:bottom w:w="100.0" w:type="dxa"/>
+              <w:right w:w="100.0" w:type="dxa"/>
+            </w:tcMar>
+            <w:vAlign w:val="top"/>
+          </w:tcPr>
+          <w:p>
+            <w:pPr>
+              <w:widowControl w:val="0"/>
+              <w:ind w:left="20" w:firstLine="0"/>
+              <w:rPr/>
+            </w:pPr>
+            <w:r>
+              <w:rPr>
+                <w:rtl w:val="0"/>
+              </w:rPr>
+              <w:t xml:space="preserve">TBD</w:t>
+            </w:r>
+          </w:p>
+        </w:tc>
+      </w:tr>
+      <w:tr>
+        <w:trPr>
+          <w:cantSplit w:val="0"/>
+          <w:trHeight w:val="930" w:hRule="atLeast"/>
+          <w:tblHeader w:val="0"/>
+        </w:trPr>
+        <w:tc>
+          <w:tcPr>
+            <w:tcBorders>
+              <w:top w:color="000000" w:space="0" w:sz="0" w:val="nil"/>
+              <w:left w:color="000000" w:space="0" w:sz="6" w:val="single"/>
+              <w:bottom w:color="000000" w:space="0" w:sz="6" w:val="single"/>
+              <w:right w:color="000000" w:space="0" w:sz="6" w:val="single"/>
+            </w:tcBorders>
+            <w:tcMar>
+              <w:top w:w="100.0" w:type="dxa"/>
+              <w:left w:w="100.0" w:type="dxa"/>
+              <w:bottom w:w="100.0" w:type="dxa"/>
+              <w:right w:w="100.0" w:type="dxa"/>
+            </w:tcMar>
+            <w:vAlign w:val="top"/>
+          </w:tcPr>
+          <w:p>
+            <w:pPr>
+              <w:widowControl w:val="0"/>
+              <w:ind w:left="20" w:firstLine="0"/>
+              <w:rPr/>
+            </w:pPr>
+            <w:r>
+              <w:rPr>
+                <w:rtl w:val="0"/>
+              </w:rPr>
+              <w:t xml:space="preserve">AI-Assisted Development Usage</w:t>
+            </w:r>
+          </w:p>
+        </w:tc>
+        <w:tc>
+          <w:tcPr>
+            <w:tcBorders>
+              <w:top w:color="000000" w:space="0" w:sz="0" w:val="nil"/>
+              <w:left w:color="000000" w:space="0" w:sz="0" w:val="nil"/>
+              <w:bottom w:color="000000" w:space="0" w:sz="6" w:val="single"/>
+              <w:right w:color="000000" w:space="0" w:sz="6" w:val="single"/>
+            </w:tcBorders>
+            <w:tcMar>
+              <w:top w:w="100.0" w:type="dxa"/>
+              <w:left w:w="100.0" w:type="dxa"/>
+              <w:bottom w:w="100.0" w:type="dxa"/>
+              <w:right w:w="100.0" w:type="dxa"/>
+            </w:tcMar>
+            <w:vAlign w:val="top"/>
+          </w:tcPr>
+          <w:p>
+            <w:pPr>
+              <w:widowControl w:val="0"/>
+              <w:ind w:left="20" w:firstLine="0"/>
+              <w:rPr/>
+            </w:pPr>
+            <w:r>
+              <w:rPr>
+                <w:rtl w:val="0"/>
+              </w:rPr>
+              <w:t xml:space="preserve">Percentage of AI-assisted documentation/coding support</w:t>
+            </w:r>
+          </w:p>
+        </w:tc>
+        <w:tc>
+          <w:tcPr>
+            <w:tcBorders>
+              <w:top w:color="000000" w:space="0" w:sz="0" w:val="nil"/>
+              <w:left w:color="000000" w:space="0" w:sz="0" w:val="nil"/>
+              <w:bottom w:color="000000" w:space="0" w:sz="6" w:val="single"/>
+              <w:right w:color="000000" w:space="0" w:sz="6" w:val="single"/>
+            </w:tcBorders>
+            <w:tcMar>
+              <w:top w:w="100.0" w:type="dxa"/>
+              <w:left w:w="100.0" w:type="dxa"/>
+              <w:bottom w:w="100.0" w:type="dxa"/>
+              <w:right w:w="100.0" w:type="dxa"/>
+            </w:tcMar>
+            <w:vAlign w:val="top"/>
+          </w:tcPr>
+          <w:p>
+            <w:pPr>
+              <w:widowControl w:val="0"/>
+              <w:ind w:left="20" w:firstLine="0"/>
+              <w:rPr/>
+            </w:pPr>
+            <w:r>
+              <w:rPr>
+                <w:rtl w:val="0"/>
+              </w:rPr>
+              <w:t xml:space="preserve">TBD</w:t>
+            </w:r>
+          </w:p>
+        </w:tc>
+      </w:tr>
+    </w:tbl>
+    <w:p>
+      <w:pPr>
+        <w:keepNext w:val="0"/>
+        <w:keepLines w:val="0"/>
+        <w:pageBreakBefore w:val="0"/>
+        <w:widowControl w:val="0"/>
+        <w:pBdr>
+          <w:top w:space="0" w:sz="0" w:val="nil"/>
+          <w:left w:space="0" w:sz="0" w:val="nil"/>
+          <w:bottom w:space="0" w:sz="0" w:val="nil"/>
+          <w:right w:space="0" w:sz="0" w:val="nil"/>
+          <w:between w:space="0" w:sz="0" w:val="nil"/>
+        </w:pBdr>
+        <w:shd w:fill="auto" w:val="clear"/>
+        <w:ind w:left="0" w:firstLine="0"/>
+        <w:rPr/>
+      </w:pPr>
+      <w:r>
+        <w:rPr>
+          <w:rtl w:val="0"/>
+        </w:rPr>
+      </w:r>
+    </w:p>
+    <w:p>
+      <w:pPr>
+        <w:keepNext w:val="0"/>
+        <w:keepLines w:val="0"/>
+        <w:pageBreakBefore w:val="0"/>
+        <w:widowControl w:val="0"/>
         <w:pBdr>
           <w:top w:space="0" w:sz="0" w:val="nil"/>
           <w:left w:space="0" w:sz="0" w:val="nil"/>
@@ -9402,11 +11360,15 @@
           <w:numId w:val="1"/>
         </w:numPr>
         <w:ind w:left="720" w:hanging="360"/>
-      </w:pPr>
-      <w:bookmarkStart w:colFirst="0" w:colLast="0" w:name="_161vmjht87fy" w:id="8"/>
-      <w:bookmarkEnd w:id="8"/>
-      <w:r>
-        <w:rPr>
+        <w:rPr>
+          <w:rFonts w:ascii="Arial" w:cs="Arial" w:eastAsia="Arial" w:hAnsi="Arial"/>
+        </w:rPr>
+      </w:pPr>
+      <w:bookmarkStart w:colFirst="0" w:colLast="0" w:name="_161vmjht87fy" w:id="10"/>
+      <w:bookmarkEnd w:id="10"/>
+      <w:r>
+        <w:rPr>
+          <w:rFonts w:ascii="Arial" w:cs="Arial" w:eastAsia="Arial" w:hAnsi="Arial"/>
           <w:rtl w:val="0"/>
         </w:rPr>
         <w:t xml:space="preserve">AI usage Log</w:t>
@@ -9427,7 +11389,7 @@
     </w:p>
     <w:tbl>
       <w:tblPr>
-        <w:tblStyle w:val="Table7"/>
+        <w:tblStyle w:val="Table9"/>
         <w:tblW w:w="8745.0" w:type="dxa"/>
         <w:jc w:val="left"/>
         <w:tblInd w:w="720.0" w:type="dxa"/>
@@ -10016,14 +11978,14 @@
         <w:shd w:fill="auto" w:val="clear"/>
         <w:ind w:left="720" w:hanging="360"/>
         <w:rPr>
-          <w:u w:val="none"/>
-        </w:rPr>
-      </w:pPr>
-      <w:bookmarkStart w:colFirst="0" w:colLast="0" w:name="_15tmymhipvdv" w:id="9"/>
-      <w:bookmarkEnd w:id="9"/>
-      <w:r>
-        <w:rPr>
-          <w:rFonts w:ascii="Trebuchet MS" w:cs="Trebuchet MS" w:eastAsia="Trebuchet MS" w:hAnsi="Trebuchet MS"/>
+          <w:rFonts w:ascii="Arial" w:cs="Arial" w:eastAsia="Arial" w:hAnsi="Arial"/>
+        </w:rPr>
+      </w:pPr>
+      <w:bookmarkStart w:colFirst="0" w:colLast="0" w:name="_15tmymhipvdv" w:id="11"/>
+      <w:bookmarkEnd w:id="11"/>
+      <w:r>
+        <w:rPr>
+          <w:rFonts w:ascii="Arial" w:cs="Arial" w:eastAsia="Arial" w:hAnsi="Arial"/>
           <w:sz w:val="32"/>
           <w:szCs w:val="32"/>
           <w:rtl w:val="0"/>
@@ -10064,14 +12026,14 @@
         <w:shd w:fill="auto" w:val="clear"/>
         <w:ind w:left="720" w:hanging="360"/>
         <w:rPr>
-          <w:u w:val="none"/>
-        </w:rPr>
-      </w:pPr>
-      <w:bookmarkStart w:colFirst="0" w:colLast="0" w:name="_8n34lvocupub" w:id="10"/>
-      <w:bookmarkEnd w:id="10"/>
-      <w:r>
-        <w:rPr>
-          <w:rFonts w:ascii="Trebuchet MS" w:cs="Trebuchet MS" w:eastAsia="Trebuchet MS" w:hAnsi="Trebuchet MS"/>
+          <w:rFonts w:ascii="Arial" w:cs="Arial" w:eastAsia="Arial" w:hAnsi="Arial"/>
+        </w:rPr>
+      </w:pPr>
+      <w:bookmarkStart w:colFirst="0" w:colLast="0" w:name="_8n34lvocupub" w:id="12"/>
+      <w:bookmarkEnd w:id="12"/>
+      <w:r>
+        <w:rPr>
+          <w:rFonts w:ascii="Arial" w:cs="Arial" w:eastAsia="Arial" w:hAnsi="Arial"/>
           <w:sz w:val="32"/>
           <w:szCs w:val="32"/>
           <w:rtl w:val="0"/>
@@ -10120,61 +12082,6 @@
 <file path=word/comments.xml><?xml version="1.0" encoding="utf-8"?>
 <w:comments xmlns:mc="http://schemas.openxmlformats.org/markup-compatibility/2006" xmlns:o="urn:schemas-microsoft-com:office:office" xmlns:r="http://schemas.openxmlformats.org/officeDocument/2006/relationships" xmlns:m="http://schemas.openxmlformats.org/officeDocument/2006/math" xmlns:v="urn:schemas-microsoft-com:vml" xmlns:wp="http://schemas.openxmlformats.org/drawingml/2006/wordprocessingDrawing" xmlns:w10="urn:schemas-microsoft-com:office:word" xmlns:w="http://schemas.openxmlformats.org/wordprocessingml/2006/main" xmlns:wne="http://schemas.microsoft.com/office/word/2006/wordml" xmlns:sl="http://schemas.openxmlformats.org/schemaLibrary/2006/main" xmlns:a="http://schemas.openxmlformats.org/drawingml/2006/main" xmlns:pic="http://schemas.openxmlformats.org/drawingml/2006/picture" xmlns:c="http://schemas.openxmlformats.org/drawingml/2006/chart" xmlns:lc="http://schemas.openxmlformats.org/drawingml/2006/lockedCanvas" xmlns:dgm="http://schemas.openxmlformats.org/drawingml/2006/diagram" xmlns:wps="http://schemas.microsoft.com/office/word/2010/wordprocessingShape" xmlns:wpg="http://schemas.microsoft.com/office/word/2010/wordprocessingGroup" xmlns:w14="http://schemas.microsoft.com/office/word/2010/wordml" xmlns:w15="http://schemas.microsoft.com/office/word/2012/wordml" xmlns:w16="http://schemas.microsoft.com/office/word/2018/wordml" xmlns:w16cex="http://schemas.microsoft.com/office/word/2018/wordml/cex" xmlns:w16cid="http://schemas.microsoft.com/office/word/2016/wordml/cid" xmlns="http://schemas.microsoft.com/office/tasks/2019/documenttasks" xmlns:cr="http://schemas.microsoft.com/office/comments/2020/reactions">
   <w:comment w:author="Jannatul Tuba" w:id="0" w:date="2026-05-24T19:02:13Z">
-    <w:p>
-      <w:pPr>
-        <w:keepNext w:val="0"/>
-        <w:keepLines w:val="0"/>
-        <w:pageBreakBefore w:val="0"/>
-        <w:widowControl w:val="0"/>
-        <w:pBdr>
-          <w:top w:space="0" w:sz="0" w:val="nil"/>
-          <w:left w:space="0" w:sz="0" w:val="nil"/>
-          <w:bottom w:space="0" w:sz="0" w:val="nil"/>
-          <w:right w:space="0" w:sz="0" w:val="nil"/>
-          <w:between w:space="0" w:sz="0" w:val="nil"/>
-        </w:pBdr>
-        <w:shd w:fill="auto" w:val="clear"/>
-        <w:spacing w:after="0" w:before="0" w:line="240" w:lineRule="auto"/>
-        <w:ind w:left="0" w:right="0" w:firstLine="0"/>
-        <w:jc w:val="left"/>
-        <w:rPr>
-          <w:rFonts w:ascii="Arial" w:cs="Arial" w:eastAsia="Arial" w:hAnsi="Arial"/>
-          <w:b w:val="0"/>
-          <w:bCs w:val="0"/>
-          <w:i w:val="0"/>
-          <w:iCs w:val="0"/>
-          <w:smallCaps w:val="0"/>
-          <w:strike w:val="0"/>
-          <w:color w:val="000000"/>
-          <w:sz w:val="22"/>
-          <w:szCs w:val="22"/>
-          <w:u w:val="none"/>
-          <w:shd w:fill="auto" w:val="clear"/>
-          <w:vertAlign w:val="baseline"/>
-        </w:rPr>
-      </w:pPr>
-      <w:r>
-        <w:rPr>
-          <w:rFonts w:ascii="Arial" w:cs="Arial" w:eastAsia="Arial" w:hAnsi="Arial"/>
-          <w:b w:val="0"/>
-          <w:bCs w:val="0"/>
-          <w:i w:val="0"/>
-          <w:iCs w:val="0"/>
-          <w:smallCaps w:val="0"/>
-          <w:strike w:val="0"/>
-          <w:color w:val="000000"/>
-          <w:sz w:val="22"/>
-          <w:szCs w:val="22"/>
-          <w:u w:val="none"/>
-          <w:shd w:fill="auto" w:val="clear"/>
-          <w:vertAlign w:val="baseline"/>
-          <w:rtl w:val="0"/>
-        </w:rPr>
-        <w:t xml:space="preserve">I am working on this Section</w:t>
-      </w:r>
-    </w:p>
-  </w:comment>
-  <w:comment w:author="Jannatul Tuba" w:id="1" w:date="2026-05-24T19:02:20Z">
     <w:p>
       <w:pPr>
         <w:keepNext w:val="0"/>
@@ -11263,6 +13170,7 @@
     <w:tblPr>
       <w:tblStyleRowBandSize w:val="1"/>
       <w:tblStyleColBandSize w:val="1"/>
+      <w:tblCellMar/>
     </w:tblPr>
   </w:style>
   <w:style w:type="table" w:styleId="Table5">
@@ -11280,6 +13188,22 @@
     </w:tblPr>
   </w:style>
   <w:style w:type="table" w:styleId="Table7">
+    <w:basedOn w:val="TableNormal"/>
+    <w:tblPr>
+      <w:tblStyleRowBandSize w:val="1"/>
+      <w:tblStyleColBandSize w:val="1"/>
+      <w:tblCellMar/>
+    </w:tblPr>
+  </w:style>
+  <w:style w:type="table" w:styleId="Table8">
+    <w:basedOn w:val="TableNormal"/>
+    <w:tblPr>
+      <w:tblStyleRowBandSize w:val="1"/>
+      <w:tblStyleColBandSize w:val="1"/>
+      <w:tblCellMar/>
+    </w:tblPr>
+  </w:style>
+  <w:style w:type="table" w:styleId="Table9">
     <w:basedOn w:val="TableNormal"/>
     <w:tblPr>
       <w:tblStyleRowBandSize w:val="1"/>
